--- a/HelpResourcesSources/TechnicalNotes/Technical Notes on FLEx Dictionary Printing and Export.docx
+++ b/HelpResourcesSources/TechnicalNotes/Technical Notes on FLEx Dictionary Printing and Export.docx
@@ -6,7 +6,7 @@
       <w:pPr>
         <w:pStyle w:val="Title"/>
       </w:pPr>
-      <w:bookmarkStart w:id="0" w:name="_Toc155710267"/>
+      <w:bookmarkStart w:id="0" w:name="_Toc221690327"/>
       <w:r>
         <w:t xml:space="preserve">Technical Notes </w:t>
       </w:r>
@@ -49,7 +49,19 @@
         <w:rPr>
           <w:szCs w:val="36"/>
         </w:rPr>
-        <w:t>January 9, 2024</w:t>
+        <w:t>February 1</w:t>
+      </w:r>
+      <w:r>
+        <w:rPr>
+          <w:szCs w:val="36"/>
+        </w:rPr>
+        <w:t>1</w:t>
+      </w:r>
+      <w:r>
+        <w:rPr>
+          <w:szCs w:val="36"/>
+        </w:rPr>
+        <w:t>, 2026</w:t>
       </w:r>
     </w:p>
     <w:p>
@@ -86,13 +98,22 @@
           <w:lang w:eastAsia="en-US"/>
         </w:rPr>
       </w:pPr>
-      <w:hyperlink w:anchor="_Toc155710267" w:history="1">
+      <w:hyperlink w:anchor="_Toc221690327" w:history="1">
         <w:r>
           <w:rPr>
             <w:rStyle w:val="Hyperlink"/>
             <w:noProof/>
           </w:rPr>
-          <w:t>Technical Notes on FLEx Dictionary Printing and Export</w:t>
+          <w:t>Technical Notes o</w:t>
+        </w:r>
+        <w:bookmarkStart w:id="1" w:name="_GoBack"/>
+        <w:bookmarkEnd w:id="1"/>
+        <w:r>
+          <w:rPr>
+            <w:rStyle w:val="Hyperlink"/>
+            <w:noProof/>
+          </w:rPr>
+          <w:t>n FLEx Dictionary Printing and Export</w:t>
         </w:r>
         <w:r>
           <w:rPr>
@@ -113,7 +134,7 @@
             <w:noProof/>
             <w:webHidden/>
           </w:rPr>
-          <w:instrText xml:space="preserve"> PAGEREF _Toc155710267 \h </w:instrText>
+          <w:instrText xml:space="preserve"> PAGEREF _Toc221690327 \h </w:instrText>
         </w:r>
         <w:r>
           <w:rPr>
@@ -159,7 +180,7 @@
           <w:lang w:eastAsia="en-US"/>
         </w:rPr>
       </w:pPr>
-      <w:hyperlink w:anchor="_Toc155710268" w:history="1">
+      <w:hyperlink w:anchor="_Toc221690328" w:history="1">
         <w:r>
           <w:rPr>
             <w:rStyle w:val="Hyperlink"/>
@@ -203,7 +224,7 @@
             <w:noProof/>
             <w:webHidden/>
           </w:rPr>
-          <w:instrText xml:space="preserve"> PAGEREF _Toc155710268 \h </w:instrText>
+          <w:instrText xml:space="preserve"> PAGEREF _Toc221690328 \h </w:instrText>
         </w:r>
         <w:r>
           <w:rPr>
@@ -249,7 +270,7 @@
           <w:lang w:eastAsia="en-US"/>
         </w:rPr>
       </w:pPr>
-      <w:hyperlink w:anchor="_Toc155710269" w:history="1">
+      <w:hyperlink w:anchor="_Toc221690329" w:history="1">
         <w:r>
           <w:rPr>
             <w:rStyle w:val="Hyperlink"/>
@@ -272,6 +293,96 @@
             <w:rStyle w:val="Hyperlink"/>
             <w:noProof/>
           </w:rPr>
+          <w:t>Print via Microsoft Word or Libre Office</w:t>
+        </w:r>
+        <w:r>
+          <w:rPr>
+            <w:noProof/>
+            <w:webHidden/>
+          </w:rPr>
+          <w:tab/>
+        </w:r>
+        <w:r>
+          <w:rPr>
+            <w:noProof/>
+            <w:webHidden/>
+          </w:rPr>
+          <w:fldChar w:fldCharType="begin"/>
+        </w:r>
+        <w:r>
+          <w:rPr>
+            <w:noProof/>
+            <w:webHidden/>
+          </w:rPr>
+          <w:instrText xml:space="preserve"> PAGEREF _Toc221690329 \h </w:instrText>
+        </w:r>
+        <w:r>
+          <w:rPr>
+            <w:noProof/>
+            <w:webHidden/>
+          </w:rPr>
+        </w:r>
+        <w:r>
+          <w:rPr>
+            <w:noProof/>
+            <w:webHidden/>
+          </w:rPr>
+          <w:fldChar w:fldCharType="separate"/>
+        </w:r>
+        <w:r>
+          <w:rPr>
+            <w:noProof/>
+            <w:webHidden/>
+          </w:rPr>
+          <w:t>2</w:t>
+        </w:r>
+        <w:r>
+          <w:rPr>
+            <w:noProof/>
+            <w:webHidden/>
+          </w:rPr>
+          <w:fldChar w:fldCharType="end"/>
+        </w:r>
+      </w:hyperlink>
+    </w:p>
+    <w:p>
+      <w:pPr>
+        <w:pStyle w:val="TOC1"/>
+        <w:tabs>
+          <w:tab w:val="left" w:pos="480"/>
+          <w:tab w:val="right" w:leader="dot" w:pos="9350"/>
+        </w:tabs>
+        <w:rPr>
+          <w:rFonts w:asciiTheme="minorHAnsi" w:eastAsiaTheme="minorEastAsia" w:hAnsiTheme="minorHAnsi" w:cstheme="minorBidi"/>
+          <w:noProof/>
+          <w:sz w:val="22"/>
+          <w:szCs w:val="22"/>
+          <w:lang w:eastAsia="en-US"/>
+        </w:rPr>
+      </w:pPr>
+      <w:hyperlink w:anchor="_Toc221690330" w:history="1">
+        <w:r>
+          <w:rPr>
+            <w:rStyle w:val="Hyperlink"/>
+            <w:noProof/>
+          </w:rPr>
+          <w:t>3</w:t>
+        </w:r>
+        <w:r>
+          <w:rPr>
+            <w:rFonts w:asciiTheme="minorHAnsi" w:eastAsiaTheme="minorEastAsia" w:hAnsiTheme="minorHAnsi" w:cstheme="minorBidi"/>
+            <w:noProof/>
+            <w:sz w:val="22"/>
+            <w:szCs w:val="22"/>
+            <w:lang w:eastAsia="en-US"/>
+          </w:rPr>
+          <w:tab/>
+        </w:r>
+        <w:r>
+          <w:rPr>
+            <w:rStyle w:val="Hyperlink"/>
+            <w:noProof/>
+          </w:rPr>
           <w:t>Print formatted dictionary</w:t>
         </w:r>
         <w:r>
@@ -293,7 +404,7 @@
             <w:noProof/>
             <w:webHidden/>
           </w:rPr>
-          <w:instrText xml:space="preserve"> PAGEREF _Toc155710269 \h </w:instrText>
+          <w:instrText xml:space="preserve"> PAGEREF _Toc221690330 \h </w:instrText>
         </w:r>
         <w:r>
           <w:rPr>
@@ -338,14 +449,14 @@
           <w:szCs w:val="22"/>
         </w:rPr>
       </w:pPr>
-      <w:hyperlink w:anchor="_Toc155710270" w:history="1">
+      <w:hyperlink w:anchor="_Toc221690331" w:history="1">
         <w:r>
           <w:rPr>
             <w:rStyle w:val="Hyperlink"/>
             <w:rFonts w:eastAsia="SimSun"/>
             <w:noProof/>
           </w:rPr>
-          <w:t>2.1</w:t>
+          <w:t>3.1</w:t>
         </w:r>
         <w:r>
           <w:rPr>
@@ -383,7 +494,7 @@
             <w:noProof/>
             <w:webHidden/>
           </w:rPr>
-          <w:instrText xml:space="preserve"> PAGEREF _Toc155710270 \h </w:instrText>
+          <w:instrText xml:space="preserve"> PAGEREF _Toc221690331 \h </w:instrText>
         </w:r>
         <w:r>
           <w:rPr>
@@ -403,7 +514,7 @@
             <w:noProof/>
             <w:webHidden/>
           </w:rPr>
-          <w:t>2</w:t>
+          <w:t>3</w:t>
         </w:r>
         <w:r>
           <w:rPr>
@@ -428,14 +539,14 @@
           <w:szCs w:val="22"/>
         </w:rPr>
       </w:pPr>
-      <w:hyperlink w:anchor="_Toc155710271" w:history="1">
+      <w:hyperlink w:anchor="_Toc221690332" w:history="1">
         <w:r>
           <w:rPr>
             <w:rStyle w:val="Hyperlink"/>
             <w:rFonts w:eastAsia="SimSun"/>
             <w:noProof/>
           </w:rPr>
-          <w:t>2.2</w:t>
+          <w:t>3.2</w:t>
         </w:r>
         <w:r>
           <w:rPr>
@@ -473,7 +584,7 @@
             <w:noProof/>
             <w:webHidden/>
           </w:rPr>
-          <w:instrText xml:space="preserve"> PAGEREF _Toc155710271 \h </w:instrText>
+          <w:instrText xml:space="preserve"> PAGEREF _Toc221690332 \h </w:instrText>
         </w:r>
         <w:r>
           <w:rPr>
@@ -519,13 +630,13 @@
           <w:lang w:eastAsia="en-US"/>
         </w:rPr>
       </w:pPr>
-      <w:hyperlink w:anchor="_Toc155710272" w:history="1">
+      <w:hyperlink w:anchor="_Toc221690333" w:history="1">
         <w:r>
           <w:rPr>
             <w:rStyle w:val="Hyperlink"/>
             <w:noProof/>
           </w:rPr>
-          <w:t>2.2.1</w:t>
+          <w:t>3.2.1</w:t>
         </w:r>
         <w:r>
           <w:rPr>
@@ -563,7 +674,7 @@
             <w:noProof/>
             <w:webHidden/>
           </w:rPr>
-          <w:instrText xml:space="preserve"> PAGEREF _Toc155710272 \h </w:instrText>
+          <w:instrText xml:space="preserve"> PAGEREF _Toc221690333 \h </w:instrText>
         </w:r>
         <w:r>
           <w:rPr>
@@ -609,13 +720,13 @@
           <w:lang w:eastAsia="en-US"/>
         </w:rPr>
       </w:pPr>
-      <w:hyperlink w:anchor="_Toc155710273" w:history="1">
+      <w:hyperlink w:anchor="_Toc221690334" w:history="1">
         <w:r>
           <w:rPr>
             <w:rStyle w:val="Hyperlink"/>
             <w:noProof/>
           </w:rPr>
-          <w:t>2.2.2</w:t>
+          <w:t>3.2.2</w:t>
         </w:r>
         <w:r>
           <w:rPr>
@@ -653,7 +764,7 @@
             <w:noProof/>
             <w:webHidden/>
           </w:rPr>
-          <w:instrText xml:space="preserve"> PAGEREF _Toc155710273 \h </w:instrText>
+          <w:instrText xml:space="preserve"> PAGEREF _Toc221690334 \h </w:instrText>
         </w:r>
         <w:r>
           <w:rPr>
@@ -673,7 +784,7 @@
             <w:noProof/>
             <w:webHidden/>
           </w:rPr>
-          <w:t>6</w:t>
+          <w:t>7</w:t>
         </w:r>
         <w:r>
           <w:rPr>
@@ -699,13 +810,13 @@
           <w:lang w:eastAsia="en-US"/>
         </w:rPr>
       </w:pPr>
-      <w:hyperlink w:anchor="_Toc155710274" w:history="1">
+      <w:hyperlink w:anchor="_Toc221690335" w:history="1">
         <w:r>
           <w:rPr>
             <w:rStyle w:val="Hyperlink"/>
             <w:noProof/>
           </w:rPr>
-          <w:t>2.2.3</w:t>
+          <w:t>3.2.3</w:t>
         </w:r>
         <w:r>
           <w:rPr>
@@ -743,7 +854,7 @@
             <w:noProof/>
             <w:webHidden/>
           </w:rPr>
-          <w:instrText xml:space="preserve"> PAGEREF _Toc155710274 \h </w:instrText>
+          <w:instrText xml:space="preserve"> PAGEREF _Toc221690335 \h </w:instrText>
         </w:r>
         <w:r>
           <w:rPr>
@@ -788,14 +899,14 @@
           <w:szCs w:val="22"/>
         </w:rPr>
       </w:pPr>
-      <w:hyperlink w:anchor="_Toc155710275" w:history="1">
+      <w:hyperlink w:anchor="_Toc221690336" w:history="1">
         <w:r>
           <w:rPr>
             <w:rStyle w:val="Hyperlink"/>
             <w:rFonts w:eastAsia="SimSun"/>
             <w:noProof/>
           </w:rPr>
-          <w:t>2.2.3.1</w:t>
+          <w:t>3.2.3.1</w:t>
         </w:r>
         <w:r>
           <w:rPr>
@@ -833,7 +944,7 @@
             <w:noProof/>
             <w:webHidden/>
           </w:rPr>
-          <w:instrText xml:space="preserve"> PAGEREF _Toc155710275 \h </w:instrText>
+          <w:instrText xml:space="preserve"> PAGEREF _Toc221690336 \h </w:instrText>
         </w:r>
         <w:r>
           <w:rPr>
@@ -878,14 +989,14 @@
           <w:szCs w:val="22"/>
         </w:rPr>
       </w:pPr>
-      <w:hyperlink w:anchor="_Toc155710276" w:history="1">
+      <w:hyperlink w:anchor="_Toc221690337" w:history="1">
         <w:r>
           <w:rPr>
             <w:rStyle w:val="Hyperlink"/>
             <w:rFonts w:eastAsia="SimSun"/>
             <w:noProof/>
           </w:rPr>
-          <w:t>2.2.3.2</w:t>
+          <w:t>3.2.3.2</w:t>
         </w:r>
         <w:r>
           <w:rPr>
@@ -923,7 +1034,7 @@
             <w:noProof/>
             <w:webHidden/>
           </w:rPr>
-          <w:instrText xml:space="preserve"> PAGEREF _Toc155710276 \h </w:instrText>
+          <w:instrText xml:space="preserve"> PAGEREF _Toc221690337 \h </w:instrText>
         </w:r>
         <w:r>
           <w:rPr>
@@ -969,13 +1080,13 @@
           <w:lang w:eastAsia="en-US"/>
         </w:rPr>
       </w:pPr>
-      <w:hyperlink w:anchor="_Toc155710277" w:history="1">
+      <w:hyperlink w:anchor="_Toc221690338" w:history="1">
         <w:r>
           <w:rPr>
             <w:rStyle w:val="Hyperlink"/>
             <w:noProof/>
           </w:rPr>
-          <w:t>2.2.4</w:t>
+          <w:t>3.2.4</w:t>
         </w:r>
         <w:r>
           <w:rPr>
@@ -1013,7 +1124,7 @@
             <w:noProof/>
             <w:webHidden/>
           </w:rPr>
-          <w:instrText xml:space="preserve"> PAGEREF _Toc155710277 \h </w:instrText>
+          <w:instrText xml:space="preserve"> PAGEREF _Toc221690338 \h </w:instrText>
         </w:r>
         <w:r>
           <w:rPr>
@@ -1059,13 +1170,13 @@
           <w:lang w:eastAsia="en-US"/>
         </w:rPr>
       </w:pPr>
-      <w:hyperlink w:anchor="_Toc155710278" w:history="1">
+      <w:hyperlink w:anchor="_Toc221690339" w:history="1">
         <w:r>
           <w:rPr>
             <w:rStyle w:val="Hyperlink"/>
             <w:noProof/>
           </w:rPr>
-          <w:t>2.2.5</w:t>
+          <w:t>3.2.5</w:t>
         </w:r>
         <w:r>
           <w:rPr>
@@ -1103,7 +1214,7 @@
             <w:noProof/>
             <w:webHidden/>
           </w:rPr>
-          <w:instrText xml:space="preserve"> PAGEREF _Toc155710278 \h </w:instrText>
+          <w:instrText xml:space="preserve"> PAGEREF _Toc221690339 \h </w:instrText>
         </w:r>
         <w:r>
           <w:rPr>
@@ -1123,7 +1234,7 @@
             <w:noProof/>
             <w:webHidden/>
           </w:rPr>
-          <w:t>8</w:t>
+          <w:t>9</w:t>
         </w:r>
         <w:r>
           <w:rPr>
@@ -1148,14 +1259,14 @@
           <w:szCs w:val="22"/>
         </w:rPr>
       </w:pPr>
-      <w:hyperlink w:anchor="_Toc155710279" w:history="1">
+      <w:hyperlink w:anchor="_Toc221690340" w:history="1">
         <w:r>
           <w:rPr>
             <w:rStyle w:val="Hyperlink"/>
             <w:rFonts w:eastAsia="SimSun"/>
             <w:noProof/>
           </w:rPr>
-          <w:t>2.3</w:t>
+          <w:t>3.3</w:t>
         </w:r>
         <w:r>
           <w:rPr>
@@ -1193,7 +1304,7 @@
             <w:noProof/>
             <w:webHidden/>
           </w:rPr>
-          <w:instrText xml:space="preserve"> PAGEREF _Toc155710279 \h </w:instrText>
+          <w:instrText xml:space="preserve"> PAGEREF _Toc221690340 \h </w:instrText>
         </w:r>
         <w:r>
           <w:rPr>
@@ -1238,14 +1349,14 @@
           <w:szCs w:val="22"/>
         </w:rPr>
       </w:pPr>
-      <w:hyperlink w:anchor="_Toc155710280" w:history="1">
+      <w:hyperlink w:anchor="_Toc221690341" w:history="1">
         <w:r>
           <w:rPr>
             <w:rStyle w:val="Hyperlink"/>
             <w:rFonts w:eastAsia="SimSun"/>
             <w:noProof/>
           </w:rPr>
-          <w:t>2.4</w:t>
+          <w:t>3.4</w:t>
         </w:r>
         <w:r>
           <w:rPr>
@@ -1283,7 +1394,7 @@
             <w:noProof/>
             <w:webHidden/>
           </w:rPr>
-          <w:instrText xml:space="preserve"> PAGEREF _Toc155710280 \h </w:instrText>
+          <w:instrText xml:space="preserve"> PAGEREF _Toc221690341 \h </w:instrText>
         </w:r>
         <w:r>
           <w:rPr>
@@ -1303,7 +1414,7 @@
             <w:noProof/>
             <w:webHidden/>
           </w:rPr>
-          <w:t>9</w:t>
+          <w:t>10</w:t>
         </w:r>
         <w:r>
           <w:rPr>
@@ -1328,14 +1439,14 @@
           <w:szCs w:val="22"/>
         </w:rPr>
       </w:pPr>
-      <w:hyperlink w:anchor="_Toc155710281" w:history="1">
+      <w:hyperlink w:anchor="_Toc221690342" w:history="1">
         <w:r>
           <w:rPr>
             <w:rStyle w:val="Hyperlink"/>
             <w:rFonts w:eastAsia="SimSun"/>
             <w:noProof/>
           </w:rPr>
-          <w:t>2.5</w:t>
+          <w:t>3.5</w:t>
         </w:r>
         <w:r>
           <w:rPr>
@@ -1373,7 +1484,7 @@
             <w:noProof/>
             <w:webHidden/>
           </w:rPr>
-          <w:instrText xml:space="preserve"> PAGEREF _Toc155710281 \h </w:instrText>
+          <w:instrText xml:space="preserve"> PAGEREF _Toc221690342 \h </w:instrText>
         </w:r>
         <w:r>
           <w:rPr>
@@ -1419,13 +1530,13 @@
           <w:lang w:eastAsia="en-US"/>
         </w:rPr>
       </w:pPr>
-      <w:hyperlink w:anchor="_Toc155710282" w:history="1">
+      <w:hyperlink w:anchor="_Toc221690343" w:history="1">
         <w:r>
           <w:rPr>
             <w:rStyle w:val="Hyperlink"/>
             <w:noProof/>
           </w:rPr>
-          <w:t>3</w:t>
+          <w:t>4</w:t>
         </w:r>
         <w:r>
           <w:rPr>
@@ -1463,7 +1574,7 @@
             <w:noProof/>
             <w:webHidden/>
           </w:rPr>
-          <w:instrText xml:space="preserve"> PAGEREF _Toc155710282 \h </w:instrText>
+          <w:instrText xml:space="preserve"> PAGEREF _Toc221690343 \h </w:instrText>
         </w:r>
         <w:r>
           <w:rPr>
@@ -1483,7 +1594,7 @@
             <w:noProof/>
             <w:webHidden/>
           </w:rPr>
-          <w:t>10</w:t>
+          <w:t>11</w:t>
         </w:r>
         <w:r>
           <w:rPr>
@@ -1508,14 +1619,14 @@
           <w:szCs w:val="22"/>
         </w:rPr>
       </w:pPr>
-      <w:hyperlink w:anchor="_Toc155710283" w:history="1">
+      <w:hyperlink w:anchor="_Toc221690344" w:history="1">
         <w:r>
           <w:rPr>
             <w:rStyle w:val="Hyperlink"/>
             <w:rFonts w:eastAsia="SimSun"/>
             <w:noProof/>
           </w:rPr>
-          <w:t>3.1</w:t>
+          <w:t>4.1</w:t>
         </w:r>
         <w:r>
           <w:rPr>
@@ -1553,7 +1664,7 @@
             <w:noProof/>
             <w:webHidden/>
           </w:rPr>
-          <w:instrText xml:space="preserve"> PAGEREF _Toc155710283 \h </w:instrText>
+          <w:instrText xml:space="preserve"> PAGEREF _Toc221690344 \h </w:instrText>
         </w:r>
         <w:r>
           <w:rPr>
@@ -1598,14 +1709,14 @@
           <w:szCs w:val="22"/>
         </w:rPr>
       </w:pPr>
-      <w:hyperlink w:anchor="_Toc155710284" w:history="1">
+      <w:hyperlink w:anchor="_Toc221690345" w:history="1">
         <w:r>
           <w:rPr>
             <w:rStyle w:val="Hyperlink"/>
             <w:rFonts w:eastAsia="SimSun"/>
             <w:noProof/>
           </w:rPr>
-          <w:t>3.2</w:t>
+          <w:t>4.2</w:t>
         </w:r>
         <w:r>
           <w:rPr>
@@ -1643,7 +1754,7 @@
             <w:noProof/>
             <w:webHidden/>
           </w:rPr>
-          <w:instrText xml:space="preserve"> PAGEREF _Toc155710284 \h </w:instrText>
+          <w:instrText xml:space="preserve"> PAGEREF _Toc221690345 \h </w:instrText>
         </w:r>
         <w:r>
           <w:rPr>
@@ -1689,13 +1800,13 @@
           <w:lang w:eastAsia="en-US"/>
         </w:rPr>
       </w:pPr>
-      <w:hyperlink w:anchor="_Toc155710285" w:history="1">
+      <w:hyperlink w:anchor="_Toc221690346" w:history="1">
         <w:r>
           <w:rPr>
             <w:rStyle w:val="Hyperlink"/>
             <w:noProof/>
           </w:rPr>
-          <w:t>4</w:t>
+          <w:t>5</w:t>
         </w:r>
         <w:r>
           <w:rPr>
@@ -1733,7 +1844,7 @@
             <w:noProof/>
             <w:webHidden/>
           </w:rPr>
-          <w:instrText xml:space="preserve"> PAGEREF _Toc155710285 \h </w:instrText>
+          <w:instrText xml:space="preserve"> PAGEREF _Toc221690346 \h </w:instrText>
         </w:r>
         <w:r>
           <w:rPr>
@@ -1778,14 +1889,14 @@
           <w:szCs w:val="22"/>
         </w:rPr>
       </w:pPr>
-      <w:hyperlink w:anchor="_Toc155710286" w:history="1">
+      <w:hyperlink w:anchor="_Toc221690347" w:history="1">
         <w:r>
           <w:rPr>
             <w:rStyle w:val="Hyperlink"/>
             <w:rFonts w:eastAsia="SimSun"/>
             <w:noProof/>
           </w:rPr>
-          <w:t>4.1</w:t>
+          <w:t>5.1</w:t>
         </w:r>
         <w:r>
           <w:rPr>
@@ -1823,7 +1934,7 @@
             <w:noProof/>
             <w:webHidden/>
           </w:rPr>
-          <w:instrText xml:space="preserve"> PAGEREF _Toc155710286 \h </w:instrText>
+          <w:instrText xml:space="preserve"> PAGEREF _Toc221690347 \h </w:instrText>
         </w:r>
         <w:r>
           <w:rPr>
@@ -1868,14 +1979,14 @@
           <w:szCs w:val="22"/>
         </w:rPr>
       </w:pPr>
-      <w:hyperlink w:anchor="_Toc155710287" w:history="1">
+      <w:hyperlink w:anchor="_Toc221690348" w:history="1">
         <w:r>
           <w:rPr>
             <w:rStyle w:val="Hyperlink"/>
             <w:rFonts w:eastAsia="SimSun"/>
             <w:noProof/>
           </w:rPr>
-          <w:t>4.2</w:t>
+          <w:t>5.2</w:t>
         </w:r>
         <w:r>
           <w:rPr>
@@ -1913,7 +2024,7 @@
             <w:noProof/>
             <w:webHidden/>
           </w:rPr>
-          <w:instrText xml:space="preserve"> PAGEREF _Toc155710287 \h </w:instrText>
+          <w:instrText xml:space="preserve"> PAGEREF _Toc221690348 \h </w:instrText>
         </w:r>
         <w:r>
           <w:rPr>
@@ -1933,7 +2044,7 @@
             <w:noProof/>
             <w:webHidden/>
           </w:rPr>
-          <w:t>12</w:t>
+          <w:t>13</w:t>
         </w:r>
         <w:r>
           <w:rPr>
@@ -1959,13 +2070,13 @@
           <w:lang w:eastAsia="en-US"/>
         </w:rPr>
       </w:pPr>
-      <w:hyperlink w:anchor="_Toc155710288" w:history="1">
+      <w:hyperlink w:anchor="_Toc221690349" w:history="1">
         <w:r>
           <w:rPr>
             <w:rStyle w:val="Hyperlink"/>
             <w:noProof/>
           </w:rPr>
-          <w:t>4.2.1</w:t>
+          <w:t>5.2.1</w:t>
         </w:r>
         <w:r>
           <w:rPr>
@@ -2003,7 +2114,7 @@
             <w:noProof/>
             <w:webHidden/>
           </w:rPr>
-          <w:instrText xml:space="preserve"> PAGEREF _Toc155710288 \h </w:instrText>
+          <w:instrText xml:space="preserve"> PAGEREF _Toc221690349 \h </w:instrText>
         </w:r>
         <w:r>
           <w:rPr>
@@ -2023,7 +2134,7 @@
             <w:noProof/>
             <w:webHidden/>
           </w:rPr>
-          <w:t>12</w:t>
+          <w:t>13</w:t>
         </w:r>
         <w:r>
           <w:rPr>
@@ -2049,13 +2160,13 @@
           <w:lang w:eastAsia="en-US"/>
         </w:rPr>
       </w:pPr>
-      <w:hyperlink w:anchor="_Toc155710289" w:history="1">
+      <w:hyperlink w:anchor="_Toc221690350" w:history="1">
         <w:r>
           <w:rPr>
             <w:rStyle w:val="Hyperlink"/>
             <w:noProof/>
           </w:rPr>
-          <w:t>4.2.2</w:t>
+          <w:t>5.2.2</w:t>
         </w:r>
         <w:r>
           <w:rPr>
@@ -2093,7 +2204,7 @@
             <w:noProof/>
             <w:webHidden/>
           </w:rPr>
-          <w:instrText xml:space="preserve"> PAGEREF _Toc155710289 \h </w:instrText>
+          <w:instrText xml:space="preserve"> PAGEREF _Toc221690350 \h </w:instrText>
         </w:r>
         <w:r>
           <w:rPr>
@@ -2139,13 +2250,13 @@
           <w:lang w:eastAsia="en-US"/>
         </w:rPr>
       </w:pPr>
-      <w:hyperlink w:anchor="_Toc155710290" w:history="1">
+      <w:hyperlink w:anchor="_Toc221690351" w:history="1">
         <w:r>
           <w:rPr>
             <w:rStyle w:val="Hyperlink"/>
             <w:noProof/>
           </w:rPr>
-          <w:t>4.2.3</w:t>
+          <w:t>5.2.3</w:t>
         </w:r>
         <w:r>
           <w:rPr>
@@ -2183,7 +2294,7 @@
             <w:noProof/>
             <w:webHidden/>
           </w:rPr>
-          <w:instrText xml:space="preserve"> PAGEREF _Toc155710290 \h </w:instrText>
+          <w:instrText xml:space="preserve"> PAGEREF _Toc221690351 \h </w:instrText>
         </w:r>
         <w:r>
           <w:rPr>
@@ -2228,14 +2339,14 @@
           <w:szCs w:val="22"/>
         </w:rPr>
       </w:pPr>
-      <w:hyperlink w:anchor="_Toc155710291" w:history="1">
+      <w:hyperlink w:anchor="_Toc221690352" w:history="1">
         <w:r>
           <w:rPr>
             <w:rStyle w:val="Hyperlink"/>
             <w:rFonts w:eastAsia="SimSun"/>
             <w:noProof/>
           </w:rPr>
-          <w:t>4.3</w:t>
+          <w:t>5.3</w:t>
         </w:r>
         <w:r>
           <w:rPr>
@@ -2273,7 +2384,7 @@
             <w:noProof/>
             <w:webHidden/>
           </w:rPr>
-          <w:instrText xml:space="preserve"> PAGEREF _Toc155710291 \h </w:instrText>
+          <w:instrText xml:space="preserve"> PAGEREF _Toc221690352 \h </w:instrText>
         </w:r>
         <w:r>
           <w:rPr>
@@ -2293,7 +2404,7 @@
             <w:noProof/>
             <w:webHidden/>
           </w:rPr>
-          <w:t>13</w:t>
+          <w:t>14</w:t>
         </w:r>
         <w:r>
           <w:rPr>
@@ -2319,13 +2430,13 @@
           <w:lang w:eastAsia="en-US"/>
         </w:rPr>
       </w:pPr>
-      <w:hyperlink w:anchor="_Toc155710292" w:history="1">
+      <w:hyperlink w:anchor="_Toc221690353" w:history="1">
         <w:r>
           <w:rPr>
             <w:rStyle w:val="Hyperlink"/>
             <w:noProof/>
           </w:rPr>
-          <w:t>5</w:t>
+          <w:t>6</w:t>
         </w:r>
         <w:r>
           <w:rPr>
@@ -2363,7 +2474,7 @@
             <w:noProof/>
             <w:webHidden/>
           </w:rPr>
-          <w:instrText xml:space="preserve"> PAGEREF _Toc155710292 \h </w:instrText>
+          <w:instrText xml:space="preserve"> PAGEREF _Toc221690353 \h </w:instrText>
         </w:r>
         <w:r>
           <w:rPr>
@@ -2409,13 +2520,13 @@
           <w:lang w:eastAsia="en-US"/>
         </w:rPr>
       </w:pPr>
-      <w:hyperlink w:anchor="_Toc155710293" w:history="1">
+      <w:hyperlink w:anchor="_Toc221690354" w:history="1">
         <w:r>
           <w:rPr>
             <w:rStyle w:val="Hyperlink"/>
             <w:noProof/>
           </w:rPr>
-          <w:t>6</w:t>
+          <w:t>7</w:t>
         </w:r>
         <w:r>
           <w:rPr>
@@ -2453,7 +2564,7 @@
             <w:noProof/>
             <w:webHidden/>
           </w:rPr>
-          <w:instrText xml:space="preserve"> PAGEREF _Toc155710293 \h </w:instrText>
+          <w:instrText xml:space="preserve"> PAGEREF _Toc221690354 \h </w:instrText>
         </w:r>
         <w:r>
           <w:rPr>
@@ -2498,14 +2609,14 @@
           <w:szCs w:val="22"/>
         </w:rPr>
       </w:pPr>
-      <w:hyperlink w:anchor="_Toc155710294" w:history="1">
+      <w:hyperlink w:anchor="_Toc221690355" w:history="1">
         <w:r>
           <w:rPr>
             <w:rStyle w:val="Hyperlink"/>
             <w:rFonts w:eastAsia="SimSun"/>
             <w:noProof/>
           </w:rPr>
-          <w:t>6.1</w:t>
+          <w:t>7.1</w:t>
         </w:r>
         <w:r>
           <w:rPr>
@@ -2543,7 +2654,7 @@
             <w:noProof/>
             <w:webHidden/>
           </w:rPr>
-          <w:instrText xml:space="preserve"> PAGEREF _Toc155710294 \h </w:instrText>
+          <w:instrText xml:space="preserve"> PAGEREF _Toc221690355 \h </w:instrText>
         </w:r>
         <w:r>
           <w:rPr>
@@ -2588,14 +2699,14 @@
           <w:szCs w:val="22"/>
         </w:rPr>
       </w:pPr>
-      <w:hyperlink w:anchor="_Toc155710295" w:history="1">
+      <w:hyperlink w:anchor="_Toc221690356" w:history="1">
         <w:r>
           <w:rPr>
             <w:rStyle w:val="Hyperlink"/>
             <w:rFonts w:eastAsia="SimSun"/>
             <w:noProof/>
           </w:rPr>
-          <w:t>6.2</w:t>
+          <w:t>7.2</w:t>
         </w:r>
         <w:r>
           <w:rPr>
@@ -2633,7 +2744,7 @@
             <w:noProof/>
             <w:webHidden/>
           </w:rPr>
-          <w:instrText xml:space="preserve"> PAGEREF _Toc155710295 \h </w:instrText>
+          <w:instrText xml:space="preserve"> PAGEREF _Toc221690356 \h </w:instrText>
         </w:r>
         <w:r>
           <w:rPr>
@@ -2653,7 +2764,7 @@
             <w:noProof/>
             <w:webHidden/>
           </w:rPr>
-          <w:t>14</w:t>
+          <w:t>15</w:t>
         </w:r>
         <w:r>
           <w:rPr>
@@ -2678,14 +2789,14 @@
           <w:szCs w:val="22"/>
         </w:rPr>
       </w:pPr>
-      <w:hyperlink w:anchor="_Toc155710296" w:history="1">
+      <w:hyperlink w:anchor="_Toc221690357" w:history="1">
         <w:r>
           <w:rPr>
             <w:rStyle w:val="Hyperlink"/>
             <w:rFonts w:eastAsia="SimSun"/>
             <w:noProof/>
           </w:rPr>
-          <w:t>6.3</w:t>
+          <w:t>7.3</w:t>
         </w:r>
         <w:r>
           <w:rPr>
@@ -2723,7 +2834,7 @@
             <w:noProof/>
             <w:webHidden/>
           </w:rPr>
-          <w:instrText xml:space="preserve"> PAGEREF _Toc155710296 \h </w:instrText>
+          <w:instrText xml:space="preserve"> PAGEREF _Toc221690357 \h </w:instrText>
         </w:r>
         <w:r>
           <w:rPr>
@@ -2768,14 +2879,14 @@
           <w:szCs w:val="22"/>
         </w:rPr>
       </w:pPr>
-      <w:hyperlink w:anchor="_Toc155710297" w:history="1">
+      <w:hyperlink w:anchor="_Toc221690358" w:history="1">
         <w:r>
           <w:rPr>
             <w:rStyle w:val="Hyperlink"/>
             <w:rFonts w:eastAsia="SimSun"/>
             <w:noProof/>
           </w:rPr>
-          <w:t>6.4</w:t>
+          <w:t>7.4</w:t>
         </w:r>
         <w:r>
           <w:rPr>
@@ -2813,7 +2924,7 @@
             <w:noProof/>
             <w:webHidden/>
           </w:rPr>
-          <w:instrText xml:space="preserve"> PAGEREF _Toc155710297 \h </w:instrText>
+          <w:instrText xml:space="preserve"> PAGEREF _Toc221690358 \h </w:instrText>
         </w:r>
         <w:r>
           <w:rPr>
@@ -2858,14 +2969,14 @@
           <w:szCs w:val="22"/>
         </w:rPr>
       </w:pPr>
-      <w:hyperlink w:anchor="_Toc155710298" w:history="1">
+      <w:hyperlink w:anchor="_Toc221690359" w:history="1">
         <w:r>
           <w:rPr>
             <w:rStyle w:val="Hyperlink"/>
             <w:rFonts w:eastAsia="SimSun"/>
             <w:noProof/>
           </w:rPr>
-          <w:t>6.5</w:t>
+          <w:t>7.5</w:t>
         </w:r>
         <w:r>
           <w:rPr>
@@ -2903,7 +3014,7 @@
             <w:noProof/>
             <w:webHidden/>
           </w:rPr>
-          <w:instrText xml:space="preserve"> PAGEREF _Toc155710298 \h </w:instrText>
+          <w:instrText xml:space="preserve"> PAGEREF _Toc221690359 \h </w:instrText>
         </w:r>
         <w:r>
           <w:rPr>
@@ -2949,13 +3060,13 @@
           <w:lang w:eastAsia="en-US"/>
         </w:rPr>
       </w:pPr>
-      <w:hyperlink w:anchor="_Toc155710299" w:history="1">
+      <w:hyperlink w:anchor="_Toc221690360" w:history="1">
         <w:r>
           <w:rPr>
             <w:rStyle w:val="Hyperlink"/>
             <w:noProof/>
           </w:rPr>
-          <w:t>7</w:t>
+          <w:t>8</w:t>
         </w:r>
         <w:r>
           <w:rPr>
@@ -2993,7 +3104,7 @@
             <w:noProof/>
             <w:webHidden/>
           </w:rPr>
-          <w:instrText xml:space="preserve"> PAGEREF _Toc155710299 \h </w:instrText>
+          <w:instrText xml:space="preserve"> PAGEREF _Toc221690360 \h </w:instrText>
         </w:r>
         <w:r>
           <w:rPr>
@@ -3038,14 +3149,14 @@
           <w:szCs w:val="22"/>
         </w:rPr>
       </w:pPr>
-      <w:hyperlink w:anchor="_Toc155710300" w:history="1">
+      <w:hyperlink w:anchor="_Toc221690361" w:history="1">
         <w:r>
           <w:rPr>
             <w:rStyle w:val="Hyperlink"/>
             <w:rFonts w:eastAsia="SimSun"/>
             <w:noProof/>
           </w:rPr>
-          <w:t>7.1</w:t>
+          <w:t>8.1</w:t>
         </w:r>
         <w:r>
           <w:rPr>
@@ -3083,7 +3194,7 @@
             <w:noProof/>
             <w:webHidden/>
           </w:rPr>
-          <w:instrText xml:space="preserve"> PAGEREF _Toc155710300 \h </w:instrText>
+          <w:instrText xml:space="preserve"> PAGEREF _Toc221690361 \h </w:instrText>
         </w:r>
         <w:r>
           <w:rPr>
@@ -3103,7 +3214,7 @@
             <w:noProof/>
             <w:webHidden/>
           </w:rPr>
-          <w:t>16</w:t>
+          <w:t>17</w:t>
         </w:r>
         <w:r>
           <w:rPr>
@@ -3128,14 +3239,14 @@
           <w:szCs w:val="22"/>
         </w:rPr>
       </w:pPr>
-      <w:hyperlink w:anchor="_Toc155710301" w:history="1">
+      <w:hyperlink w:anchor="_Toc221690362" w:history="1">
         <w:r>
           <w:rPr>
             <w:rStyle w:val="Hyperlink"/>
             <w:rFonts w:eastAsia="SimSun"/>
             <w:noProof/>
           </w:rPr>
-          <w:t>7.2</w:t>
+          <w:t>8.2</w:t>
         </w:r>
         <w:r>
           <w:rPr>
@@ -3173,7 +3284,7 @@
             <w:noProof/>
             <w:webHidden/>
           </w:rPr>
-          <w:instrText xml:space="preserve"> PAGEREF _Toc155710301 \h </w:instrText>
+          <w:instrText xml:space="preserve"> PAGEREF _Toc221690362 \h </w:instrText>
         </w:r>
         <w:r>
           <w:rPr>
@@ -3193,7 +3304,7 @@
             <w:noProof/>
             <w:webHidden/>
           </w:rPr>
-          <w:t>17</w:t>
+          <w:t>18</w:t>
         </w:r>
         <w:r>
           <w:rPr>
@@ -3218,14 +3329,14 @@
           <w:szCs w:val="22"/>
         </w:rPr>
       </w:pPr>
-      <w:hyperlink w:anchor="_Toc155710302" w:history="1">
+      <w:hyperlink w:anchor="_Toc221690363" w:history="1">
         <w:r>
           <w:rPr>
             <w:rStyle w:val="Hyperlink"/>
             <w:rFonts w:eastAsia="SimSun"/>
             <w:noProof/>
           </w:rPr>
-          <w:t>7.3</w:t>
+          <w:t>8.3</w:t>
         </w:r>
         <w:r>
           <w:rPr>
@@ -3263,7 +3374,7 @@
             <w:noProof/>
             <w:webHidden/>
           </w:rPr>
-          <w:instrText xml:space="preserve"> PAGEREF _Toc155710302 \h </w:instrText>
+          <w:instrText xml:space="preserve"> PAGEREF _Toc221690363 \h </w:instrText>
         </w:r>
         <w:r>
           <w:rPr>
@@ -3283,7 +3394,7 @@
             <w:noProof/>
             <w:webHidden/>
           </w:rPr>
-          <w:t>18</w:t>
+          <w:t>19</w:t>
         </w:r>
         <w:r>
           <w:rPr>
@@ -3308,14 +3419,14 @@
           <w:szCs w:val="22"/>
         </w:rPr>
       </w:pPr>
-      <w:hyperlink w:anchor="_Toc155710303" w:history="1">
+      <w:hyperlink w:anchor="_Toc221690364" w:history="1">
         <w:r>
           <w:rPr>
             <w:rStyle w:val="Hyperlink"/>
             <w:rFonts w:eastAsia="SimSun"/>
             <w:noProof/>
           </w:rPr>
-          <w:t>7.4</w:t>
+          <w:t>8.4</w:t>
         </w:r>
         <w:r>
           <w:rPr>
@@ -3353,7 +3464,7 @@
             <w:noProof/>
             <w:webHidden/>
           </w:rPr>
-          <w:instrText xml:space="preserve"> PAGEREF _Toc155710303 \h </w:instrText>
+          <w:instrText xml:space="preserve"> PAGEREF _Toc221690364 \h </w:instrText>
         </w:r>
         <w:r>
           <w:rPr>
@@ -3399,13 +3510,13 @@
           <w:lang w:eastAsia="en-US"/>
         </w:rPr>
       </w:pPr>
-      <w:hyperlink w:anchor="_Toc155710304" w:history="1">
+      <w:hyperlink w:anchor="_Toc221690365" w:history="1">
         <w:r>
           <w:rPr>
             <w:rStyle w:val="Hyperlink"/>
             <w:noProof/>
           </w:rPr>
-          <w:t>8</w:t>
+          <w:t>9</w:t>
         </w:r>
         <w:r>
           <w:rPr>
@@ -3443,7 +3554,7 @@
             <w:noProof/>
             <w:webHidden/>
           </w:rPr>
-          <w:instrText xml:space="preserve"> PAGEREF _Toc155710304 \h </w:instrText>
+          <w:instrText xml:space="preserve"> PAGEREF _Toc221690365 \h </w:instrText>
         </w:r>
         <w:r>
           <w:rPr>
@@ -3463,7 +3574,7 @@
             <w:noProof/>
             <w:webHidden/>
           </w:rPr>
-          <w:t>20</w:t>
+          <w:t>21</w:t>
         </w:r>
         <w:r>
           <w:rPr>
@@ -3482,14 +3593,14 @@
         <w:lastRenderedPageBreak/>
         <w:fldChar w:fldCharType="end"/>
       </w:r>
-      <w:bookmarkStart w:id="1" w:name="_Toc155710268"/>
+      <w:bookmarkStart w:id="2" w:name="_Toc221690328"/>
       <w:r>
         <w:t>I</w:t>
       </w:r>
       <w:r>
         <w:t>ntroduction</w:t>
       </w:r>
-      <w:bookmarkEnd w:id="1"/>
+      <w:bookmarkEnd w:id="2"/>
     </w:p>
     <w:p>
       <w:pPr>
@@ -3538,11 +3649,49 @@
       <w:pPr>
         <w:pStyle w:val="Heading1"/>
       </w:pPr>
-      <w:bookmarkStart w:id="2" w:name="_Toc155710269"/>
+      <w:bookmarkStart w:id="3" w:name="_Toc221690329"/>
+      <w:r>
+        <w:t xml:space="preserve">Print </w:t>
+      </w:r>
+      <w:r>
+        <w:t>via Microsoft Word or Libre Office</w:t>
+      </w:r>
+      <w:bookmarkEnd w:id="3"/>
+    </w:p>
+    <w:p>
+      <w:pPr>
+        <w:pStyle w:val="BodyText"/>
+      </w:pPr>
+      <w:r>
+        <w:t>As of FieldWorks 9.3, the best option for printing a dictionary is using the new option to export a dictionary and reversal indexes directly to Word. The Word file can be used in Microsoft Word</w:t>
+      </w:r>
+      <w:r>
+        <w:t xml:space="preserve"> or Libre Office</w:t>
+      </w:r>
+      <w:r>
+        <w:t xml:space="preserve">, and allows final layout customizations prior to printing or creating a PDF. It can also be used to import a dictionary into InDesign. Documentation for this process is in </w:t>
+      </w:r>
+      <w:hyperlink r:id="rId8" w:history="1">
+        <w:r>
+          <w:rPr>
+            <w:rStyle w:val="Hyperlink"/>
+          </w:rPr>
+          <w:t>https://downloads.languagetechnology.org/fieldworks/Documentation/Publishing%20FLEx%20Dictionaries%20Using%20Microsoft%20Word.pdf</w:t>
+        </w:r>
+      </w:hyperlink>
+      <w:r>
+        <w:t>.</w:t>
+      </w:r>
+    </w:p>
+    <w:p>
+      <w:pPr>
+        <w:pStyle w:val="Heading1"/>
+      </w:pPr>
+      <w:bookmarkStart w:id="4" w:name="_Toc221690330"/>
       <w:r>
         <w:t>Print formatted dictionary</w:t>
       </w:r>
-      <w:bookmarkEnd w:id="2"/>
+      <w:bookmarkEnd w:id="4"/>
     </w:p>
     <w:p>
       <w:pPr>
@@ -3640,7 +3789,19 @@
         <w:pStyle w:val="BodyText"/>
       </w:pPr>
       <w:r>
-        <w:t>FLEx provides multiple dictionary views, or configurations that can be accessed and modified by right-clicking a dictionary view and choosing Configure Dictionary View</w:t>
+        <w:t xml:space="preserve">FLEx provides multiple dictionary </w:t>
+      </w:r>
+      <w:r>
+        <w:t>layout</w:t>
+      </w:r>
+      <w:r>
+        <w:t xml:space="preserve">s, or configurations that can be accessed and modified by right-clicking a dictionary </w:t>
+      </w:r>
+      <w:r>
+        <w:t>layout</w:t>
+      </w:r>
+      <w:r>
+        <w:t xml:space="preserve"> and choosing Configure Dictionary View</w:t>
       </w:r>
       <w:r>
         <w:t>, or via Tools…Configure…Dictionary</w:t>
@@ -3661,15 +3822,7 @@
         <w:t>clicking an entry gives a</w:t>
       </w:r>
       <w:r>
-        <w:t xml:space="preserve">n Inspect entry option that shows the </w:t>
-      </w:r>
-      <w:proofErr w:type="spellStart"/>
-      <w:r>
-        <w:t>guid</w:t>
-      </w:r>
-      <w:proofErr w:type="spellEnd"/>
-      <w:r>
-        <w:t xml:space="preserve"> of the entry and the </w:t>
+        <w:t xml:space="preserve">n Inspect entry option that shows the guid of the entry and the </w:t>
       </w:r>
       <w:proofErr w:type="spellStart"/>
       <w:r>
@@ -3691,270 +3844,30 @@
         <w:t>Once sorting a</w:t>
       </w:r>
       <w:r>
-        <w:t>nd filters are set appropriately, go to the Dictionary view and select the desired Publication using the combo selector on the left side of the title bar, and the desired View using the combo selector on the right side of the title bar. Then you can use one of the print or export options to complete your job.</w:t>
+        <w:t xml:space="preserve">nd filters are set appropriately, go to the Dictionary </w:t>
+      </w:r>
+      <w:r>
+        <w:t>layout</w:t>
+      </w:r>
+      <w:r>
+        <w:t xml:space="preserve"> and select the desired Publication using the combo selector on the left side of the title bar, and the desired </w:t>
+      </w:r>
+      <w:r>
+        <w:t>Layout</w:t>
+      </w:r>
+      <w:r>
+        <w:t xml:space="preserve"> using the combo selector on the right side of the title bar. Then you can use one of the print or export options to complete your job.</w:t>
       </w:r>
     </w:p>
     <w:p>
       <w:pPr>
         <w:pStyle w:val="Heading2"/>
       </w:pPr>
-      <w:bookmarkStart w:id="3" w:name="_Ref132897860"/>
-      <w:bookmarkStart w:id="4" w:name="_Toc155710270"/>
-      <w:r>
+      <w:bookmarkStart w:id="5" w:name="_Ref132897860"/>
+      <w:bookmarkStart w:id="6" w:name="_Toc221690331"/>
+      <w:r>
+        <w:lastRenderedPageBreak/>
         <w:t>File…Print…</w:t>
-      </w:r>
-      <w:bookmarkEnd w:id="3"/>
-      <w:bookmarkEnd w:id="4"/>
-    </w:p>
-    <w:p>
-      <w:pPr>
-        <w:pStyle w:val="BodyText"/>
-      </w:pPr>
-      <w:r>
-        <w:t xml:space="preserve">The quickest way to get a printed copy of a dictionary is to go to the Dictionary </w:t>
-      </w:r>
-      <w:r>
-        <w:t>view</w:t>
-      </w:r>
-      <w:r>
-        <w:t xml:space="preserve"> and then use File…Print. This will print the </w:t>
-      </w:r>
-      <w:r>
-        <w:t xml:space="preserve">sorted, filtered, and </w:t>
-      </w:r>
-      <w:r>
-        <w:t xml:space="preserve">configured view to a printer or to PDF. This prints single-column with fixed page headers and footers. </w:t>
-      </w:r>
-      <w:r>
-        <w:t>In FW9.1.4</w:t>
-      </w:r>
-      <w:r>
-        <w:t xml:space="preserve"> a feature was added that allowed printing all tabs instead of just the current tab. I</w:t>
-      </w:r>
-      <w:r>
-        <w:t xml:space="preserve">f there is more than one tab in the document view, File…Print will bring up a “Generate all entries before printing” dialog. </w:t>
-      </w:r>
-      <w:r>
-        <w:t xml:space="preserve">If you </w:t>
-      </w:r>
-      <w:r>
-        <w:t>click</w:t>
-      </w:r>
-      <w:r>
-        <w:t xml:space="preserve"> No, it will print the single tab. </w:t>
-      </w:r>
-      <w:r>
-        <w:t xml:space="preserve">If you </w:t>
-      </w:r>
-      <w:r>
-        <w:t>click</w:t>
-      </w:r>
-      <w:r>
-        <w:t xml:space="preserve"> Yes, it will generate the entire dictionary in one view</w:t>
-      </w:r>
-      <w:r>
-        <w:t xml:space="preserve"> for printing.</w:t>
-      </w:r>
-    </w:p>
-    <w:p>
-      <w:pPr>
-        <w:pStyle w:val="BodyText"/>
-      </w:pPr>
-      <w:r>
-        <w:lastRenderedPageBreak/>
-        <w:t>In FW9.1.14</w:t>
-      </w:r>
-      <w:r>
-        <w:t>, a new feature was added to the print process to print really large dictionaries that were running out of memory. If your dictionary is not over 10,000 entries, it will print directly to the printer</w:t>
-      </w:r>
-      <w:r>
-        <w:t xml:space="preserve"> using the normal print dialog</w:t>
-      </w:r>
-      <w:r>
-        <w:t xml:space="preserve">. If it is over 10,000 entries, the printing will go into a PDF file using an approach to avoid running out of memory. When done, the PDF file </w:t>
-      </w:r>
-      <w:r>
-        <w:t>will</w:t>
-      </w:r>
-      <w:r>
-        <w:t xml:space="preserve"> be opened </w:t>
-      </w:r>
-      <w:r>
-        <w:t>in your PDF viewer, or your selected reader, which could be Microsoft Edge. The PDF file can then be printed from there.</w:t>
-      </w:r>
-      <w:r>
-        <w:t xml:space="preserve"> </w:t>
-      </w:r>
-      <w:r>
-        <w:t>The PDF file is written to %temp%\</w:t>
-      </w:r>
-      <w:proofErr w:type="spellStart"/>
-      <w:r>
-        <w:t>FieldWorks_Print.YYYY</w:t>
-      </w:r>
-      <w:proofErr w:type="spellEnd"/>
-      <w:r>
-        <w:t xml:space="preserve">-MM-DD, PPPP.pdf with the date and total number of pages in the file name. </w:t>
-      </w:r>
-      <w:r>
-        <w:t xml:space="preserve">The point where it switches to a PDF file can be controlled by an environment variable (FIELDWORKS_PRINT_LIMIT) </w:t>
-      </w:r>
-      <w:r>
-        <w:t>with a value</w:t>
-      </w:r>
-      <w:r>
-        <w:t xml:space="preserve"> </w:t>
-      </w:r>
-      <w:r>
-        <w:t>of</w:t>
-      </w:r>
-      <w:r>
-        <w:t xml:space="preserve"> the number of entries where it will switch to PDF mode.</w:t>
-      </w:r>
-      <w:r>
-        <w:t xml:space="preserve"> </w:t>
-      </w:r>
-      <w:r>
-        <w:t>Dictionary reversals use this same print feature.</w:t>
-      </w:r>
-    </w:p>
-    <w:p>
-      <w:pPr>
-        <w:pStyle w:val="BodyText"/>
-      </w:pPr>
-      <w:r>
-        <w:t xml:space="preserve">The </w:t>
-      </w:r>
-      <w:r>
-        <w:t xml:space="preserve">header contains the </w:t>
-      </w:r>
-      <w:r>
-        <w:t>dictionary name at the left</w:t>
-      </w:r>
-      <w:r>
-        <w:t>,</w:t>
-      </w:r>
-      <w:r>
-        <w:t xml:space="preserve"> </w:t>
-      </w:r>
-      <w:r>
-        <w:t xml:space="preserve">and the </w:t>
-      </w:r>
-      <w:r>
-        <w:t>full path of the file being printed in the temp directory</w:t>
-      </w:r>
-      <w:r>
-        <w:t xml:space="preserve"> on the right</w:t>
-      </w:r>
-      <w:r>
-        <w:t>. The footer has P of TP (e.g., 1 of 10</w:t>
-      </w:r>
-      <w:r>
-        <w:t>0</w:t>
-      </w:r>
-      <w:r>
-        <w:t xml:space="preserve">) on the left and </w:t>
-      </w:r>
-      <w:r>
-        <w:t>a timestamp</w:t>
-      </w:r>
-      <w:r>
-        <w:t xml:space="preserve"> on the right.</w:t>
-      </w:r>
-      <w:r>
-        <w:t xml:space="preserve"> Printing breaks a page without any </w:t>
-      </w:r>
-      <w:r>
-        <w:t>orphan/</w:t>
-      </w:r>
-      <w:r>
-        <w:t>widow control. The Print dialog will normally allow you to print a selected range of pages</w:t>
-      </w:r>
-      <w:r>
-        <w:t>, although it doesn’t reduce the processing time very much.</w:t>
-      </w:r>
-    </w:p>
-    <w:p>
-      <w:pPr>
-        <w:pStyle w:val="Advantage-Disadvantage"/>
-      </w:pPr>
-      <w:r>
-        <w:t>Advantages:</w:t>
-      </w:r>
-    </w:p>
-    <w:p>
-      <w:pPr>
-        <w:pStyle w:val="ListBullet"/>
-      </w:pPr>
-      <w:r>
-        <w:t>Simple to use.</w:t>
-      </w:r>
-    </w:p>
-    <w:p>
-      <w:pPr>
-        <w:pStyle w:val="ListBullet"/>
-      </w:pPr>
-      <w:r>
-        <w:t>Good for proofreading and marking up corrections</w:t>
-      </w:r>
-      <w:r>
-        <w:t>.</w:t>
-      </w:r>
-    </w:p>
-    <w:p>
-      <w:pPr>
-        <w:pStyle w:val="ListBullet"/>
-      </w:pPr>
-      <w:r>
-        <w:t>FW9.1.</w:t>
-      </w:r>
-      <w:r>
-        <w:t>4</w:t>
-      </w:r>
-      <w:r>
-        <w:t xml:space="preserve"> and later will print the full dictionary in one pass.</w:t>
-      </w:r>
-    </w:p>
-    <w:p>
-      <w:pPr>
-        <w:pStyle w:val="ListBullet"/>
-      </w:pPr>
-      <w:r>
-        <w:t>FW9.1.14 and later will print very large dictionaries to a PDF.</w:t>
-      </w:r>
-    </w:p>
-    <w:p>
-      <w:pPr>
-        <w:pStyle w:val="Advantage-Disadvantage"/>
-      </w:pPr>
-      <w:r>
-        <w:t>Disadvantages:</w:t>
-      </w:r>
-    </w:p>
-    <w:p>
-      <w:pPr>
-        <w:pStyle w:val="ListBullet"/>
-      </w:pPr>
-      <w:r>
-        <w:t>Cannot control headers/footers</w:t>
-      </w:r>
-    </w:p>
-    <w:p>
-      <w:pPr>
-        <w:pStyle w:val="ListBullet"/>
-      </w:pPr>
-      <w:r>
-        <w:t>Cannot use double columns</w:t>
-      </w:r>
-    </w:p>
-    <w:p>
-      <w:pPr>
-        <w:pStyle w:val="Heading2"/>
-      </w:pPr>
-      <w:bookmarkStart w:id="5" w:name="_Ref64615266"/>
-      <w:bookmarkStart w:id="6" w:name="_Toc155710271"/>
-      <w:r>
-        <w:t>Pathway (various outputs)</w:t>
       </w:r>
       <w:bookmarkEnd w:id="5"/>
       <w:bookmarkEnd w:id="6"/>
@@ -3964,44 +3877,438 @@
         <w:pStyle w:val="BodyText"/>
       </w:pPr>
       <w:r>
+        <w:t xml:space="preserve">The quickest way to get a printed copy of a dictionary is to go to the Dictionary </w:t>
+      </w:r>
+      <w:r>
+        <w:t>view</w:t>
+      </w:r>
+      <w:r>
+        <w:t xml:space="preserve"> and then use File…Print. This will print the </w:t>
+      </w:r>
+      <w:r>
+        <w:t xml:space="preserve">sorted, filtered, and </w:t>
+      </w:r>
+      <w:r>
+        <w:t xml:space="preserve">configured </w:t>
+      </w:r>
+      <w:r>
+        <w:t>layout</w:t>
+      </w:r>
+      <w:r>
+        <w:t xml:space="preserve"> to a printer or to PDF. This prints single-column with fixed page headers and footers. </w:t>
+      </w:r>
+      <w:r>
+        <w:t>In FW9.1.4</w:t>
+      </w:r>
+      <w:r>
+        <w:t xml:space="preserve"> a feature was added that allowed printing all tabs instead of just the current tab. I</w:t>
+      </w:r>
+      <w:r>
+        <w:t xml:space="preserve">f there is more than one tab in the document view, File…Print will bring up a “Generate all entries before printing” dialog. </w:t>
+      </w:r>
+      <w:r>
+        <w:t xml:space="preserve">If you </w:t>
+      </w:r>
+      <w:r>
+        <w:t>click</w:t>
+      </w:r>
+      <w:r>
+        <w:t xml:space="preserve"> No, it will print the single tab. </w:t>
+      </w:r>
+      <w:r>
+        <w:t xml:space="preserve">If you </w:t>
+      </w:r>
+      <w:r>
+        <w:t>click</w:t>
+      </w:r>
+      <w:r>
+        <w:t xml:space="preserve"> Yes, it will generate the entire dictionary in one </w:t>
+      </w:r>
+      <w:r>
+        <w:t>layout</w:t>
+      </w:r>
+      <w:r>
+        <w:t xml:space="preserve"> for printing.</w:t>
+      </w:r>
+    </w:p>
+    <w:p>
+      <w:pPr>
+        <w:pStyle w:val="BodyText"/>
+      </w:pPr>
+      <w:r>
+        <w:t>In FW9.1.14</w:t>
+      </w:r>
+      <w:r>
+        <w:t>, a new feature was added to the print process to print really large dictionaries that were running out of memory. If your dictionary is not over 10,000 entries, it will print directly to the printer</w:t>
+      </w:r>
+      <w:r>
+        <w:t xml:space="preserve"> using the normal print dialog</w:t>
+      </w:r>
+      <w:r>
+        <w:t xml:space="preserve">. If it is over 10,000 entries, the printing will go into a PDF file using an approach to avoid running out of memory. When done, the PDF file </w:t>
+      </w:r>
+      <w:r>
+        <w:t>will</w:t>
+      </w:r>
+      <w:r>
+        <w:t xml:space="preserve"> be opened </w:t>
+      </w:r>
+      <w:r>
+        <w:t>in your PDF viewer, or your selected reader, which could be Microsoft Edge. The PDF file can then be printed from there.</w:t>
+      </w:r>
+      <w:r>
+        <w:t xml:space="preserve"> </w:t>
+      </w:r>
+      <w:r>
+        <w:t>The PDF file is written to %temp%\</w:t>
+      </w:r>
+      <w:proofErr w:type="spellStart"/>
+      <w:r>
+        <w:t>FieldWorks_Print.YYYY</w:t>
+      </w:r>
+      <w:proofErr w:type="spellEnd"/>
+      <w:r>
+        <w:t xml:space="preserve">-MM-DD, PPPP.pdf with the date and total number of pages in the file name. </w:t>
+      </w:r>
+      <w:r>
+        <w:t xml:space="preserve">The point where it switches to a PDF file can be controlled by an environment variable (FIELDWORKS_PRINT_LIMIT) </w:t>
+      </w:r>
+      <w:r>
+        <w:t>with a value</w:t>
+      </w:r>
+      <w:r>
+        <w:t xml:space="preserve"> </w:t>
+      </w:r>
+      <w:r>
+        <w:t>of</w:t>
+      </w:r>
+      <w:r>
+        <w:t xml:space="preserve"> the number of entries where it will switch to PDF mode.</w:t>
+      </w:r>
+      <w:r>
+        <w:t xml:space="preserve"> </w:t>
+      </w:r>
+      <w:r>
+        <w:t>Dictionary reversals use this same print feature.</w:t>
+      </w:r>
+    </w:p>
+    <w:p>
+      <w:pPr>
+        <w:pStyle w:val="BodyText"/>
+      </w:pPr>
+      <w:r>
+        <w:t xml:space="preserve">The </w:t>
+      </w:r>
+      <w:r>
+        <w:t xml:space="preserve">header contains the </w:t>
+      </w:r>
+      <w:r>
+        <w:t>dictionary name at the left</w:t>
+      </w:r>
+      <w:r>
+        <w:t>,</w:t>
+      </w:r>
+      <w:r>
+        <w:t xml:space="preserve"> </w:t>
+      </w:r>
+      <w:r>
+        <w:t xml:space="preserve">and the </w:t>
+      </w:r>
+      <w:r>
+        <w:t>full path of the file being printed in the temp directory</w:t>
+      </w:r>
+      <w:r>
+        <w:t xml:space="preserve"> on the right</w:t>
+      </w:r>
+      <w:r>
+        <w:t>. The footer has P of TP (e.g., 1 of 10</w:t>
+      </w:r>
+      <w:r>
+        <w:t>0</w:t>
+      </w:r>
+      <w:r>
+        <w:t xml:space="preserve">) on the left and </w:t>
+      </w:r>
+      <w:r>
+        <w:t>a timestamp</w:t>
+      </w:r>
+      <w:r>
+        <w:t xml:space="preserve"> on the right.</w:t>
+      </w:r>
+      <w:r>
+        <w:t xml:space="preserve"> Printing breaks a page without any </w:t>
+      </w:r>
+      <w:r>
+        <w:t>orphan/</w:t>
+      </w:r>
+      <w:r>
+        <w:t>widow control. The Print dialog will normally allow you to print a selected range of pages</w:t>
+      </w:r>
+      <w:r>
+        <w:t>, although it doesn’t reduce the processing time very much.</w:t>
+      </w:r>
+    </w:p>
+    <w:p>
+      <w:pPr>
+        <w:pStyle w:val="Advantage-Disadvantage"/>
+      </w:pPr>
+      <w:r>
+        <w:t>Advantages:</w:t>
+      </w:r>
+    </w:p>
+    <w:p>
+      <w:pPr>
+        <w:pStyle w:val="ListBullet"/>
+      </w:pPr>
+      <w:r>
+        <w:t>Simple to use.</w:t>
+      </w:r>
+    </w:p>
+    <w:p>
+      <w:pPr>
+        <w:pStyle w:val="ListBullet"/>
+      </w:pPr>
+      <w:r>
+        <w:t>Good for proofreading and marking up corrections</w:t>
+      </w:r>
+      <w:r>
+        <w:t>.</w:t>
+      </w:r>
+    </w:p>
+    <w:p>
+      <w:pPr>
+        <w:pStyle w:val="ListBullet"/>
+      </w:pPr>
+      <w:r>
+        <w:t>FW9.1.</w:t>
+      </w:r>
+      <w:r>
+        <w:t>4</w:t>
+      </w:r>
+      <w:r>
+        <w:t xml:space="preserve"> and later will print the full dictionary in one pass.</w:t>
+      </w:r>
+    </w:p>
+    <w:p>
+      <w:pPr>
+        <w:pStyle w:val="ListBullet"/>
+      </w:pPr>
+      <w:r>
+        <w:t>FW9.1.14 and later will print very large dictionaries to a PDF.</w:t>
+      </w:r>
+    </w:p>
+    <w:p>
+      <w:pPr>
+        <w:pStyle w:val="Advantage-Disadvantage"/>
+      </w:pPr>
+      <w:r>
+        <w:t>Disadvantages:</w:t>
+      </w:r>
+    </w:p>
+    <w:p>
+      <w:pPr>
+        <w:pStyle w:val="ListBullet"/>
+      </w:pPr>
+      <w:r>
+        <w:t>Cannot control headers/footers</w:t>
+      </w:r>
+    </w:p>
+    <w:p>
+      <w:pPr>
+        <w:pStyle w:val="ListBullet"/>
+      </w:pPr>
+      <w:r>
+        <w:t>Cannot use double columns</w:t>
+      </w:r>
+    </w:p>
+    <w:p>
+      <w:pPr>
+        <w:pStyle w:val="Heading2"/>
+      </w:pPr>
+      <w:bookmarkStart w:id="7" w:name="_Ref64615266"/>
+      <w:bookmarkStart w:id="8" w:name="_Toc221690332"/>
+      <w:r>
+        <w:t>Pathway (various outputs)</w:t>
+      </w:r>
+      <w:bookmarkEnd w:id="7"/>
+      <w:bookmarkEnd w:id="8"/>
+    </w:p>
+    <w:p>
+      <w:pPr>
+        <w:pStyle w:val="BodyText"/>
+      </w:pPr>
+      <w:r>
         <w:t xml:space="preserve">Pathway </w:t>
       </w:r>
-      <w:hyperlink r:id="rId8" w:history="1">
+      <w:hyperlink r:id="rId9" w:history="1">
         <w:r>
           <w:rPr>
             <w:rStyle w:val="Hyperlink"/>
           </w:rPr>
-          <w:t>https://software.sil.org/pathwa</w:t>
-        </w:r>
-        <w:bookmarkStart w:id="7" w:name="_GoBack"/>
-        <w:bookmarkEnd w:id="7"/>
+          <w:t>https://software.sil.org/pathway/download/</w:t>
+        </w:r>
+      </w:hyperlink>
+      <w:r>
+        <w:t xml:space="preserve">) is an add-on to FLEx that provides dictionary/reversal exports to several programs. Although Pathway is not officially supported at this point, it still provides the best print options in FLEx. </w:t>
+      </w:r>
+      <w:r>
+        <w:t>Install Pathway 1.1</w:t>
+      </w:r>
+      <w:r>
+        <w:t>8.1</w:t>
+      </w:r>
+      <w:r>
+        <w:t xml:space="preserve"> or later for FieldWorks 9</w:t>
+      </w:r>
+      <w:r>
+        <w:t>, since earlier versions had some bugs that have been fixed in this version.</w:t>
+      </w:r>
+    </w:p>
+    <w:p>
+      <w:pPr>
+        <w:pStyle w:val="BodyText"/>
+      </w:pPr>
+      <w:r>
+        <w:t xml:space="preserve">Pathway has standard editions and beta editions. InDesign and </w:t>
+      </w:r>
+      <w:proofErr w:type="spellStart"/>
+      <w:r>
+        <w:t>XeLa</w:t>
+      </w:r>
+      <w:proofErr w:type="spellEnd"/>
+      <w:r>
+        <w:t xml:space="preserve"> </w:t>
+      </w:r>
+      <w:proofErr w:type="spellStart"/>
+      <w:r>
+        <w:t>Tex</w:t>
+      </w:r>
+      <w:proofErr w:type="spellEnd"/>
+      <w:r>
+        <w:t xml:space="preserve"> exports are not fully developed, but are considered experimental, and thus they are only available in the beta editions. Pathway also comes in a translation (BTE) version if you want to use it for scripture, and a standard (SE) version if you will only be using it with FLEx. Note that the installed version number does not distinguish between the standard and beta versions.</w:t>
+      </w:r>
+    </w:p>
+    <w:p>
+      <w:pPr>
+        <w:pStyle w:val="BodyText"/>
+      </w:pPr>
+      <w:r>
+        <w:lastRenderedPageBreak/>
+        <w:t>Beta versions offer all of the following options (when supporting software is installed) while the Standard version omits the 2 beta options.</w:t>
+      </w:r>
+    </w:p>
+    <w:p>
+      <w:pPr>
+        <w:pStyle w:val="ListBullet"/>
+      </w:pPr>
+      <w:r>
+        <w:t>Browser (HTML5)</w:t>
+      </w:r>
+    </w:p>
+    <w:p>
+      <w:pPr>
+        <w:pStyle w:val="ListBullet"/>
+      </w:pPr>
+      <w:proofErr w:type="spellStart"/>
+      <w:r>
+        <w:t>DictionaryForMIDs</w:t>
+      </w:r>
+      <w:proofErr w:type="spellEnd"/>
+    </w:p>
+    <w:p>
+      <w:pPr>
+        <w:pStyle w:val="ListBullet"/>
+      </w:pPr>
+      <w:r>
+        <w:t>E-Book (Epub2 and Epub3)</w:t>
+      </w:r>
+    </w:p>
+    <w:p>
+      <w:pPr>
+        <w:pStyle w:val="ListBullet"/>
+      </w:pPr>
+      <w:r>
+        <w:t>InDesign (beta)</w:t>
+      </w:r>
+    </w:p>
+    <w:p>
+      <w:pPr>
+        <w:pStyle w:val="ListBullet"/>
+      </w:pPr>
+      <w:r>
+        <w:t>OpenOffice/LibreOffice</w:t>
+      </w:r>
+    </w:p>
+    <w:p>
+      <w:pPr>
+        <w:pStyle w:val="ListBullet"/>
+      </w:pPr>
+      <w:r>
+        <w:t>Pdf (Using Prince)</w:t>
+      </w:r>
+    </w:p>
+    <w:p>
+      <w:pPr>
+        <w:pStyle w:val="ListBullet"/>
+      </w:pPr>
+      <w:proofErr w:type="spellStart"/>
+      <w:r>
+        <w:t>XeLa</w:t>
+      </w:r>
+      <w:proofErr w:type="spellEnd"/>
+      <w:r>
+        <w:t xml:space="preserve"> </w:t>
+      </w:r>
+      <w:proofErr w:type="spellStart"/>
+      <w:r>
+        <w:t>Tex</w:t>
+      </w:r>
+      <w:proofErr w:type="spellEnd"/>
+      <w:r>
+        <w:t xml:space="preserve"> (beta)</w:t>
+      </w:r>
+    </w:p>
+    <w:p>
+      <w:pPr>
+        <w:pStyle w:val="BodyText"/>
+      </w:pPr>
+      <w:r>
+        <w:t xml:space="preserve">The big green bar at this site is the standard edition of Pathway (PathwaySE-Setup-1.18.1.5997.msi), To use the InDesign or </w:t>
+      </w:r>
+      <w:proofErr w:type="spellStart"/>
+      <w:r>
+        <w:t>XeLa</w:t>
+      </w:r>
+      <w:proofErr w:type="spellEnd"/>
+      <w:r>
+        <w:t xml:space="preserve"> </w:t>
+      </w:r>
+      <w:proofErr w:type="spellStart"/>
+      <w:r>
+        <w:t>Tex</w:t>
+      </w:r>
+      <w:proofErr w:type="spellEnd"/>
+      <w:r>
+        <w:t xml:space="preserve"> exports, you should install the Pathway Beta Standard Edition 1.18.1 (PathwaySE-BetaSetup-1.18.1.5997.msi) link under Windows other versions. The installed version number is identical between the standard and beta versions.</w:t>
+      </w:r>
+    </w:p>
+    <w:p>
+      <w:pPr>
+        <w:pStyle w:val="BodyText"/>
+      </w:pPr>
+      <w:r>
+        <w:t>The above installers will not install any additional software that some Pathway options require, such as LibreOffice and Prince. There are older Pathway Bootstrap programs at (</w:t>
+      </w:r>
+      <w:hyperlink r:id="rId10" w:history="1">
         <w:r>
           <w:rPr>
             <w:rStyle w:val="Hyperlink"/>
           </w:rPr>
-          <w:t>y</w:t>
-        </w:r>
-        <w:r>
-          <w:rPr>
-            <w:rStyle w:val="Hyperlink"/>
-          </w:rPr>
-          <w:t>/download/</w:t>
+          <w:t>https://software.sil.org/pathway/download/older-versions/</w:t>
         </w:r>
       </w:hyperlink>
       <w:r>
-        <w:t xml:space="preserve">) is an add-on to FLEx that provides dictionary/reversal exports to several programs. Although Pathway is not officially supported at this point, it still provides the best print options in FLEx. </w:t>
-      </w:r>
-      <w:r>
-        <w:t>Install Pathway 1.1</w:t>
-      </w:r>
-      <w:r>
-        <w:t>8.1</w:t>
-      </w:r>
-      <w:r>
-        <w:t xml:space="preserve"> or later for FieldWorks 9</w:t>
-      </w:r>
-      <w:r>
-        <w:t>, since earlier versions had some bugs that have been fixed in this version.</w:t>
+        <w:t>) that attempt to install this additional software, which may still work. Or you can just install the software you need directly.</w:t>
       </w:r>
     </w:p>
     <w:p>
@@ -4009,23 +4316,87 @@
         <w:pStyle w:val="BodyText"/>
       </w:pPr>
       <w:r>
-        <w:t xml:space="preserve">Pathway has standard editions and beta editions. InDesign and </w:t>
-      </w:r>
-      <w:proofErr w:type="spellStart"/>
-      <w:r>
-        <w:t>XeLa</w:t>
-      </w:r>
-      <w:proofErr w:type="spellEnd"/>
+        <w:t xml:space="preserve">In FLEx, choose </w:t>
+      </w:r>
+      <w:r>
+        <w:t>File…Export…Dictionary, Reversal Index  Pathway (various outputs) to export</w:t>
+      </w:r>
       <w:r>
         <w:t xml:space="preserve"> </w:t>
       </w:r>
-      <w:proofErr w:type="spellStart"/>
-      <w:r>
-        <w:t>Tex</w:t>
-      </w:r>
-      <w:proofErr w:type="spellEnd"/>
-      <w:r>
-        <w:t xml:space="preserve"> exports are not fully developed, but are considered experimental, and thus they are only available in the beta editions. Pathway also comes in a translation (BTE) version if you want to use it for scripture, and a standard (SE) version if you will only be using it with FLEx. Note that the installed version number does not distinguish between the standard and beta versions.</w:t>
+      <w:r>
+        <w:t>via</w:t>
+      </w:r>
+      <w:r>
+        <w:t xml:space="preserve"> Pathway</w:t>
+      </w:r>
+      <w:r>
+        <w:t>. This</w:t>
+      </w:r>
+      <w:r>
+        <w:t xml:space="preserve"> brings up an Export Through Pathway dialog. </w:t>
+      </w:r>
+      <w:r>
+        <w:t xml:space="preserve">You can choose between various destinations including OpenOffice/LibreOffice, Pdf (via Prince), etc. After selecting the Destination, you can choose between multiple stylesheets, including </w:t>
+      </w:r>
+      <w:proofErr w:type="spellStart"/>
+      <w:r>
+        <w:t>FieldWorksStyles</w:t>
+      </w:r>
+      <w:proofErr w:type="spellEnd"/>
+      <w:r>
+        <w:t xml:space="preserve">, </w:t>
+      </w:r>
+      <w:proofErr w:type="spellStart"/>
+      <w:r>
+        <w:t>TwoColumn</w:t>
+      </w:r>
+      <w:proofErr w:type="spellEnd"/>
+      <w:r>
+        <w:t>, etc. Next, click More and choose options in several tabs. As a minimum, you need to add a Title. Click the checkbox for complying with copyrights, then click OK to produce the export. This creates a folder</w:t>
+      </w:r>
+      <w:r>
+        <w:t xml:space="preserve"> </w:t>
+      </w:r>
+      <w:r>
+        <w:t>with the style and date in Documents\Publications\&lt;</w:t>
+      </w:r>
+      <w:proofErr w:type="spellStart"/>
+      <w:r>
+        <w:t>projectname</w:t>
+      </w:r>
+      <w:proofErr w:type="spellEnd"/>
+      <w:r>
+        <w:t xml:space="preserve">&gt;\Dictionary\. An </w:t>
+      </w:r>
+      <w:proofErr w:type="spellStart"/>
+      <w:r>
+        <w:t>xhtml</w:t>
+      </w:r>
+      <w:proofErr w:type="spellEnd"/>
+      <w:r>
+        <w:t xml:space="preserve"> export is made in this folder</w:t>
+      </w:r>
+      <w:r>
+        <w:t xml:space="preserve"> for the dictionary and an optional first analysis reversal index</w:t>
+      </w:r>
+      <w:r>
+        <w:t>.</w:t>
+      </w:r>
+      <w:r>
+        <w:t xml:space="preserve"> </w:t>
+      </w:r>
+      <w:r>
+        <w:t>I</w:t>
+      </w:r>
+      <w:r>
+        <w:t xml:space="preserve">t is then processed depending on the destination, and the results opened in </w:t>
+      </w:r>
+      <w:r>
+        <w:t>the selected</w:t>
+      </w:r>
+      <w:r>
+        <w:t xml:space="preserve"> output program.</w:t>
       </w:r>
     </w:p>
     <w:p>
@@ -4033,78 +4404,37 @@
         <w:pStyle w:val="BodyText"/>
       </w:pPr>
       <w:r>
-        <w:t>Beta versions offer all of the following options (when supporting software is installed) while the Standard version omits the 2 beta options.</w:t>
-      </w:r>
-    </w:p>
-    <w:p>
-      <w:pPr>
-        <w:pStyle w:val="ListBullet"/>
-      </w:pPr>
-      <w:r>
-        <w:t>Browser (HTML5)</w:t>
-      </w:r>
-    </w:p>
-    <w:p>
-      <w:pPr>
-        <w:pStyle w:val="ListBullet"/>
-      </w:pPr>
-      <w:proofErr w:type="spellStart"/>
-      <w:r>
-        <w:t>DictionaryForMIDs</w:t>
-      </w:r>
-      <w:proofErr w:type="spellEnd"/>
-    </w:p>
-    <w:p>
-      <w:pPr>
-        <w:pStyle w:val="ListBullet"/>
-      </w:pPr>
-      <w:r>
-        <w:t>E-Book (Epub2 and Epub3)</w:t>
-      </w:r>
-    </w:p>
-    <w:p>
-      <w:pPr>
-        <w:pStyle w:val="ListBullet"/>
-      </w:pPr>
-      <w:r>
-        <w:t>InDesign (beta)</w:t>
-      </w:r>
-    </w:p>
-    <w:p>
-      <w:pPr>
-        <w:pStyle w:val="ListBullet"/>
-      </w:pPr>
-      <w:r>
-        <w:t>OpenOffice/LibreOffice</w:t>
-      </w:r>
-    </w:p>
-    <w:p>
-      <w:pPr>
-        <w:pStyle w:val="ListBullet"/>
-      </w:pPr>
-      <w:r>
-        <w:t>Pdf (Using Prince)</w:t>
-      </w:r>
-    </w:p>
-    <w:p>
-      <w:pPr>
-        <w:pStyle w:val="ListBullet"/>
-      </w:pPr>
-      <w:proofErr w:type="spellStart"/>
-      <w:r>
-        <w:t>XeLa</w:t>
-      </w:r>
-      <w:proofErr w:type="spellEnd"/>
+        <w:t xml:space="preserve">Pathway </w:t>
+      </w:r>
+      <w:r>
+        <w:t xml:space="preserve">provides default stylesheets which you can customize, and you can create your own stylesheets. </w:t>
+      </w:r>
+      <w:r>
+        <w:t>Pathway Configuration Tool</w:t>
+      </w:r>
       <w:r>
         <w:t xml:space="preserve"> </w:t>
       </w:r>
-      <w:proofErr w:type="spellStart"/>
-      <w:r>
-        <w:t>Tex</w:t>
-      </w:r>
-      <w:proofErr w:type="spellEnd"/>
-      <w:r>
-        <w:t xml:space="preserve"> (beta)</w:t>
+      <w:r>
+        <w:t xml:space="preserve">is a separate program in the Start menu that lets you modify, add, or delete stylesheets. FLEx </w:t>
+      </w:r>
+      <w:r>
+        <w:t>Tools…Configure…</w:t>
+      </w:r>
+      <w:r>
+        <w:t xml:space="preserve">Dictionary determines how fields </w:t>
+      </w:r>
+      <w:r>
+        <w:t xml:space="preserve">are formatted in the body of an entry as well as the basic indents for entries. </w:t>
+      </w:r>
+      <w:r>
+        <w:t>Pathway Configuration Tool</w:t>
+      </w:r>
+      <w:r>
+        <w:t xml:space="preserve"> allows you to configure the page settings (e.g., page size, page margins, number of columns, header and footer info, etc.)</w:t>
+      </w:r>
+      <w:r>
+        <w:t>.</w:t>
       </w:r>
     </w:p>
     <w:p>
@@ -4112,176 +4442,6 @@
         <w:pStyle w:val="BodyText"/>
       </w:pPr>
       <w:r>
-        <w:lastRenderedPageBreak/>
-        <w:t xml:space="preserve">The big green bar at this site is the standard edition of Pathway (PathwaySE-Setup-1.18.1.5997.msi), To use the InDesign or </w:t>
-      </w:r>
-      <w:proofErr w:type="spellStart"/>
-      <w:r>
-        <w:t>XeLa</w:t>
-      </w:r>
-      <w:proofErr w:type="spellEnd"/>
-      <w:r>
-        <w:t xml:space="preserve"> </w:t>
-      </w:r>
-      <w:proofErr w:type="spellStart"/>
-      <w:r>
-        <w:t>Tex</w:t>
-      </w:r>
-      <w:proofErr w:type="spellEnd"/>
-      <w:r>
-        <w:t xml:space="preserve"> exports, you should install the Pathway Beta Standard Edition 1.18.1 (PathwaySE-BetaSetup-1.18.1.5997.msi) link under Windows other versions. The installed version number is identical between the standard and beta versions.</w:t>
-      </w:r>
-    </w:p>
-    <w:p>
-      <w:pPr>
-        <w:pStyle w:val="BodyText"/>
-      </w:pPr>
-      <w:r>
-        <w:t>The above installers will not install any additional software that some Pathway options require, such as LibreOffice and Prince. There are older Pathway Bootstrap programs at (</w:t>
-      </w:r>
-      <w:hyperlink r:id="rId9" w:history="1">
-        <w:r>
-          <w:rPr>
-            <w:rStyle w:val="Hyperlink"/>
-          </w:rPr>
-          <w:t>https://software.sil.org/pathway/download/older-versions/</w:t>
-        </w:r>
-      </w:hyperlink>
-      <w:r>
-        <w:t>) that attempt to install this additional software, which may still work. Or you can just install the software you need directly.</w:t>
-      </w:r>
-    </w:p>
-    <w:p>
-      <w:pPr>
-        <w:pStyle w:val="BodyText"/>
-      </w:pPr>
-      <w:r>
-        <w:t xml:space="preserve">In FLEx, choose </w:t>
-      </w:r>
-      <w:r>
-        <w:t>File…Export…Dictionary, Reversal Index  Pathway (various outputs) to export</w:t>
-      </w:r>
-      <w:r>
-        <w:t xml:space="preserve"> </w:t>
-      </w:r>
-      <w:r>
-        <w:t>via</w:t>
-      </w:r>
-      <w:r>
-        <w:t xml:space="preserve"> Pathway</w:t>
-      </w:r>
-      <w:r>
-        <w:t>. This</w:t>
-      </w:r>
-      <w:r>
-        <w:t xml:space="preserve"> brings up an Export Through Pathway dialog. </w:t>
-      </w:r>
-      <w:r>
-        <w:t xml:space="preserve">You can choose between various destinations including OpenOffice/LibreOffice, Pdf (via Prince), etc. After selecting the Destination, you can choose between multiple stylesheets, including </w:t>
-      </w:r>
-      <w:proofErr w:type="spellStart"/>
-      <w:r>
-        <w:t>FieldWorksStyles</w:t>
-      </w:r>
-      <w:proofErr w:type="spellEnd"/>
-      <w:r>
-        <w:t xml:space="preserve">, </w:t>
-      </w:r>
-      <w:proofErr w:type="spellStart"/>
-      <w:r>
-        <w:t>TwoColumn</w:t>
-      </w:r>
-      <w:proofErr w:type="spellEnd"/>
-      <w:r>
-        <w:t>, etc. Next, click More and choose options in several tabs. As a minimum, you need to add a Title. Click the checkbox for complying with copyrights, then click OK to produce the export. This creates a folder</w:t>
-      </w:r>
-      <w:r>
-        <w:t xml:space="preserve"> </w:t>
-      </w:r>
-      <w:r>
-        <w:t>with the style and date in Documents\Publications\&lt;</w:t>
-      </w:r>
-      <w:proofErr w:type="spellStart"/>
-      <w:r>
-        <w:t>projectname</w:t>
-      </w:r>
-      <w:proofErr w:type="spellEnd"/>
-      <w:r>
-        <w:t xml:space="preserve">&gt;\Dictionary\. An </w:t>
-      </w:r>
-      <w:proofErr w:type="spellStart"/>
-      <w:r>
-        <w:t>xhtml</w:t>
-      </w:r>
-      <w:proofErr w:type="spellEnd"/>
-      <w:r>
-        <w:t xml:space="preserve"> export is made in this folder</w:t>
-      </w:r>
-      <w:r>
-        <w:t xml:space="preserve"> for the dictionary and an optional first analysis reversal index</w:t>
-      </w:r>
-      <w:r>
-        <w:t>.</w:t>
-      </w:r>
-      <w:r>
-        <w:t xml:space="preserve"> </w:t>
-      </w:r>
-      <w:r>
-        <w:t>I</w:t>
-      </w:r>
-      <w:r>
-        <w:t xml:space="preserve">t is then processed depending on the destination, and the results opened in </w:t>
-      </w:r>
-      <w:r>
-        <w:t>the selected</w:t>
-      </w:r>
-      <w:r>
-        <w:t xml:space="preserve"> output program.</w:t>
-      </w:r>
-    </w:p>
-    <w:p>
-      <w:pPr>
-        <w:pStyle w:val="BodyText"/>
-      </w:pPr>
-      <w:r>
-        <w:t xml:space="preserve">Pathway </w:t>
-      </w:r>
-      <w:r>
-        <w:t xml:space="preserve">provides default stylesheets which you can customize, and you can create your own stylesheets. </w:t>
-      </w:r>
-      <w:r>
-        <w:t>Pathway Configuration Tool</w:t>
-      </w:r>
-      <w:r>
-        <w:t xml:space="preserve"> </w:t>
-      </w:r>
-      <w:r>
-        <w:t xml:space="preserve">is a separate program in the Start menu that lets you modify, add, or delete stylesheets. FLEx </w:t>
-      </w:r>
-      <w:r>
-        <w:t>Tools…Configure…</w:t>
-      </w:r>
-      <w:r>
-        <w:t xml:space="preserve">Dictionary determines how fields </w:t>
-      </w:r>
-      <w:r>
-        <w:t xml:space="preserve">are formatted in the body of an entry as well as the basic indents for entries. </w:t>
-      </w:r>
-      <w:r>
-        <w:t>Pathway Configuration Tool</w:t>
-      </w:r>
-      <w:r>
-        <w:t xml:space="preserve"> allows you to configure the page settings (e.g., page size, page margins, number of columns, header and footer info, etc.)</w:t>
-      </w:r>
-      <w:r>
-        <w:t>.</w:t>
-      </w:r>
-    </w:p>
-    <w:p>
-      <w:pPr>
-        <w:pStyle w:val="BodyText"/>
-      </w:pPr>
-      <w:r>
         <w:t xml:space="preserve">When you export via Pathway, an archive file of your current project and publication is made for REAP (SIL Repository for Electronic Archiving and Publishing). A RAMP file is included in the output directory which allows you to upload your data to REAP. FLEx provides </w:t>
       </w:r>
       <w:r>
@@ -4290,7 +4450,7 @@
       <w:r>
         <w:t xml:space="preserve">File…Archive with RAMP option for uploading this file to REAP. See </w:t>
       </w:r>
-      <w:hyperlink r:id="rId10" w:history="1">
+      <w:hyperlink r:id="rId11" w:history="1">
         <w:r>
           <w:rPr>
             <w:rStyle w:val="Hyperlink"/>
@@ -4357,7 +4517,11 @@
         <w:t>"%LOCALAPPDATA%\SIL\Pathway\</w:t>
       </w:r>
       <w:r>
-        <w:t>DictionaryStyleSettings.xml” with the name you specified. In that element, the file attribute lists the name of the custom style sheet in the SIL\Pathway\Dictionary directory. In that .</w:t>
+        <w:t xml:space="preserve">DictionaryStyleSettings.xml” with the name you specified. In that element, the file attribute lists the name of the custom style sheet </w:t>
+      </w:r>
+      <w:r>
+        <w:lastRenderedPageBreak/>
+        <w:t>in the SIL\Pathway\Dictionary directory. In that .</w:t>
       </w:r>
       <w:proofErr w:type="spellStart"/>
       <w:r>
@@ -4435,17 +4599,448 @@
         <w:t xml:space="preserve"> </w:t>
       </w:r>
       <w:r>
-        <w:t xml:space="preserve">Transforms that show in the dialog have 8.3.x in the process element of byVer.xml. If you want to add additional </w:t>
-      </w:r>
+        <w:t xml:space="preserve">Transforms that show in the dialog have 8.3.x in the process element of byVer.xml. If you want to add additional transforms in the dialog, you can put the transforms in </w:t>
+      </w:r>
+      <w:r>
+        <w:t>"%LOCALAPPDATA%\SIL\Pathway\</w:t>
+      </w:r>
+      <w:r>
+        <w:t>Dictionary directory.</w:t>
+      </w:r>
+    </w:p>
+    <w:p>
+      <w:pPr>
+        <w:pStyle w:val="BodyText"/>
+      </w:pPr>
+      <w:r>
+        <w:t xml:space="preserve">If you need to do something </w:t>
+      </w:r>
+      <w:r>
+        <w:t xml:space="preserve">special to solve a problem, Pathway provides a way </w:t>
+      </w:r>
+      <w:r>
+        <w:t xml:space="preserve">to interrupt the process </w:t>
+      </w:r>
+      <w:r>
+        <w:t>after F</w:t>
+      </w:r>
+      <w:r>
+        <w:t>LE</w:t>
+      </w:r>
+      <w:r>
+        <w:t xml:space="preserve">x exports the data, and runs a </w:t>
+      </w:r>
+      <w:proofErr w:type="spellStart"/>
+      <w:r>
+        <w:t>CssSimpler</w:t>
+      </w:r>
+      <w:proofErr w:type="spellEnd"/>
+      <w:r>
+        <w:t xml:space="preserve"> program over the data and stylesheet to flatten </w:t>
+      </w:r>
+      <w:proofErr w:type="spellStart"/>
+      <w:r>
+        <w:t>FLEx’s</w:t>
+      </w:r>
+      <w:proofErr w:type="spellEnd"/>
+      <w:r>
+        <w:t xml:space="preserve"> hierarchical styles </w:t>
+      </w:r>
+      <w:r>
+        <w:t xml:space="preserve">and </w:t>
+      </w:r>
+      <w:r>
+        <w:t>so they can be used by LibreOffice, etc. I</w:t>
+      </w:r>
+      <w:r>
+        <w:t xml:space="preserve">n HKCU\Software\SIL\Pathway </w:t>
+      </w:r>
+      <w:r>
+        <w:t>you can add a</w:t>
+      </w:r>
+      <w:r>
+        <w:t xml:space="preserve"> string </w:t>
+      </w:r>
+      <w:r>
+        <w:t>variable</w:t>
+      </w:r>
+      <w:r>
+        <w:t xml:space="preserve"> </w:t>
+      </w:r>
+      <w:proofErr w:type="spellStart"/>
+      <w:r>
+        <w:t>PathwayExportBatch</w:t>
+      </w:r>
+      <w:proofErr w:type="spellEnd"/>
+      <w:r>
+        <w:t xml:space="preserve"> with true or any other value. </w:t>
+      </w:r>
+      <w:r>
+        <w:t>During an export, t</w:t>
+      </w:r>
+      <w:r>
+        <w:t xml:space="preserve">his will create </w:t>
+      </w:r>
+      <w:r>
+        <w:t>PathwayExport.bat</w:t>
+      </w:r>
+      <w:r>
+        <w:t xml:space="preserve"> in the exported document directory</w:t>
+      </w:r>
+      <w:r>
+        <w:t xml:space="preserve"> and stop after </w:t>
+      </w:r>
+      <w:proofErr w:type="spellStart"/>
+      <w:r>
+        <w:t>CssSimpler</w:t>
+      </w:r>
+      <w:proofErr w:type="spellEnd"/>
+      <w:r>
+        <w:t xml:space="preserve"> is run</w:t>
+      </w:r>
+      <w:r>
+        <w:t>.</w:t>
+      </w:r>
+      <w:r>
+        <w:t xml:space="preserve"> You can make any changes you need to make, then run </w:t>
+      </w:r>
+      <w:r>
+        <w:t>PathwayExport.bat</w:t>
+      </w:r>
+      <w:r>
+        <w:t xml:space="preserve"> to complete the process. </w:t>
+      </w:r>
+      <w:r>
+        <w:t xml:space="preserve">You can </w:t>
+      </w:r>
+      <w:r>
+        <w:t xml:space="preserve">also </w:t>
+      </w:r>
+      <w:r>
+        <w:t>add a special batch file that gets called to do special processing once the html/</w:t>
+      </w:r>
+      <w:proofErr w:type="spellStart"/>
+      <w:r>
+        <w:t>css</w:t>
+      </w:r>
+      <w:proofErr w:type="spellEnd"/>
+      <w:r>
+        <w:t xml:space="preserve"> files have been exported and processed via </w:t>
+      </w:r>
+      <w:proofErr w:type="spellStart"/>
+      <w:r>
+        <w:t>CssSimpler</w:t>
+      </w:r>
+      <w:proofErr w:type="spellEnd"/>
+      <w:r>
+        <w:t xml:space="preserve">. To do this, add a Process directory under </w:t>
+      </w:r>
+      <w:bookmarkStart w:id="9" w:name="_Hlk65076374"/>
+      <w:r>
+        <w:t>Documents\Publications\</w:t>
+      </w:r>
+      <w:r>
+        <w:t>&lt;</w:t>
+      </w:r>
+      <w:proofErr w:type="spellStart"/>
+      <w:r>
+        <w:t>ProjectName</w:t>
+      </w:r>
+      <w:proofErr w:type="spellEnd"/>
+      <w:r>
+        <w:t>&gt;</w:t>
+      </w:r>
+      <w:r>
+        <w:t>\Dictionary</w:t>
+      </w:r>
+      <w:bookmarkEnd w:id="9"/>
+      <w:r>
+        <w:t xml:space="preserve"> and insert BeforePwExport.bat which will then be called between when </w:t>
+      </w:r>
+      <w:r>
+        <w:t>FLEx</w:t>
+      </w:r>
+      <w:r>
+        <w:t xml:space="preserve"> lets go and </w:t>
+      </w:r>
+      <w:proofErr w:type="spellStart"/>
+      <w:r>
+        <w:t>PathwayExport</w:t>
+      </w:r>
+      <w:proofErr w:type="spellEnd"/>
+      <w:r>
+        <w:t xml:space="preserve"> is run. You can put a pause </w:t>
+      </w:r>
+      <w:r>
+        <w:t>or other commands</w:t>
+      </w:r>
+      <w:r>
+        <w:t xml:space="preserve"> in</w:t>
+      </w:r>
+      <w:r>
+        <w:t xml:space="preserve"> the batch file as needed</w:t>
+      </w:r>
+      <w:r>
+        <w:t>.</w:t>
+      </w:r>
+    </w:p>
+    <w:p>
+      <w:pPr>
+        <w:pStyle w:val="Advantage-Disadvantage"/>
+      </w:pPr>
+      <w:r>
+        <w:t>Advantages:</w:t>
+      </w:r>
+    </w:p>
+    <w:p>
+      <w:pPr>
+        <w:pStyle w:val="ListBullet"/>
+      </w:pPr>
+      <w:r>
+        <w:t>Pathway</w:t>
+      </w:r>
+      <w:r>
+        <w:t xml:space="preserve"> provides various options for formatting page layout including headers with guidewords</w:t>
+      </w:r>
+      <w:r>
+        <w:t xml:space="preserve"> (headwords for first and last entries on a page)</w:t>
+      </w:r>
+      <w:r>
+        <w:t>.</w:t>
+      </w:r>
+    </w:p>
+    <w:p>
+      <w:pPr>
+        <w:pStyle w:val="ListBullet"/>
+      </w:pPr>
+      <w:r>
+        <w:t>You can include the dictionary and one reversal index in the same export.</w:t>
+      </w:r>
+    </w:p>
+    <w:p>
+      <w:pPr>
+        <w:pStyle w:val="Advantage-Disadvantage"/>
+      </w:pPr>
+      <w:r>
+        <w:t>Disadvantages:</w:t>
+      </w:r>
+    </w:p>
+    <w:p>
+      <w:pPr>
+        <w:pStyle w:val="ListBullet"/>
+      </w:pPr>
+      <w:r>
+        <w:t xml:space="preserve">Pathway may not have further development, so the chances of having bugs fixed are </w:t>
+      </w:r>
+      <w:r>
+        <w:t>not good</w:t>
+      </w:r>
+      <w:r>
+        <w:t>. Some issues can be worked around with various techniques.</w:t>
+      </w:r>
+    </w:p>
+    <w:p>
+      <w:pPr>
+        <w:pStyle w:val="ListBullet"/>
+      </w:pPr>
+      <w:r>
+        <w:t xml:space="preserve">Pathway fails to interpret some newer </w:t>
+      </w:r>
+      <w:proofErr w:type="spellStart"/>
+      <w:r>
+        <w:t>css</w:t>
+      </w:r>
+      <w:proofErr w:type="spellEnd"/>
+      <w:r>
+        <w:t xml:space="preserve"> rules, so all outputs</w:t>
+      </w:r>
+      <w:r>
+        <w:t xml:space="preserve">, including conversion of </w:t>
+      </w:r>
+      <w:proofErr w:type="spellStart"/>
+      <w:r>
+        <w:t>xhtml</w:t>
+      </w:r>
+      <w:proofErr w:type="spellEnd"/>
+      <w:r>
+        <w:t xml:space="preserve"> to Word</w:t>
+      </w:r>
+      <w:r>
+        <w:t>,</w:t>
+      </w:r>
+      <w:r>
+        <w:t xml:space="preserve"> will </w:t>
+      </w:r>
+      <w:r>
+        <w:t>ignore</w:t>
+      </w:r>
+      <w:r>
+        <w:t xml:space="preserve"> </w:t>
+      </w:r>
+      <w:r>
+        <w:t>those</w:t>
+      </w:r>
+      <w:r>
+        <w:t xml:space="preserve"> rules.</w:t>
+      </w:r>
+    </w:p>
+    <w:p>
+      <w:pPr>
+        <w:pStyle w:val="ListBullet"/>
+      </w:pPr>
+      <w:r>
+        <w:t xml:space="preserve">Pathway can only handle one reversal index. If you have more than one, you’ll have to </w:t>
+      </w:r>
+      <w:r>
+        <w:t>do separate exports for the additional indexes and then merge them into the final output.</w:t>
+      </w:r>
+    </w:p>
+    <w:p>
+      <w:pPr>
+        <w:pStyle w:val="Heading3"/>
+      </w:pPr>
+      <w:bookmarkStart w:id="10" w:name="_Ref64615530"/>
+      <w:bookmarkStart w:id="11" w:name="_Toc221690333"/>
+      <w:r>
+        <w:t>OpenOffice/LibreOffice</w:t>
+      </w:r>
+      <w:bookmarkEnd w:id="10"/>
+      <w:bookmarkEnd w:id="11"/>
+    </w:p>
+    <w:p>
+      <w:pPr>
+        <w:pStyle w:val="BodyText"/>
+      </w:pPr>
+      <w:r>
+        <w:t>When you choose OpenOffice/LibreOffice from the Export Through Pathway dialog, t</w:t>
+      </w:r>
+      <w:r>
+        <w:t xml:space="preserve">he output is a LibreOffice </w:t>
+      </w:r>
+      <w:r>
+        <w:t xml:space="preserve">Writer </w:t>
+      </w:r>
+      <w:r>
+        <w:t xml:space="preserve">file which allows you to do further editing after the export. LibreOffice also provides options for printing to a printer, and </w:t>
+      </w:r>
+      <w:r>
+        <w:t>exporting</w:t>
+      </w:r>
+      <w:r>
+        <w:t xml:space="preserve"> as a PDF or a Microsoft Word file.</w:t>
+      </w:r>
+    </w:p>
+    <w:p>
+      <w:pPr>
+        <w:pStyle w:val="BodyText"/>
+      </w:pPr>
+      <w:r>
+        <w:t>When</w:t>
+      </w:r>
+      <w:r>
+        <w:t xml:space="preserve"> </w:t>
+      </w:r>
+      <w:r>
+        <w:t>done, the output</w:t>
+      </w:r>
+      <w:r>
+        <w:t xml:space="preserve"> directory contains </w:t>
+      </w:r>
+      <w:proofErr w:type="spellStart"/>
+      <w:r>
+        <w:t>main.odm</w:t>
+      </w:r>
+      <w:proofErr w:type="spellEnd"/>
+      <w:r>
+        <w:t xml:space="preserve"> which is a master LibreOffice document that references </w:t>
+      </w:r>
+      <w:proofErr w:type="spellStart"/>
+      <w:r>
+        <w:t>main.odt</w:t>
+      </w:r>
+      <w:proofErr w:type="spellEnd"/>
+      <w:r>
+        <w:t xml:space="preserve">, containing dictionary data, and </w:t>
+      </w:r>
+      <w:proofErr w:type="spellStart"/>
+      <w:r>
+        <w:t>FLEx</w:t>
+      </w:r>
+      <w:r>
+        <w:t>Rev.odt</w:t>
+      </w:r>
+      <w:proofErr w:type="spellEnd"/>
+      <w:r>
+        <w:t xml:space="preserve">, containing </w:t>
+      </w:r>
+      <w:r>
+        <w:t xml:space="preserve">the first analysis reversal </w:t>
+      </w:r>
+      <w:r>
+        <w:t>index</w:t>
+      </w:r>
+      <w:r>
+        <w:t>. It also contains a .ramp file that can be used to archive this publication in REAP.</w:t>
+      </w:r>
+    </w:p>
+    <w:p>
+      <w:pPr>
+        <w:pStyle w:val="BodyText"/>
+      </w:pPr>
       <w:r>
         <w:lastRenderedPageBreak/>
-        <w:t xml:space="preserve">transforms in the dialog, you can put the transforms in </w:t>
-      </w:r>
-      <w:r>
-        <w:t>"%LOCALAPPDATA%\SIL\Pathway\</w:t>
-      </w:r>
-      <w:r>
-        <w:t>Dictionary directory.</w:t>
+        <w:t xml:space="preserve">When LibreOffice opens, it asks about updating links. </w:t>
+      </w:r>
+      <w:r>
+        <w:t>Normally r</w:t>
+      </w:r>
+      <w:r>
+        <w:t>eply Yes to this. This loads the .</w:t>
+      </w:r>
+      <w:proofErr w:type="spellStart"/>
+      <w:r>
+        <w:t>odt</w:t>
+      </w:r>
+      <w:proofErr w:type="spellEnd"/>
+      <w:r>
+        <w:t xml:space="preserve"> files into the .</w:t>
+      </w:r>
+      <w:proofErr w:type="spellStart"/>
+      <w:r>
+        <w:t>odm</w:t>
+      </w:r>
+      <w:proofErr w:type="spellEnd"/>
+      <w:r>
+        <w:t xml:space="preserve"> file. </w:t>
+      </w:r>
+      <w:r>
+        <w:t xml:space="preserve">Pathway uses macros to produce proper page headers with guidewords. For this to work, you need to set LibreOffice to Medium or Low security. By </w:t>
+      </w:r>
+      <w:r>
+        <w:t>default,</w:t>
+      </w:r>
+      <w:r>
+        <w:t xml:space="preserve"> it will be High. To set it, use Tools…Options…LibreOffice…Security, click Macro Security, and choose the level you want. With Medium security, it will ask every time before executing macros, and you’ll need to click “Enable Macros” to continue. If you choose Low, it will automatically execute macros without asking. </w:t>
+      </w:r>
+      <w:r>
+        <w:t xml:space="preserve">If you save the document </w:t>
+      </w:r>
+      <w:r>
+        <w:t>at this point</w:t>
+      </w:r>
+      <w:r>
+        <w:t xml:space="preserve">, the entire document will be in </w:t>
+      </w:r>
+      <w:proofErr w:type="spellStart"/>
+      <w:r>
+        <w:t>main.odm</w:t>
+      </w:r>
+      <w:proofErr w:type="spellEnd"/>
+      <w:r>
+        <w:t>, which can be passed to people wanting a copy o</w:t>
+      </w:r>
+      <w:r>
+        <w:t>f the publication.</w:t>
       </w:r>
     </w:p>
     <w:p>
@@ -4453,182 +5048,267 @@
         <w:pStyle w:val="BodyText"/>
       </w:pPr>
       <w:r>
-        <w:t xml:space="preserve">If you need to do something </w:t>
-      </w:r>
-      <w:r>
-        <w:t xml:space="preserve">special to solve a problem, Pathway provides a way </w:t>
-      </w:r>
-      <w:r>
-        <w:t xml:space="preserve">to interrupt the process </w:t>
-      </w:r>
-      <w:r>
-        <w:t>after F</w:t>
-      </w:r>
-      <w:r>
-        <w:t>LE</w:t>
-      </w:r>
-      <w:r>
-        <w:t xml:space="preserve">x exports the data, and runs a </w:t>
-      </w:r>
-      <w:proofErr w:type="spellStart"/>
-      <w:r>
-        <w:t>CssSimpler</w:t>
-      </w:r>
-      <w:proofErr w:type="spellEnd"/>
-      <w:r>
-        <w:t xml:space="preserve"> program over the data and stylesheet to flatten </w:t>
-      </w:r>
-      <w:proofErr w:type="spellStart"/>
-      <w:r>
-        <w:t>FLEx’s</w:t>
-      </w:r>
-      <w:proofErr w:type="spellEnd"/>
-      <w:r>
-        <w:t xml:space="preserve"> hierarchical styles </w:t>
-      </w:r>
-      <w:r>
-        <w:t xml:space="preserve">and </w:t>
-      </w:r>
-      <w:r>
-        <w:t>so they can be used by LibreOffice, etc. I</w:t>
-      </w:r>
-      <w:r>
-        <w:t xml:space="preserve">n HKCU\Software\SIL\Pathway </w:t>
-      </w:r>
-      <w:r>
-        <w:t>you can add a</w:t>
-      </w:r>
-      <w:r>
-        <w:t xml:space="preserve"> string </w:t>
-      </w:r>
-      <w:r>
-        <w:t>variable</w:t>
+        <w:t>Pathway adds many custom styles for formatting the document to look similar to the configuration settings in FLEx. If you go to Styles…Manage Styles, you can see the various styles. The buttons at the top choose between character, paragraph, page, etc. If you change a style in this window, it will affect every place that style is used in the document.</w:t>
+      </w:r>
+    </w:p>
+    <w:p>
+      <w:pPr>
+        <w:pStyle w:val="BodyText"/>
+      </w:pPr>
+      <w:r>
+        <w:t xml:space="preserve">Use File…Print to print the document. Use File…Export…Export As…Export as PDF to save the document as a PDF. </w:t>
+      </w:r>
+      <w:r>
+        <w:t xml:space="preserve">PDF files generally match the LibreOffice Print </w:t>
+      </w:r>
+      <w:r>
+        <w:t>output</w:t>
+      </w:r>
+      <w:r>
+        <w:t xml:space="preserve">. </w:t>
+      </w:r>
+      <w:r>
+        <w:t>Use File…Save As</w:t>
       </w:r>
       <w:r>
         <w:t xml:space="preserve"> </w:t>
       </w:r>
-      <w:proofErr w:type="spellStart"/>
-      <w:r>
-        <w:t>PathwayExportBatch</w:t>
-      </w:r>
-      <w:proofErr w:type="spellEnd"/>
-      <w:r>
-        <w:t xml:space="preserve"> with true or any other value. </w:t>
-      </w:r>
-      <w:r>
-        <w:t>During an export, t</w:t>
-      </w:r>
-      <w:r>
-        <w:t xml:space="preserve">his will create </w:t>
-      </w:r>
-      <w:r>
-        <w:t>PathwayExport.bat</w:t>
-      </w:r>
-      <w:r>
-        <w:t xml:space="preserve"> in the exported document directory</w:t>
-      </w:r>
-      <w:r>
-        <w:t xml:space="preserve"> and stop after </w:t>
-      </w:r>
-      <w:proofErr w:type="spellStart"/>
-      <w:r>
-        <w:t>CssSimpler</w:t>
-      </w:r>
-      <w:proofErr w:type="spellEnd"/>
-      <w:r>
-        <w:t xml:space="preserve"> is run</w:t>
+      <w:r>
+        <w:t>and</w:t>
+      </w:r>
+      <w:r>
+        <w:t xml:space="preserve"> choose to save the document as a Word file.</w:t>
+      </w:r>
+      <w:r>
+        <w:t xml:space="preserve"> The Word </w:t>
+      </w:r>
+      <w:r>
+        <w:t>document maintains the styles, but</w:t>
+      </w:r>
+      <w:r>
+        <w:t xml:space="preserve"> </w:t>
+      </w:r>
+      <w:r>
+        <w:t>has some anomalies, such as guidewords not working.</w:t>
+      </w:r>
+    </w:p>
+    <w:p>
+      <w:pPr>
+        <w:pStyle w:val="Advantage-Disadvantage"/>
+      </w:pPr>
+      <w:r>
+        <w:t>Advantages:</w:t>
+      </w:r>
+    </w:p>
+    <w:p>
+      <w:pPr>
+        <w:pStyle w:val="ListBullet"/>
+      </w:pPr>
+      <w:r>
+        <w:t xml:space="preserve">It </w:t>
+      </w:r>
+      <w:r>
+        <w:t>include</w:t>
+      </w:r>
+      <w:r>
+        <w:t>s</w:t>
+      </w:r>
+      <w:r>
+        <w:t xml:space="preserve"> the dictionary and </w:t>
+      </w:r>
+      <w:r>
+        <w:t>optional</w:t>
+      </w:r>
+      <w:r>
+        <w:t xml:space="preserve"> reversal index in a single file</w:t>
+      </w:r>
+      <w:r>
+        <w:t xml:space="preserve"> as well as an optional table of contents</w:t>
       </w:r>
       <w:r>
         <w:t>.</w:t>
       </w:r>
-      <w:r>
-        <w:t xml:space="preserve"> You can make any changes you need to make, then run </w:t>
-      </w:r>
-      <w:r>
-        <w:t>PathwayExport.bat</w:t>
-      </w:r>
-      <w:r>
-        <w:t xml:space="preserve"> to complete the process. </w:t>
-      </w:r>
-      <w:r>
-        <w:t xml:space="preserve">You can </w:t>
-      </w:r>
-      <w:r>
-        <w:t xml:space="preserve">also </w:t>
-      </w:r>
-      <w:r>
-        <w:t>add a special batch file that gets called to do special processing once the html/</w:t>
-      </w:r>
-      <w:proofErr w:type="spellStart"/>
-      <w:r>
-        <w:t>css</w:t>
-      </w:r>
-      <w:proofErr w:type="spellEnd"/>
-      <w:r>
-        <w:t xml:space="preserve"> files have been exported and processed via </w:t>
-      </w:r>
-      <w:proofErr w:type="spellStart"/>
-      <w:r>
-        <w:t>CssSimpler</w:t>
-      </w:r>
-      <w:proofErr w:type="spellEnd"/>
-      <w:r>
-        <w:t xml:space="preserve">. To do this, add a Process directory under </w:t>
-      </w:r>
-      <w:bookmarkStart w:id="8" w:name="_Hlk65076374"/>
-      <w:r>
-        <w:t>Documents\Publications\</w:t>
-      </w:r>
-      <w:r>
-        <w:t>&lt;</w:t>
-      </w:r>
-      <w:proofErr w:type="spellStart"/>
-      <w:r>
-        <w:t>ProjectName</w:t>
-      </w:r>
-      <w:proofErr w:type="spellEnd"/>
-      <w:r>
-        <w:t>&gt;</w:t>
-      </w:r>
-      <w:r>
-        <w:t>\Dictionary</w:t>
-      </w:r>
-      <w:bookmarkEnd w:id="8"/>
-      <w:r>
-        <w:t xml:space="preserve"> and insert BeforePwExport.bat which will then be called between when </w:t>
+    </w:p>
+    <w:p>
+      <w:pPr>
+        <w:pStyle w:val="ListBullet"/>
+      </w:pPr>
+      <w:r>
+        <w:t>The output is a LibreOffice file which can be edited after export</w:t>
+      </w:r>
+      <w:r>
+        <w:t>ing</w:t>
+      </w:r>
+      <w:r>
+        <w:t xml:space="preserve"> from </w:t>
       </w:r>
       <w:r>
         <w:t>FLEx</w:t>
       </w:r>
       <w:r>
-        <w:t xml:space="preserve"> lets go and </w:t>
-      </w:r>
-      <w:proofErr w:type="spellStart"/>
-      <w:r>
-        <w:t>PathwayExport</w:t>
-      </w:r>
-      <w:proofErr w:type="spellEnd"/>
-      <w:r>
-        <w:t xml:space="preserve"> is run. You can put a pause </w:t>
-      </w:r>
-      <w:r>
-        <w:t>or other commands</w:t>
-      </w:r>
-      <w:r>
-        <w:t xml:space="preserve"> in</w:t>
-      </w:r>
-      <w:r>
-        <w:t xml:space="preserve"> the batch file as needed</w:t>
-      </w:r>
-      <w:r>
         <w:t>.</w:t>
       </w:r>
     </w:p>
     <w:p>
       <w:pPr>
+        <w:pStyle w:val="ListBullet"/>
+      </w:pPr>
+      <w:r>
+        <w:t>Styles are used in the export, so you can modify a style in the LibreOffice style sheet to change formatting.</w:t>
+      </w:r>
+    </w:p>
+    <w:p>
+      <w:pPr>
+        <w:pStyle w:val="ListBullet"/>
+      </w:pPr>
+      <w:r>
+        <w:t xml:space="preserve">LibreOffice can print the dictionary, </w:t>
+      </w:r>
+      <w:r>
+        <w:t>export</w:t>
+      </w:r>
+      <w:r>
+        <w:t xml:space="preserve"> it to a PDF file, save it to a Microsoft Word file</w:t>
+      </w:r>
+      <w:r>
+        <w:t>, as well as various other options</w:t>
+      </w:r>
+      <w:r>
+        <w:t>.</w:t>
+      </w:r>
+    </w:p>
+    <w:p>
+      <w:pPr>
+        <w:pStyle w:val="ListBullet"/>
+      </w:pPr>
+      <w:r>
+        <w:t>It can produce single or double column text including guidewords in the headers.</w:t>
+      </w:r>
+    </w:p>
+    <w:p>
+      <w:pPr>
+        <w:pStyle w:val="ListBullet"/>
+      </w:pPr>
+      <w:r>
+        <w:t>Pictures are included in the LibreOffice document</w:t>
+      </w:r>
+      <w:r>
+        <w:t>, but will likely need adjust</w:t>
+      </w:r>
+      <w:r>
+        <w:t>ing</w:t>
+      </w:r>
+      <w:r>
+        <w:t>.</w:t>
+      </w:r>
+    </w:p>
+    <w:p>
+      <w:pPr>
         <w:pStyle w:val="Advantage-Disadvantage"/>
       </w:pPr>
       <w:r>
+        <w:t>Disadvantages:</w:t>
+      </w:r>
+    </w:p>
+    <w:p>
+      <w:pPr>
+        <w:pStyle w:val="ListBullet"/>
+      </w:pPr>
+      <w:r>
+        <w:t xml:space="preserve">LibreOffice </w:t>
+      </w:r>
+      <w:r>
+        <w:t>64-bit works much better than older versions. It still takes time, but I exported a 30,520 entry lexicon into LibreOffice in 27 minutes resulting in 6,512 pages</w:t>
+      </w:r>
+      <w:r>
+        <w:t>.</w:t>
+      </w:r>
+    </w:p>
+    <w:p>
+      <w:pPr>
+        <w:pStyle w:val="ListBullet"/>
+      </w:pPr>
+      <w:r>
+        <w:t xml:space="preserve">LibreOffice occasionally gives incorrect guidewords, </w:t>
+      </w:r>
+      <w:r>
+        <w:t xml:space="preserve">particularly before alpha headers, </w:t>
+      </w:r>
+      <w:r>
+        <w:t>and it can be very challenging to fix.</w:t>
+      </w:r>
+      <w:r>
+        <w:t xml:space="preserve"> </w:t>
+      </w:r>
+      <w:r>
+        <w:t>To fix this, you need to go into View...</w:t>
+      </w:r>
+      <w:proofErr w:type="spellStart"/>
+      <w:r>
+        <w:t>FieldNames</w:t>
+      </w:r>
+      <w:proofErr w:type="spellEnd"/>
+      <w:r>
+        <w:t xml:space="preserve"> mode, go to the last entry before the alpha header, right-click Set variable </w:t>
+      </w:r>
+      <w:proofErr w:type="spellStart"/>
+      <w:r>
+        <w:t>Left_Guideword_L</w:t>
+      </w:r>
+      <w:proofErr w:type="spellEnd"/>
+      <w:r>
+        <w:t>=xxx to the headword for the first entry after the alpha header. Then when you uncheck View...</w:t>
+      </w:r>
+      <w:proofErr w:type="spellStart"/>
+      <w:r>
+        <w:t>FieldNames</w:t>
+      </w:r>
+      <w:proofErr w:type="spellEnd"/>
+      <w:r>
+        <w:t xml:space="preserve">, after everything catches up, you should see the correct guideword. Unfortunately, when it goes back out of this mode, </w:t>
+      </w:r>
+      <w:r>
+        <w:t>LibreOffice</w:t>
+      </w:r>
+      <w:r>
+        <w:t xml:space="preserve"> repaginates the whole document, often breaking at significantly new locations, which may mess up all of the fine tuning you've done prior to that</w:t>
+      </w:r>
+      <w:r>
+        <w:t>.</w:t>
+      </w:r>
+    </w:p>
+    <w:p>
+      <w:pPr>
+        <w:pStyle w:val="ListBullet"/>
+      </w:pPr>
+      <w:r>
+        <w:t>Links for sound recordings appear in LibreOffice, but they cannot be played from LibreOffice.</w:t>
+      </w:r>
+    </w:p>
+    <w:p>
+      <w:pPr>
+        <w:pStyle w:val="Heading3"/>
+      </w:pPr>
+      <w:bookmarkStart w:id="12" w:name="_Toc221690334"/>
+      <w:r>
+        <w:lastRenderedPageBreak/>
+        <w:t>Pdf (Using Prince)</w:t>
+      </w:r>
+      <w:bookmarkEnd w:id="12"/>
+    </w:p>
+    <w:p>
+      <w:pPr>
+        <w:pStyle w:val="BodyText"/>
+      </w:pPr>
+      <w:r>
+        <w:t>When you choose Pdf (Using Prince) from the Export Through Pathway dialog, the output is a PDF file produced through the Prince program.</w:t>
+      </w:r>
+    </w:p>
+    <w:p>
+      <w:pPr>
+        <w:pStyle w:val="Advantage-Disadvantage"/>
+      </w:pPr>
+      <w:r>
         <w:t>Advantages:</w:t>
       </w:r>
     </w:p>
@@ -4637,13 +5317,13 @@
         <w:pStyle w:val="ListBullet"/>
       </w:pPr>
       <w:r>
-        <w:t>Pathway</w:t>
-      </w:r>
-      <w:r>
-        <w:t xml:space="preserve"> provides various options for formatting page layout including headers with guidewords</w:t>
-      </w:r>
-      <w:r>
-        <w:t xml:space="preserve"> (headwords for first and last entries on a page)</w:t>
+        <w:t>The output is a PDF file</w:t>
+      </w:r>
+      <w:r>
+        <w:t xml:space="preserve"> of the dictionary</w:t>
+      </w:r>
+      <w:r>
+        <w:t xml:space="preserve"> with page headers with guidewords</w:t>
       </w:r>
       <w:r>
         <w:t>.</w:t>
@@ -4651,10 +5331,136 @@
     </w:p>
     <w:p>
       <w:pPr>
+        <w:pStyle w:val="Advantage-Disadvantage"/>
+      </w:pPr>
+      <w:r>
+        <w:t>Disadvantages:</w:t>
+      </w:r>
+    </w:p>
+    <w:p>
+      <w:pPr>
         <w:pStyle w:val="ListBullet"/>
       </w:pPr>
       <w:r>
-        <w:t>You can include the dictionary and one reversal index in the same export.</w:t>
+        <w:t xml:space="preserve">The export does not include </w:t>
+      </w:r>
+      <w:r>
+        <w:t xml:space="preserve">a </w:t>
+      </w:r>
+      <w:r>
+        <w:t>reversal</w:t>
+      </w:r>
+      <w:r>
+        <w:t xml:space="preserve"> index.</w:t>
+      </w:r>
+    </w:p>
+    <w:p>
+      <w:pPr>
+        <w:pStyle w:val="ListBullet"/>
+      </w:pPr>
+      <w:r>
+        <w:t>Unless you pay for Prince, the output has a Prince logo at the top right corner of the PDF output.</w:t>
+      </w:r>
+    </w:p>
+    <w:p>
+      <w:pPr>
+        <w:pStyle w:val="ListBullet"/>
+      </w:pPr>
+      <w:r>
+        <w:t>Being a PDF file, you can</w:t>
+      </w:r>
+      <w:r>
+        <w:t>not</w:t>
+      </w:r>
+      <w:r>
+        <w:t xml:space="preserve"> fix any irregularities, unless you have a program for editing PDF files, and it’s unknown how useful these programs might be in fixing problems.</w:t>
+      </w:r>
+    </w:p>
+    <w:p>
+      <w:pPr>
+        <w:pStyle w:val="ListBullet"/>
+      </w:pPr>
+      <w:r>
+        <w:t xml:space="preserve">On </w:t>
+      </w:r>
+      <w:r>
+        <w:t>a Moore</w:t>
+      </w:r>
+      <w:r>
+        <w:t xml:space="preserve"> project </w:t>
+      </w:r>
+      <w:r>
+        <w:t xml:space="preserve">with </w:t>
+      </w:r>
+      <w:r>
+        <w:t xml:space="preserve">thousands of </w:t>
+      </w:r>
+      <w:r>
+        <w:t xml:space="preserve">pictures and sound </w:t>
+      </w:r>
+      <w:r>
+        <w:t xml:space="preserve">files, </w:t>
+      </w:r>
+      <w:r>
+        <w:t>it did not produce a PDF file</w:t>
+      </w:r>
+      <w:r>
+        <w:t xml:space="preserve"> for some reason.</w:t>
+      </w:r>
+    </w:p>
+    <w:p>
+      <w:pPr>
+        <w:pStyle w:val="Heading3"/>
+      </w:pPr>
+      <w:bookmarkStart w:id="13" w:name="_Ref64615598"/>
+      <w:bookmarkStart w:id="14" w:name="_Toc221690335"/>
+      <w:r>
+        <w:t>InDesign</w:t>
+      </w:r>
+      <w:bookmarkEnd w:id="13"/>
+      <w:bookmarkEnd w:id="14"/>
+    </w:p>
+    <w:p>
+      <w:pPr>
+        <w:pStyle w:val="BodyText"/>
+      </w:pPr>
+      <w:r>
+        <w:t xml:space="preserve">Adobe </w:t>
+      </w:r>
+      <w:r>
+        <w:t xml:space="preserve">InDesign is a powerful commercial program for typesetting, typically used </w:t>
+      </w:r>
+      <w:r>
+        <w:t xml:space="preserve">in SIL </w:t>
+      </w:r>
+      <w:r>
+        <w:t>for Scripture publications, and can also be used for dictionaries, although</w:t>
+      </w:r>
+      <w:r>
+        <w:t xml:space="preserve"> at this point our support for dictionaries in InDesign is limited.</w:t>
+      </w:r>
+      <w:r>
+        <w:t xml:space="preserve"> The InDesign export from Pathway is considered experimental because it was never tested and </w:t>
+      </w:r>
+      <w:r>
+        <w:t>debugged</w:t>
+      </w:r>
+      <w:r>
+        <w:t xml:space="preserve"> adequately. As a result, it is only available in the beta versions of Pathway.</w:t>
+      </w:r>
+    </w:p>
+    <w:p>
+      <w:pPr>
+        <w:pStyle w:val="BodyText"/>
+      </w:pPr>
+      <w:r>
+        <w:t xml:space="preserve">There are basically two ways to export data from FLEx and import it into InDesign. First, Pathway provides an InDesign export option. Second, Pathway provides a way to import into Microsoft Word, and InDesign does a reasonably good job of importing </w:t>
+      </w:r>
+      <w:r>
+        <w:t>from Word.</w:t>
+      </w:r>
+      <w:r>
+        <w:t xml:space="preserve"> Recent experience would favor the Word approach. Both approaches are discussed below.</w:t>
       </w:r>
     </w:p>
     <w:p>
@@ -4662,6 +5468,68 @@
         <w:pStyle w:val="Advantage-Disadvantage"/>
       </w:pPr>
       <w:r>
+        <w:t>Advantages:</w:t>
+      </w:r>
+    </w:p>
+    <w:p>
+      <w:pPr>
+        <w:pStyle w:val="ListBullet"/>
+      </w:pPr>
+      <w:r>
+        <w:t>Provides high quality printing of large projects.</w:t>
+      </w:r>
+    </w:p>
+    <w:p>
+      <w:pPr>
+        <w:pStyle w:val="ListBullet"/>
+      </w:pPr>
+      <w:r>
+        <w:t>Provides powerful editing capability to customize as desired.</w:t>
+      </w:r>
+    </w:p>
+    <w:p>
+      <w:pPr>
+        <w:pStyle w:val="ListBullet"/>
+      </w:pPr>
+      <w:r>
+        <w:t xml:space="preserve">Provides powerful </w:t>
+      </w:r>
+      <w:r>
+        <w:t>Find/Change</w:t>
+      </w:r>
+      <w:r>
+        <w:t xml:space="preserve"> option including regex to fix problems.</w:t>
+      </w:r>
+    </w:p>
+    <w:p>
+      <w:pPr>
+        <w:pStyle w:val="ListBullet"/>
+      </w:pPr>
+      <w:r>
+        <w:t>Pictures are imported, but will need manual adjusting.</w:t>
+      </w:r>
+    </w:p>
+    <w:p>
+      <w:pPr>
+        <w:pStyle w:val="ListBullet"/>
+      </w:pPr>
+      <w:r>
+        <w:t>Allows full control for including title pages, grammar notes, appendices, etc.</w:t>
+      </w:r>
+    </w:p>
+    <w:p>
+      <w:pPr>
+        <w:pStyle w:val="ListBullet"/>
+      </w:pPr>
+      <w:r>
+        <w:t>Even though it can take hours for an initial import, InDesign is not using much memory, but may fail on really big dictionaries. Breaking the process into multiple exports can help with this.</w:t>
+      </w:r>
+    </w:p>
+    <w:p>
+      <w:pPr>
+        <w:pStyle w:val="Advantage-Disadvantage"/>
+      </w:pPr>
+      <w:r>
         <w:t>Disadvantages:</w:t>
       </w:r>
     </w:p>
@@ -4670,13 +5538,29 @@
         <w:pStyle w:val="ListBullet"/>
       </w:pPr>
       <w:r>
-        <w:t xml:space="preserve">Pathway may not have further development, so the chances of having bugs fixed are </w:t>
-      </w:r>
-      <w:r>
-        <w:t>not good</w:t>
-      </w:r>
-      <w:r>
-        <w:t>. Some issues can be worked around with various techniques.</w:t>
+        <w:t xml:space="preserve">Importing an </w:t>
+      </w:r>
+      <w:proofErr w:type="spellStart"/>
+      <w:r>
+        <w:t>idml</w:t>
+      </w:r>
+      <w:proofErr w:type="spellEnd"/>
+      <w:r>
+        <w:t xml:space="preserve"> (InDesign Markup Language) file from FLEx into InDesign can take hours, but once saved as an </w:t>
+      </w:r>
+      <w:proofErr w:type="spellStart"/>
+      <w:r>
+        <w:t>indd</w:t>
+      </w:r>
+      <w:proofErr w:type="spellEnd"/>
+      <w:r>
+        <w:t xml:space="preserve"> file, it opens in less than a minute. At least in InDesign 6.0, during the long import process, which includes running macros, the progress dialog doesn’t indicate progress.</w:t>
+      </w:r>
+      <w:r>
+        <w:t xml:space="preserve"> </w:t>
+      </w:r>
+      <w:r>
+        <w:t>As long as the CPU is still working in Task Manager, it’s probably not stuck, and will probably complete. (I waited 120 hours for a really large dictionary before giving up and cancelling the process.)</w:t>
       </w:r>
     </w:p>
     <w:p>
@@ -4684,44 +5568,25 @@
         <w:pStyle w:val="ListBullet"/>
       </w:pPr>
       <w:r>
-        <w:t xml:space="preserve">Pathway fails to interpret some newer </w:t>
-      </w:r>
-      <w:proofErr w:type="spellStart"/>
-      <w:r>
-        <w:t>css</w:t>
-      </w:r>
-      <w:proofErr w:type="spellEnd"/>
-      <w:r>
-        <w:t xml:space="preserve"> rules, so all outputs</w:t>
-      </w:r>
-      <w:r>
-        <w:t xml:space="preserve">, including conversion of </w:t>
-      </w:r>
-      <w:proofErr w:type="spellStart"/>
-      <w:r>
-        <w:t>xhtml</w:t>
-      </w:r>
-      <w:proofErr w:type="spellEnd"/>
-      <w:r>
-        <w:t xml:space="preserve"> to Word</w:t>
-      </w:r>
-      <w:r>
-        <w:t>,</w:t>
-      </w:r>
-      <w:r>
-        <w:t xml:space="preserve"> will </w:t>
-      </w:r>
-      <w:r>
-        <w:t>ignore</w:t>
+        <w:t xml:space="preserve">A macro for adjusting page frames, including adjustments for full page alpha headers, and setting guidewords is used on initial loading. The guidewords may not </w:t>
+      </w:r>
+      <w:r>
+        <w:lastRenderedPageBreak/>
+        <w:t>come out correctly on import, but it may be a simple fix to correct this in the master tables for pages in InDesign. This macro works on InDesign 6.0, but not more recent versions.</w:t>
+      </w:r>
+    </w:p>
+    <w:p>
+      <w:pPr>
+        <w:pStyle w:val="ListBullet"/>
+      </w:pPr>
+      <w:r>
+        <w:t>It’s expensive if your entity is not already using it.</w:t>
       </w:r>
       <w:r>
         <w:t xml:space="preserve"> </w:t>
       </w:r>
       <w:r>
-        <w:t>those</w:t>
-      </w:r>
-      <w:r>
-        <w:t xml:space="preserve"> rules.</w:t>
+        <w:t>Approximate cost is $240/year or $32/month. Many SIL entities already have InDesign for Scripture publication.</w:t>
       </w:r>
     </w:p>
     <w:p>
@@ -4729,656 +5594,28 @@
         <w:pStyle w:val="ListBullet"/>
       </w:pPr>
       <w:r>
-        <w:t xml:space="preserve">Pathway can only handle one reversal index. If you have more than one, you’ll have to </w:t>
-      </w:r>
-      <w:r>
-        <w:t>do separate exports for the additional indexes and then merge them into the final output.</w:t>
-      </w:r>
-    </w:p>
-    <w:p>
-      <w:pPr>
-        <w:pStyle w:val="Heading3"/>
-      </w:pPr>
-      <w:bookmarkStart w:id="9" w:name="_Ref64615530"/>
-      <w:bookmarkStart w:id="10" w:name="_Toc155710272"/>
-      <w:r>
-        <w:t>OpenOffice/LibreOffice</w:t>
-      </w:r>
-      <w:bookmarkEnd w:id="9"/>
-      <w:bookmarkEnd w:id="10"/>
-    </w:p>
-    <w:p>
-      <w:pPr>
-        <w:pStyle w:val="BodyText"/>
-      </w:pPr>
-      <w:r>
-        <w:t>When you choose OpenOffice/LibreOffice from the Export Through Pathway dialog, t</w:t>
-      </w:r>
-      <w:r>
-        <w:t xml:space="preserve">he output is a LibreOffice </w:t>
-      </w:r>
-      <w:r>
-        <w:t xml:space="preserve">Writer </w:t>
-      </w:r>
-      <w:r>
-        <w:t xml:space="preserve">file which allows you to do further editing after the export. LibreOffice also provides options for printing to a printer, and </w:t>
-      </w:r>
-      <w:r>
-        <w:t>exporting</w:t>
-      </w:r>
-      <w:r>
-        <w:t xml:space="preserve"> as a PDF or a Microsoft Word file.</w:t>
-      </w:r>
-    </w:p>
-    <w:p>
-      <w:pPr>
-        <w:pStyle w:val="BodyText"/>
-      </w:pPr>
-      <w:r>
-        <w:t>When</w:t>
-      </w:r>
-      <w:r>
-        <w:t xml:space="preserve"> </w:t>
-      </w:r>
-      <w:r>
-        <w:t>done, the output</w:t>
-      </w:r>
-      <w:r>
-        <w:t xml:space="preserve"> directory contains </w:t>
-      </w:r>
-      <w:proofErr w:type="spellStart"/>
-      <w:r>
-        <w:t>main.odm</w:t>
-      </w:r>
-      <w:proofErr w:type="spellEnd"/>
-      <w:r>
-        <w:t xml:space="preserve"> which is a master LibreOffice document that references </w:t>
-      </w:r>
-      <w:proofErr w:type="spellStart"/>
-      <w:r>
-        <w:t>main.odt</w:t>
-      </w:r>
-      <w:proofErr w:type="spellEnd"/>
-      <w:r>
-        <w:t xml:space="preserve">, containing dictionary data, and </w:t>
-      </w:r>
-      <w:proofErr w:type="spellStart"/>
-      <w:r>
-        <w:t>FLEx</w:t>
-      </w:r>
-      <w:r>
-        <w:t>Rev.odt</w:t>
-      </w:r>
-      <w:proofErr w:type="spellEnd"/>
-      <w:r>
-        <w:t xml:space="preserve">, containing </w:t>
-      </w:r>
-      <w:r>
-        <w:t xml:space="preserve">the first analysis reversal </w:t>
-      </w:r>
-      <w:r>
-        <w:t>index</w:t>
-      </w:r>
-      <w:r>
-        <w:t>. It also contains a .ramp file that can be used to archive this publication in REAP.</w:t>
-      </w:r>
-    </w:p>
-    <w:p>
-      <w:pPr>
-        <w:pStyle w:val="BodyText"/>
-      </w:pPr>
-      <w:r>
-        <w:t xml:space="preserve">When LibreOffice opens, it asks about updating links. </w:t>
-      </w:r>
-      <w:r>
-        <w:t>Normally r</w:t>
-      </w:r>
-      <w:r>
-        <w:t>eply Yes to this. This loads the .</w:t>
-      </w:r>
-      <w:proofErr w:type="spellStart"/>
-      <w:r>
-        <w:t>odt</w:t>
-      </w:r>
-      <w:proofErr w:type="spellEnd"/>
-      <w:r>
-        <w:t xml:space="preserve"> files into the .</w:t>
-      </w:r>
-      <w:proofErr w:type="spellStart"/>
-      <w:r>
-        <w:t>odm</w:t>
-      </w:r>
-      <w:proofErr w:type="spellEnd"/>
-      <w:r>
-        <w:t xml:space="preserve"> file. </w:t>
-      </w:r>
-      <w:r>
-        <w:t xml:space="preserve">Pathway uses macros to produce proper page headers with guidewords. For this to work, you need to set LibreOffice to Medium or Low security. By </w:t>
-      </w:r>
-      <w:r>
-        <w:t>default,</w:t>
-      </w:r>
-      <w:r>
-        <w:t xml:space="preserve"> it will be High. To set it, use Tools…Options…LibreOffice…Security, click Macro Security, and choose the level you want. With Medium security, it will ask every time before executing macros, and you’ll need to click “Enable Macros” to continue. If you choose Low, it will automatically execute macros without asking. </w:t>
-      </w:r>
-      <w:r>
-        <w:t xml:space="preserve">If you save the document </w:t>
-      </w:r>
-      <w:r>
-        <w:t>at this point</w:t>
-      </w:r>
-      <w:r>
-        <w:t xml:space="preserve">, the entire document will be in </w:t>
-      </w:r>
-      <w:proofErr w:type="spellStart"/>
-      <w:r>
-        <w:t>main.odm</w:t>
-      </w:r>
-      <w:proofErr w:type="spellEnd"/>
-      <w:r>
-        <w:t>, which can be passed to people wanting a copy o</w:t>
-      </w:r>
-      <w:r>
-        <w:t>f the publication.</w:t>
-      </w:r>
-    </w:p>
-    <w:p>
-      <w:pPr>
-        <w:pStyle w:val="BodyText"/>
-      </w:pPr>
-      <w:r>
-        <w:lastRenderedPageBreak/>
-        <w:t>Pathway adds many custom styles for formatting the document to look similar to the configuration settings in FLEx. If you go to Styles…Manage Styles, you can see the various styles. The buttons at the top choose between character, paragraph, page, etc. If you change a style in this window, it will affect every place that style is used in the document.</w:t>
-      </w:r>
-    </w:p>
-    <w:p>
-      <w:pPr>
-        <w:pStyle w:val="BodyText"/>
-      </w:pPr>
-      <w:r>
-        <w:t xml:space="preserve">Use File…Print to print the document. Use File…Export…Export As…Export as PDF to save the document as a PDF. </w:t>
-      </w:r>
-      <w:r>
-        <w:t xml:space="preserve">PDF files generally match the LibreOffice Print </w:t>
-      </w:r>
-      <w:r>
-        <w:t>output</w:t>
-      </w:r>
-      <w:r>
-        <w:t xml:space="preserve">. </w:t>
-      </w:r>
-      <w:r>
-        <w:t>Use File…Save As</w:t>
-      </w:r>
-      <w:r>
-        <w:t xml:space="preserve"> </w:t>
-      </w:r>
-      <w:r>
-        <w:t>and</w:t>
-      </w:r>
-      <w:r>
-        <w:t xml:space="preserve"> choose to save the document as a Word file.</w:t>
-      </w:r>
-      <w:r>
-        <w:t xml:space="preserve"> The Word </w:t>
-      </w:r>
-      <w:r>
-        <w:t>document maintains the styles, but</w:t>
-      </w:r>
-      <w:r>
-        <w:t xml:space="preserve"> </w:t>
-      </w:r>
-      <w:r>
-        <w:t>has some anomalies, such as guidewords not working.</w:t>
-      </w:r>
-    </w:p>
-    <w:p>
-      <w:pPr>
-        <w:pStyle w:val="Advantage-Disadvantage"/>
-      </w:pPr>
-      <w:r>
-        <w:t>Advantages:</w:t>
-      </w:r>
+        <w:t xml:space="preserve">The current export assumes InDesign 6.0 CS4, which is old. The macros will not work on newer </w:t>
+      </w:r>
+      <w:proofErr w:type="gramStart"/>
+      <w:r>
+        <w:t>versions..</w:t>
+      </w:r>
+      <w:proofErr w:type="gramEnd"/>
     </w:p>
     <w:p>
       <w:pPr>
         <w:pStyle w:val="ListBullet"/>
       </w:pPr>
       <w:r>
-        <w:t xml:space="preserve">It </w:t>
-      </w:r>
-      <w:r>
-        <w:t>include</w:t>
-      </w:r>
-      <w:r>
-        <w:t>s</w:t>
-      </w:r>
-      <w:r>
-        <w:t xml:space="preserve"> the dictionary and </w:t>
-      </w:r>
-      <w:r>
-        <w:t>optional</w:t>
-      </w:r>
-      <w:r>
-        <w:t xml:space="preserve"> reversal index in a single file</w:t>
-      </w:r>
-      <w:r>
-        <w:t xml:space="preserve"> as well as an optional table of contents</w:t>
-      </w:r>
-      <w:r>
-        <w:t>.</w:t>
-      </w:r>
-    </w:p>
-    <w:p>
-      <w:pPr>
-        <w:pStyle w:val="ListBullet"/>
-      </w:pPr>
-      <w:r>
-        <w:t>The output is a LibreOffice file which can be edited after export</w:t>
-      </w:r>
-      <w:r>
-        <w:t>ing</w:t>
-      </w:r>
-      <w:r>
-        <w:t xml:space="preserve"> from </w:t>
-      </w:r>
-      <w:r>
-        <w:t>FLEx</w:t>
-      </w:r>
-      <w:r>
-        <w:t>.</w:t>
-      </w:r>
-    </w:p>
-    <w:p>
-      <w:pPr>
-        <w:pStyle w:val="ListBullet"/>
-      </w:pPr>
-      <w:r>
-        <w:t>Styles are used in the export, so you can modify a style in the LibreOffice style sheet to change formatting.</w:t>
-      </w:r>
-    </w:p>
-    <w:p>
-      <w:pPr>
-        <w:pStyle w:val="ListBullet"/>
-      </w:pPr>
-      <w:r>
-        <w:t xml:space="preserve">LibreOffice can print the dictionary, </w:t>
-      </w:r>
-      <w:r>
-        <w:t>export</w:t>
-      </w:r>
-      <w:r>
-        <w:t xml:space="preserve"> it to a PDF file, save it to a Microsoft Word file</w:t>
-      </w:r>
-      <w:r>
-        <w:t>, as well as various other options</w:t>
-      </w:r>
-      <w:r>
-        <w:t>.</w:t>
-      </w:r>
-    </w:p>
-    <w:p>
-      <w:pPr>
-        <w:pStyle w:val="ListBullet"/>
-      </w:pPr>
-      <w:r>
-        <w:t>It can produce single or double column text including guidewords in the headers.</w:t>
-      </w:r>
-    </w:p>
-    <w:p>
-      <w:pPr>
-        <w:pStyle w:val="ListBullet"/>
-      </w:pPr>
-      <w:r>
-        <w:t>Pictures are included in the LibreOffice document</w:t>
-      </w:r>
-      <w:r>
-        <w:t>, but will likely need adjust</w:t>
-      </w:r>
-      <w:r>
-        <w:t>ing</w:t>
-      </w:r>
-      <w:r>
-        <w:t>.</w:t>
-      </w:r>
-    </w:p>
-    <w:p>
-      <w:pPr>
-        <w:pStyle w:val="Advantage-Disadvantage"/>
-      </w:pPr>
-      <w:r>
-        <w:t>Disadvantages:</w:t>
-      </w:r>
-    </w:p>
-    <w:p>
-      <w:pPr>
-        <w:pStyle w:val="ListBullet"/>
-      </w:pPr>
-      <w:r>
-        <w:t xml:space="preserve">LibreOffice </w:t>
-      </w:r>
-      <w:r>
-        <w:t>64-bit works much better than older versions. It still takes time, but I exported a 30,520 entry lexicon into LibreOffice in 27 minutes resulting in 6,512 pages</w:t>
-      </w:r>
-      <w:r>
-        <w:t>.</w:t>
-      </w:r>
-    </w:p>
-    <w:p>
-      <w:pPr>
-        <w:pStyle w:val="ListBullet"/>
-      </w:pPr>
-      <w:r>
-        <w:t xml:space="preserve">LibreOffice occasionally gives incorrect guidewords, </w:t>
-      </w:r>
-      <w:r>
-        <w:t xml:space="preserve">particularly before alpha headers, </w:t>
-      </w:r>
-      <w:r>
-        <w:t>and it can be very challenging to fix.</w:t>
-      </w:r>
-      <w:r>
-        <w:t xml:space="preserve"> </w:t>
-      </w:r>
-      <w:r>
-        <w:t>To fix this, you need to go into View...</w:t>
-      </w:r>
-      <w:proofErr w:type="spellStart"/>
-      <w:r>
-        <w:t>FieldNames</w:t>
-      </w:r>
-      <w:proofErr w:type="spellEnd"/>
-      <w:r>
-        <w:t xml:space="preserve"> mode, go to the last entry before the alpha header, right-click Set variable </w:t>
-      </w:r>
-      <w:proofErr w:type="spellStart"/>
-      <w:r>
-        <w:t>Left_Guideword_L</w:t>
-      </w:r>
-      <w:proofErr w:type="spellEnd"/>
-      <w:r>
-        <w:t>=xxx to the headword for the first entry after the alpha header. Then when you uncheck View...</w:t>
-      </w:r>
-      <w:proofErr w:type="spellStart"/>
-      <w:r>
-        <w:t>FieldNames</w:t>
-      </w:r>
-      <w:proofErr w:type="spellEnd"/>
-      <w:r>
-        <w:t xml:space="preserve">, after everything catches up, you should see the correct guideword. Unfortunately, when it goes back out of this mode, </w:t>
-      </w:r>
-      <w:r>
-        <w:t>LibreOffice</w:t>
-      </w:r>
-      <w:r>
-        <w:t xml:space="preserve"> repaginates the whole document, often breaking at significantly new locations, which may mess up all of the fine tuning you've done prior to that</w:t>
-      </w:r>
-      <w:r>
-        <w:t>.</w:t>
-      </w:r>
-    </w:p>
-    <w:p>
-      <w:pPr>
-        <w:pStyle w:val="ListBullet"/>
-      </w:pPr>
-      <w:r>
-        <w:t>Links for sound recordings appear in LibreOffice, but they cannot be played from LibreOffice.</w:t>
-      </w:r>
-    </w:p>
-    <w:p>
-      <w:pPr>
-        <w:pStyle w:val="Heading3"/>
-      </w:pPr>
-      <w:bookmarkStart w:id="11" w:name="_Toc155710273"/>
-      <w:r>
-        <w:t>Pdf (Using Prince)</w:t>
-      </w:r>
-      <w:bookmarkEnd w:id="11"/>
-    </w:p>
-    <w:p>
-      <w:pPr>
-        <w:pStyle w:val="BodyText"/>
-      </w:pPr>
-      <w:r>
-        <w:t>When you choose Pdf (Using Prince) from the Export Through Pathway dialog, the output is a PDF file produced through the Prince program.</w:t>
-      </w:r>
-    </w:p>
-    <w:p>
-      <w:pPr>
-        <w:pStyle w:val="Advantage-Disadvantage"/>
-      </w:pPr>
-      <w:r>
-        <w:t>Advantages:</w:t>
-      </w:r>
-    </w:p>
-    <w:p>
-      <w:pPr>
-        <w:pStyle w:val="ListBullet"/>
-      </w:pPr>
-      <w:r>
-        <w:t>The output is a PDF file</w:t>
-      </w:r>
-      <w:r>
-        <w:t xml:space="preserve"> of the dictionary</w:t>
-      </w:r>
-      <w:r>
-        <w:t xml:space="preserve"> with page headers with guidewords</w:t>
-      </w:r>
-      <w:r>
-        <w:t>.</w:t>
-      </w:r>
-    </w:p>
-    <w:p>
-      <w:pPr>
-        <w:pStyle w:val="Advantage-Disadvantage"/>
-      </w:pPr>
-      <w:r>
-        <w:t>Disadvantages:</w:t>
-      </w:r>
-    </w:p>
-    <w:p>
-      <w:pPr>
-        <w:pStyle w:val="ListBullet"/>
-      </w:pPr>
-      <w:r>
-        <w:t xml:space="preserve">The export does not include </w:t>
-      </w:r>
-      <w:r>
-        <w:t xml:space="preserve">a </w:t>
-      </w:r>
-      <w:r>
-        <w:t>reversal</w:t>
-      </w:r>
-      <w:r>
-        <w:t xml:space="preserve"> index.</w:t>
-      </w:r>
-    </w:p>
-    <w:p>
-      <w:pPr>
-        <w:pStyle w:val="ListBullet"/>
-      </w:pPr>
-      <w:r>
-        <w:t>Unless you pay for Prince, the output has a Prince logo at the top right corner of the PDF output.</w:t>
-      </w:r>
-    </w:p>
-    <w:p>
-      <w:pPr>
-        <w:pStyle w:val="ListBullet"/>
-      </w:pPr>
-      <w:r>
-        <w:lastRenderedPageBreak/>
-        <w:t>Being a PDF file, you can</w:t>
-      </w:r>
-      <w:r>
-        <w:t>not</w:t>
-      </w:r>
-      <w:r>
-        <w:t xml:space="preserve"> fix any irregularities, unless you have a program for editing PDF files, and it’s unknown how useful these programs might be in fixing problems.</w:t>
-      </w:r>
-    </w:p>
-    <w:p>
-      <w:pPr>
-        <w:pStyle w:val="ListBullet"/>
-      </w:pPr>
-      <w:r>
-        <w:t xml:space="preserve">On </w:t>
-      </w:r>
-      <w:r>
-        <w:t>a Moore</w:t>
-      </w:r>
-      <w:r>
-        <w:t xml:space="preserve"> project </w:t>
-      </w:r>
-      <w:r>
-        <w:t xml:space="preserve">with </w:t>
-      </w:r>
-      <w:r>
-        <w:t xml:space="preserve">thousands of </w:t>
-      </w:r>
-      <w:r>
-        <w:t xml:space="preserve">pictures and sound </w:t>
-      </w:r>
-      <w:r>
-        <w:t xml:space="preserve">files, </w:t>
-      </w:r>
-      <w:r>
-        <w:t>it did not produce a PDF file</w:t>
-      </w:r>
-      <w:r>
-        <w:t xml:space="preserve"> for some reason.</w:t>
-      </w:r>
-    </w:p>
-    <w:p>
-      <w:pPr>
-        <w:pStyle w:val="Heading3"/>
-      </w:pPr>
-      <w:bookmarkStart w:id="12" w:name="_Ref64615598"/>
-      <w:bookmarkStart w:id="13" w:name="_Toc155710274"/>
-      <w:r>
-        <w:t>InDesign</w:t>
-      </w:r>
-      <w:bookmarkEnd w:id="12"/>
-      <w:bookmarkEnd w:id="13"/>
-    </w:p>
-    <w:p>
-      <w:pPr>
-        <w:pStyle w:val="BodyText"/>
-      </w:pPr>
-      <w:r>
-        <w:t xml:space="preserve">Adobe </w:t>
-      </w:r>
-      <w:r>
-        <w:t xml:space="preserve">InDesign is a powerful commercial program for typesetting, typically used </w:t>
-      </w:r>
-      <w:r>
-        <w:t xml:space="preserve">in SIL </w:t>
-      </w:r>
-      <w:r>
-        <w:t>for Scripture publications, and can also be used for dictionaries, although</w:t>
-      </w:r>
-      <w:r>
-        <w:t xml:space="preserve"> at this point our support for dictionaries in InDesign is limited.</w:t>
-      </w:r>
-      <w:r>
-        <w:t xml:space="preserve"> The InDesign export from Pathway is considered experimental because it was never tested and </w:t>
-      </w:r>
-      <w:r>
-        <w:t>debugged</w:t>
-      </w:r>
-      <w:r>
-        <w:t xml:space="preserve"> adequately. As a result, it is only available in the beta versions of Pathway.</w:t>
-      </w:r>
-    </w:p>
-    <w:p>
-      <w:pPr>
-        <w:pStyle w:val="BodyText"/>
-      </w:pPr>
-      <w:r>
-        <w:t xml:space="preserve">There are basically two ways to export data from FLEx and import it into InDesign. First, Pathway provides an InDesign export option. Second, Pathway provides a way to import into Microsoft Word, and InDesign does a reasonably good job of importing </w:t>
-      </w:r>
-      <w:r>
-        <w:t>from Word.</w:t>
-      </w:r>
-      <w:r>
-        <w:t xml:space="preserve"> Recent experience would favor the Word approach. Both approaches are discussed below.</w:t>
-      </w:r>
-    </w:p>
-    <w:p>
-      <w:pPr>
-        <w:pStyle w:val="Advantage-Disadvantage"/>
-      </w:pPr>
-      <w:r>
-        <w:t>Advantages:</w:t>
-      </w:r>
-    </w:p>
-    <w:p>
-      <w:pPr>
-        <w:pStyle w:val="ListBullet"/>
-      </w:pPr>
-      <w:r>
-        <w:t>Provides high quality printing of large projects.</w:t>
-      </w:r>
-    </w:p>
-    <w:p>
-      <w:pPr>
-        <w:pStyle w:val="ListBullet"/>
-      </w:pPr>
-      <w:r>
-        <w:t>Provides powerful editing capability to customize as desired.</w:t>
-      </w:r>
-    </w:p>
-    <w:p>
-      <w:pPr>
-        <w:pStyle w:val="ListBullet"/>
-      </w:pPr>
-      <w:r>
-        <w:t xml:space="preserve">Provides powerful </w:t>
-      </w:r>
-      <w:r>
-        <w:t>Find/Change</w:t>
-      </w:r>
-      <w:r>
-        <w:t xml:space="preserve"> option including regex to fix problems.</w:t>
-      </w:r>
-    </w:p>
-    <w:p>
-      <w:pPr>
-        <w:pStyle w:val="ListBullet"/>
-      </w:pPr>
-      <w:r>
-        <w:t>Pictures are imported, but will need manual adjusting.</w:t>
-      </w:r>
-    </w:p>
-    <w:p>
-      <w:pPr>
-        <w:pStyle w:val="ListBullet"/>
-      </w:pPr>
-      <w:r>
-        <w:t>Allows full control for including title pages, grammar notes, appendices, etc.</w:t>
-      </w:r>
-    </w:p>
-    <w:p>
-      <w:pPr>
-        <w:pStyle w:val="ListBullet"/>
-      </w:pPr>
-      <w:r>
-        <w:t>Even though it can take hours for an initial import, InDesign is not using much memory, but may fail on really big dictionaries. Breaking the process into multiple exports can help with this.</w:t>
-      </w:r>
-    </w:p>
-    <w:p>
-      <w:pPr>
-        <w:pStyle w:val="Advantage-Disadvantage"/>
-      </w:pPr>
-      <w:r>
-        <w:t>Disadvantages:</w:t>
-      </w:r>
-    </w:p>
-    <w:p>
-      <w:pPr>
-        <w:pStyle w:val="ListBullet"/>
-      </w:pPr>
-      <w:r>
-        <w:t xml:space="preserve">Importing an </w:t>
+        <w:t>If InDesign is installed on the computer, on export, Pathway installs the 6.0 macros in a Scripts directory under %APPDATA%\Adobe\InDesign\Version 6.0\</w:t>
+      </w:r>
+      <w:proofErr w:type="spellStart"/>
+      <w:r>
+        <w:t>en_US</w:t>
+      </w:r>
+      <w:proofErr w:type="spellEnd"/>
+      <w:r>
+        <w:t>. If you export to InDesign on a machine without an installed InDesign, and then open the .</w:t>
       </w:r>
       <w:proofErr w:type="spellStart"/>
       <w:r>
@@ -5386,83 +5623,6 @@
       </w:r>
       <w:proofErr w:type="spellEnd"/>
       <w:r>
-        <w:t xml:space="preserve"> (InDesign Markup Language) file from FLEx into InDesign can take hours, but once saved as an </w:t>
-      </w:r>
-      <w:proofErr w:type="spellStart"/>
-      <w:r>
-        <w:t>indd</w:t>
-      </w:r>
-      <w:proofErr w:type="spellEnd"/>
-      <w:r>
-        <w:t xml:space="preserve"> file, it opens in less than a minute. At least in InDesign 6.0, during the long import process, which includes running macros, the progress dialog doesn’t indicate progress.</w:t>
-      </w:r>
-      <w:r>
-        <w:t xml:space="preserve"> </w:t>
-      </w:r>
-      <w:r>
-        <w:t>As long as the CPU is still working in Task Manager, it’s probably not stuck, and will probably complete. (I waited 120 hours for a really large dictionary before giving up and cancelling the process.)</w:t>
-      </w:r>
-    </w:p>
-    <w:p>
-      <w:pPr>
-        <w:pStyle w:val="ListBullet"/>
-      </w:pPr>
-      <w:r>
-        <w:t>A macro for adjusting page frames, including adjustments for full page alpha headers, and setting guidewords is used on initial loading. The guidewords may not come out correctly on import, but it may be a simple fix to correct this in the master tables for pages in InDesign. This macro works on InDesign 6.0, but not more recent versions.</w:t>
-      </w:r>
-    </w:p>
-    <w:p>
-      <w:pPr>
-        <w:pStyle w:val="ListBullet"/>
-      </w:pPr>
-      <w:r>
-        <w:t>It’s expensive if your entity is not already using it.</w:t>
-      </w:r>
-      <w:r>
-        <w:t xml:space="preserve"> </w:t>
-      </w:r>
-      <w:r>
-        <w:t>Approximate cost is $240/year or $32/month. Many SIL entities already have InDesign for Scripture publication.</w:t>
-      </w:r>
-    </w:p>
-    <w:p>
-      <w:pPr>
-        <w:pStyle w:val="ListBullet"/>
-      </w:pPr>
-      <w:r>
-        <w:t xml:space="preserve">The current export assumes InDesign 6.0 CS4, which is old. The macros will not work on newer </w:t>
-      </w:r>
-      <w:proofErr w:type="gramStart"/>
-      <w:r>
-        <w:t>versions..</w:t>
-      </w:r>
-      <w:proofErr w:type="gramEnd"/>
-    </w:p>
-    <w:p>
-      <w:pPr>
-        <w:pStyle w:val="ListBullet"/>
-      </w:pPr>
-      <w:r>
-        <w:t>If InDesign is installed on the computer, on export, Pathway installs the 6.0 macros in a Scripts directory under %APPDATA%\Adobe\InDesign\Version 6.0\</w:t>
-      </w:r>
-      <w:proofErr w:type="spellStart"/>
-      <w:r>
-        <w:t>en_US</w:t>
-      </w:r>
-      <w:proofErr w:type="spellEnd"/>
-      <w:r>
-        <w:t xml:space="preserve">. If you export to InDesign on a machine without an installed InDesign, and then open </w:t>
-      </w:r>
-      <w:r>
-        <w:lastRenderedPageBreak/>
-        <w:t>the .</w:t>
-      </w:r>
-      <w:proofErr w:type="spellStart"/>
-      <w:r>
-        <w:t>idml</w:t>
-      </w:r>
-      <w:proofErr w:type="spellEnd"/>
-      <w:r>
         <w:t xml:space="preserve"> file on another machine, it will be a mess because the macros have not been run.</w:t>
       </w:r>
     </w:p>
@@ -5470,11 +5630,11 @@
       <w:pPr>
         <w:pStyle w:val="Heading4"/>
       </w:pPr>
-      <w:bookmarkStart w:id="14" w:name="_Toc155710275"/>
+      <w:bookmarkStart w:id="15" w:name="_Toc221690336"/>
       <w:r>
         <w:t>Import to InDesign from Pathway InDesign Export</w:t>
       </w:r>
-      <w:bookmarkEnd w:id="14"/>
+      <w:bookmarkEnd w:id="15"/>
     </w:p>
     <w:p>
       <w:pPr>
@@ -5639,11 +5799,11 @@
       <w:pPr>
         <w:pStyle w:val="Heading4"/>
       </w:pPr>
-      <w:bookmarkStart w:id="15" w:name="_Toc155710276"/>
+      <w:bookmarkStart w:id="16" w:name="_Toc221690337"/>
       <w:r>
         <w:t>Import to InDesign from Microsoft Word via Pathway.</w:t>
       </w:r>
-      <w:bookmarkEnd w:id="15"/>
+      <w:bookmarkEnd w:id="16"/>
     </w:p>
     <w:p>
       <w:pPr>
@@ -5684,7 +5844,7 @@
         <w:t>‎</w:t>
       </w:r>
       <w:r>
-        <w:t>2.2.5</w:t>
+        <w:t>3.2.5</w:t>
       </w:r>
       <w:r>
         <w:fldChar w:fldCharType="end"/>
@@ -5706,12 +5866,12 @@
       <w:pPr>
         <w:pStyle w:val="Heading3"/>
       </w:pPr>
-      <w:bookmarkStart w:id="16" w:name="_Toc155710277"/>
+      <w:bookmarkStart w:id="17" w:name="_Toc221690338"/>
       <w:proofErr w:type="spellStart"/>
       <w:r>
         <w:t>XeLaTeX</w:t>
       </w:r>
-      <w:bookmarkEnd w:id="16"/>
+      <w:bookmarkEnd w:id="17"/>
       <w:proofErr w:type="spellEnd"/>
     </w:p>
     <w:p>
@@ -5745,7 +5905,7 @@
       <w:r>
         <w:t xml:space="preserve"> Live (</w:t>
       </w:r>
-      <w:hyperlink r:id="rId11" w:history="1">
+      <w:hyperlink r:id="rId12" w:history="1">
         <w:r>
           <w:rPr>
             <w:rStyle w:val="Hyperlink"/>
@@ -5761,10 +5921,11 @@
       <w:pPr>
         <w:pStyle w:val="Heading3"/>
       </w:pPr>
-      <w:bookmarkStart w:id="17" w:name="_Ref64615563"/>
-      <w:bookmarkStart w:id="18" w:name="_Toc65154300"/>
-      <w:bookmarkStart w:id="19" w:name="_Toc155710278"/>
-      <w:r>
+      <w:bookmarkStart w:id="18" w:name="_Ref64615563"/>
+      <w:bookmarkStart w:id="19" w:name="_Toc65154300"/>
+      <w:bookmarkStart w:id="20" w:name="_Toc221690339"/>
+      <w:r>
+        <w:lastRenderedPageBreak/>
         <w:t xml:space="preserve">Export to </w:t>
       </w:r>
       <w:r>
@@ -5773,9 +5934,9 @@
       <w:r>
         <w:t>Word</w:t>
       </w:r>
-      <w:bookmarkEnd w:id="17"/>
       <w:bookmarkEnd w:id="18"/>
       <w:bookmarkEnd w:id="19"/>
+      <w:bookmarkEnd w:id="20"/>
     </w:p>
     <w:p>
       <w:pPr>
@@ -5795,7 +5956,7 @@
       <w:r>
         <w:t xml:space="preserve"> export from FLEx into a Microsoft Word document. For details on this process, and using Word features to format dictionaries including right-to-left layouts, see </w:t>
       </w:r>
-      <w:hyperlink r:id="rId12" w:history="1">
+      <w:hyperlink r:id="rId13" w:history="1">
         <w:r>
           <w:rPr>
             <w:rStyle w:val="Hyperlink"/>
@@ -5894,7 +6055,6 @@
         <w:pStyle w:val="Advantage-Disadvantage"/>
       </w:pPr>
       <w:r>
-        <w:lastRenderedPageBreak/>
         <w:t>Disadvantages:</w:t>
       </w:r>
     </w:p>
@@ -5922,16 +6082,16 @@
       <w:pPr>
         <w:pStyle w:val="Heading2"/>
       </w:pPr>
-      <w:bookmarkStart w:id="20" w:name="_Ref64615323"/>
-      <w:bookmarkStart w:id="21" w:name="_Toc155710279"/>
+      <w:bookmarkStart w:id="21" w:name="_Ref64615323"/>
+      <w:bookmarkStart w:id="22" w:name="_Toc221690340"/>
       <w:r>
         <w:t xml:space="preserve">Print </w:t>
       </w:r>
       <w:r>
         <w:t>Web page (XHTML)</w:t>
       </w:r>
-      <w:bookmarkEnd w:id="20"/>
       <w:bookmarkEnd w:id="21"/>
+      <w:bookmarkEnd w:id="22"/>
     </w:p>
     <w:p>
       <w:pPr>
@@ -6066,7 +6226,7 @@
         <w:t>‎</w:t>
       </w:r>
       <w:r>
-        <w:t>2.1</w:t>
+        <w:t>3.1</w:t>
       </w:r>
       <w:r>
         <w:fldChar w:fldCharType="end"/>
@@ -6173,6 +6333,7 @@
         <w:pStyle w:val="ListBullet"/>
       </w:pPr>
       <w:r>
+        <w:lastRenderedPageBreak/>
         <w:t xml:space="preserve">The XHTML file can be converted to a Word document where you can </w:t>
       </w:r>
       <w:r>
@@ -6200,7 +6361,7 @@
         <w:t>‎</w:t>
       </w:r>
       <w:r>
-        <w:t>2.2.5</w:t>
+        <w:t>3.2.5</w:t>
       </w:r>
       <w:r>
         <w:fldChar w:fldCharType="end"/>
@@ -6259,8 +6420,8 @@
       <w:pPr>
         <w:pStyle w:val="Heading2"/>
       </w:pPr>
-      <w:bookmarkStart w:id="22" w:name="_Ref64625926"/>
-      <w:bookmarkStart w:id="23" w:name="_Toc155710280"/>
+      <w:bookmarkStart w:id="23" w:name="_Ref64625926"/>
+      <w:bookmarkStart w:id="24" w:name="_Toc221690341"/>
       <w:proofErr w:type="spellStart"/>
       <w:r>
         <w:t>TshwaneDJe</w:t>
@@ -6269,8 +6430,8 @@
       <w:r>
         <w:t xml:space="preserve"> Software</w:t>
       </w:r>
-      <w:bookmarkEnd w:id="22"/>
       <w:bookmarkEnd w:id="23"/>
+      <w:bookmarkEnd w:id="24"/>
     </w:p>
     <w:p>
       <w:proofErr w:type="spellStart"/>
@@ -6292,7 +6453,7 @@
       <w:r>
         <w:t>(</w:t>
       </w:r>
-      <w:hyperlink r:id="rId13" w:history="1">
+      <w:hyperlink r:id="rId14" w:history="1">
         <w:r>
           <w:rPr>
             <w:rStyle w:val="Hyperlink"/>
@@ -6332,7 +6493,6 @@
         <w:pStyle w:val="Advantage-Disadvantage"/>
       </w:pPr>
       <w:r>
-        <w:lastRenderedPageBreak/>
         <w:t>Advantages:</w:t>
       </w:r>
     </w:p>
@@ -6465,11 +6625,11 @@
       <w:pPr>
         <w:pStyle w:val="Heading2"/>
       </w:pPr>
-      <w:bookmarkStart w:id="24" w:name="_Toc155710281"/>
+      <w:bookmarkStart w:id="25" w:name="_Toc221690342"/>
       <w:r>
         <w:t>Microsoft Publisher</w:t>
       </w:r>
-      <w:bookmarkEnd w:id="24"/>
+      <w:bookmarkEnd w:id="25"/>
     </w:p>
     <w:p>
       <w:pPr>
@@ -6523,7 +6683,7 @@
         <w:t>‎</w:t>
       </w:r>
       <w:r>
-        <w:t>2.2.5</w:t>
+        <w:t>3.2.5</w:t>
       </w:r>
       <w:r>
         <w:fldChar w:fldCharType="end"/>
@@ -6621,452 +6781,6 @@
       </w:r>
       <w:r>
         <w:t>.</w:t>
-      </w:r>
-    </w:p>
-    <w:p>
-      <w:pPr>
-        <w:pStyle w:val="Advantage-Disadvantage"/>
-      </w:pPr>
-      <w:r>
-        <w:t>Advantages:</w:t>
-      </w:r>
-    </w:p>
-    <w:p>
-      <w:pPr>
-        <w:pStyle w:val="ListBullet"/>
-      </w:pPr>
-      <w:r>
-        <w:t>This may provide a way to append a limited set of dictionary entries to a Publication already in</w:t>
-      </w:r>
-      <w:r>
-        <w:t xml:space="preserve"> Publisher</w:t>
-      </w:r>
-      <w:r>
-        <w:t>.</w:t>
-      </w:r>
-    </w:p>
-    <w:p>
-      <w:pPr>
-        <w:pStyle w:val="ListBullet"/>
-      </w:pPr>
-      <w:r>
-        <w:t xml:space="preserve">Entry </w:t>
-      </w:r>
-      <w:r>
-        <w:t>f</w:t>
-      </w:r>
-      <w:r>
-        <w:t xml:space="preserve">ormatting is similar to </w:t>
-      </w:r>
-      <w:r>
-        <w:t>FLEx</w:t>
-      </w:r>
-      <w:r>
-        <w:t xml:space="preserve"> including alpha headers</w:t>
-      </w:r>
-    </w:p>
-    <w:p>
-      <w:pPr>
-        <w:pStyle w:val="Advantage-Disadvantage"/>
-      </w:pPr>
-      <w:r>
-        <w:t>Disadvantages:</w:t>
-      </w:r>
-    </w:p>
-    <w:p>
-      <w:pPr>
-        <w:pStyle w:val="ListBullet"/>
-      </w:pPr>
-      <w:r>
-        <w:t>Guidewords are not supported.</w:t>
-      </w:r>
-    </w:p>
-    <w:p>
-      <w:pPr>
-        <w:pStyle w:val="ListBullet"/>
-      </w:pPr>
-      <w:r>
-        <w:t>Pictures and sound are not supported.</w:t>
-      </w:r>
-    </w:p>
-    <w:p>
-      <w:pPr>
-        <w:pStyle w:val="ListBullet"/>
-      </w:pPr>
-      <w:r>
-        <w:t xml:space="preserve">Not all formatting from </w:t>
-      </w:r>
-      <w:r>
-        <w:t>FLEx</w:t>
-      </w:r>
-      <w:r>
-        <w:t xml:space="preserve"> is supported.</w:t>
-      </w:r>
-    </w:p>
-    <w:p>
-      <w:pPr>
-        <w:pStyle w:val="Heading1"/>
-      </w:pPr>
-      <w:bookmarkStart w:id="25" w:name="_Toc155710282"/>
-      <w:r>
-        <w:t>Publish</w:t>
-      </w:r>
-      <w:r>
-        <w:t xml:space="preserve"> formatted dictionary to Internet</w:t>
-      </w:r>
-      <w:bookmarkEnd w:id="25"/>
-    </w:p>
-    <w:p>
-      <w:pPr>
-        <w:pStyle w:val="BodyText"/>
-      </w:pPr>
-      <w:r>
-        <w:t>Webonary (</w:t>
-      </w:r>
-      <w:hyperlink r:id="rId14" w:history="1">
-        <w:r>
-          <w:rPr>
-            <w:rStyle w:val="Hyperlink"/>
-          </w:rPr>
-          <w:t>https://www.webonary.org/</w:t>
-        </w:r>
-      </w:hyperlink>
-      <w:r>
-        <w:t xml:space="preserve">) is the primary </w:t>
-      </w:r>
-      <w:r>
-        <w:t>Internet site maintained by</w:t>
-      </w:r>
-      <w:r>
-        <w:t xml:space="preserve"> SIL</w:t>
-      </w:r>
-      <w:r>
-        <w:t xml:space="preserve"> </w:t>
-      </w:r>
-      <w:r>
-        <w:t xml:space="preserve">for publishing dictionaries on the Internet. Over </w:t>
-      </w:r>
-      <w:r>
-        <w:t>300</w:t>
-      </w:r>
-      <w:r>
-        <w:t xml:space="preserve"> dictionaries have been published on this site so far. FLEx provides a convenient way to publish </w:t>
-      </w:r>
-      <w:r>
-        <w:t>dictionary data</w:t>
-      </w:r>
-      <w:r>
-        <w:t xml:space="preserve"> on Webonary</w:t>
-      </w:r>
-      <w:r>
-        <w:t>.</w:t>
-      </w:r>
-    </w:p>
-    <w:p>
-      <w:pPr>
-        <w:pStyle w:val="BodyText"/>
-      </w:pPr>
-      <w:r>
-        <w:lastRenderedPageBreak/>
-        <w:t>In W</w:t>
-      </w:r>
-      <w:r>
-        <w:t>ebonary</w:t>
-      </w:r>
-      <w:r>
-        <w:t>,</w:t>
-      </w:r>
-      <w:r>
-        <w:t xml:space="preserve"> pages are available for</w:t>
-      </w:r>
-    </w:p>
-    <w:p>
-      <w:pPr>
-        <w:pStyle w:val="ListBullet"/>
-      </w:pPr>
-      <w:r>
-        <w:t>E</w:t>
-      </w:r>
-      <w:r>
-        <w:t>xplai</w:t>
-      </w:r>
-      <w:r>
-        <w:t>ning aspects of the dictionary,</w:t>
-      </w:r>
-    </w:p>
-    <w:p>
-      <w:pPr>
-        <w:pStyle w:val="ListBullet"/>
-      </w:pPr>
-      <w:r>
-        <w:t>S</w:t>
-      </w:r>
-      <w:r>
-        <w:t>ear</w:t>
-      </w:r>
-      <w:r>
-        <w:t>ching for entries in several ways,</w:t>
-      </w:r>
-    </w:p>
-    <w:p>
-      <w:pPr>
-        <w:pStyle w:val="ListBullet"/>
-      </w:pPr>
-      <w:r>
-        <w:t>Browsing</w:t>
-      </w:r>
-      <w:r>
-        <w:t xml:space="preserve"> dictionary entries and multiple indexes based on letters of the alphabet,</w:t>
-      </w:r>
-    </w:p>
-    <w:p>
-      <w:pPr>
-        <w:pStyle w:val="ListBullet"/>
-      </w:pPr>
-      <w:r>
-        <w:t>Appendices, and</w:t>
-      </w:r>
-    </w:p>
-    <w:p>
-      <w:pPr>
-        <w:pStyle w:val="ListBullet"/>
-      </w:pPr>
-      <w:r>
-        <w:t>Downloading</w:t>
-      </w:r>
-    </w:p>
-    <w:p>
-      <w:pPr>
-        <w:pStyle w:val="BodyText"/>
-      </w:pPr>
-      <w:r>
-        <w:t xml:space="preserve">To obtain a Webonary account for your dictionary, use the </w:t>
-      </w:r>
-      <w:proofErr w:type="gramStart"/>
-      <w:r>
-        <w:t>Sign Up</w:t>
-      </w:r>
-      <w:proofErr w:type="gramEnd"/>
-      <w:r>
-        <w:t xml:space="preserve"> tab on the website to apply for a Webonary account. Your data from FLEx can then be uploaded to your Webonary site</w:t>
-      </w:r>
-      <w:r>
-        <w:t xml:space="preserve"> multiple times, as needed</w:t>
-      </w:r>
-      <w:r>
-        <w:t xml:space="preserve">. You’ll then need to add web content for the additional information </w:t>
-      </w:r>
-      <w:r>
-        <w:t>via Word</w:t>
-      </w:r>
-      <w:r>
-        <w:t>Press.</w:t>
-      </w:r>
-    </w:p>
-    <w:p>
-      <w:pPr>
-        <w:pStyle w:val="Heading2"/>
-      </w:pPr>
-      <w:bookmarkStart w:id="26" w:name="_Toc155710283"/>
-      <w:r>
-        <w:t>Upload to Webonary</w:t>
-      </w:r>
-      <w:bookmarkEnd w:id="26"/>
-    </w:p>
-    <w:p>
-      <w:pPr>
-        <w:pStyle w:val="BodyText"/>
-      </w:pPr>
-      <w:r>
-        <w:t>The preferred way to upload your data, to Webonary is File…Upload to Webonary</w:t>
-      </w:r>
-      <w:r>
-        <w:t>…</w:t>
-      </w:r>
-      <w:r>
-        <w:t xml:space="preserve"> </w:t>
-      </w:r>
-      <w:r>
-        <w:t xml:space="preserve">which opens the Upload to Webonary </w:t>
-      </w:r>
-      <w:r>
-        <w:t>dialog in F</w:t>
-      </w:r>
-      <w:r>
-        <w:t>LE</w:t>
-      </w:r>
-      <w:r>
-        <w:t>x.</w:t>
-      </w:r>
-      <w:r>
-        <w:t xml:space="preserve"> The upload process will upload the data using the current dictionary sort and filter, so before going to the dialog, make sure you have filters and sorting set as desired. Normally you should have the dictionary sorted on the Headword field.</w:t>
-      </w:r>
-      <w:r>
-        <w:t xml:space="preserve"> Note the Upload to Webonary menu is disabled if you are not in the Lexicon area in FLEx.</w:t>
-      </w:r>
-    </w:p>
-    <w:p>
-      <w:pPr>
-        <w:pStyle w:val="BodyText"/>
-      </w:pPr>
-      <w:r>
-        <w:t>In the Upload to Webonary dialog, you give the Webonary site name and your Webonary username and password. Then select the Publication you want to use</w:t>
-      </w:r>
-      <w:r>
-        <w:t xml:space="preserve"> (controls which entries, senses, and examples to include)</w:t>
-      </w:r>
-      <w:r>
-        <w:t xml:space="preserve">, </w:t>
-      </w:r>
-      <w:r>
-        <w:t>and</w:t>
-      </w:r>
-      <w:r>
-        <w:t xml:space="preserve"> </w:t>
-      </w:r>
-      <w:r>
-        <w:t>Dictionary</w:t>
-      </w:r>
-      <w:r>
-        <w:t xml:space="preserve"> </w:t>
-      </w:r>
-      <w:r>
-        <w:t>V</w:t>
-      </w:r>
-      <w:r>
-        <w:t xml:space="preserve">iew </w:t>
-      </w:r>
-      <w:r>
-        <w:t>(controls the formatting of dictionary entries)</w:t>
-      </w:r>
-      <w:r>
-        <w:t>, and check boxes to indicate the dictionary and</w:t>
-      </w:r>
-      <w:r>
-        <w:t xml:space="preserve"> reversal</w:t>
-      </w:r>
-      <w:r>
-        <w:t xml:space="preserve"> indexes you want included. Then click the Submit button. This will upload the data to your Webonary site.</w:t>
-      </w:r>
-    </w:p>
-    <w:p>
-      <w:pPr>
-        <w:pStyle w:val="BodyText"/>
-      </w:pPr>
-      <w:r>
-        <w:t xml:space="preserve">In FieldWorks 9.0 and earlier, the upload process produces a .zip file in your %temp% directory containing the </w:t>
-      </w:r>
-      <w:proofErr w:type="spellStart"/>
-      <w:r>
-        <w:t>xhtml</w:t>
-      </w:r>
-      <w:proofErr w:type="spellEnd"/>
-      <w:r>
-        <w:t xml:space="preserve"> exports, style sheets, audio, and picture files, and then this file is uploaded to Webonary and it is converted into WordPress posts and indexed.</w:t>
-      </w:r>
-      <w:r>
-        <w:t xml:space="preserve"> This approach also allows you to customize what’s in the zip file and then send it to Webonary via a curl command.</w:t>
-      </w:r>
-    </w:p>
-    <w:p>
-      <w:pPr>
-        <w:pStyle w:val="BodyText"/>
-      </w:pPr>
-      <w:r>
-        <w:t xml:space="preserve">In FieldWorks 9.1 a new </w:t>
-      </w:r>
-      <w:r>
-        <w:t xml:space="preserve">API </w:t>
-      </w:r>
-      <w:r>
-        <w:t>approach was implemented to speed up the upload</w:t>
-      </w:r>
-      <w:r>
-        <w:t xml:space="preserve"> and make it more reliable. In this version</w:t>
-      </w:r>
-      <w:r>
-        <w:t>,</w:t>
-      </w:r>
-      <w:r>
-        <w:t xml:space="preserve"> when you type in the Webonary Site name, underneath the edit box it has ‘cloud-</w:t>
-      </w:r>
-      <w:proofErr w:type="spellStart"/>
-      <w:r>
-        <w:t>api</w:t>
-      </w:r>
-      <w:proofErr w:type="spellEnd"/>
-      <w:r>
-        <w:t>’ in the URL. Instead of exporting XHTML files, it generates JSON data that is uploaded directly to Webonary via a new Webonary API.</w:t>
-      </w:r>
-      <w:r>
-        <w:t xml:space="preserve"> The upload is much faster because it is not writing data to the disk, and the slow processing in Webonary is no longer needed.</w:t>
-      </w:r>
-      <w:r>
-        <w:t xml:space="preserve"> This process does not allow any post-processing prior to uploading, which may be an issue in some cases.</w:t>
-      </w:r>
-    </w:p>
-    <w:p>
-      <w:pPr>
-        <w:pStyle w:val="BodyText"/>
-      </w:pPr>
-      <w:r>
-        <w:t xml:space="preserve">At least as of this writing, a couple environment variables </w:t>
-      </w:r>
-      <w:r>
-        <w:t xml:space="preserve">allow switching between these methods when using FW9.1. </w:t>
-      </w:r>
-      <w:r>
-        <w:t xml:space="preserve">Environment variable WEBONARY_API in FW9.1 is set during install to true. If changed to false, or removed, it uses the older upload approach. Optional environment WEBONARYSERVER can be set to </w:t>
-      </w:r>
-      <w:proofErr w:type="spellStart"/>
-      <w:r>
-        <w:t>webonary.work</w:t>
-      </w:r>
-      <w:proofErr w:type="spellEnd"/>
-      <w:r>
-        <w:t xml:space="preserve"> to upload to a test site instead of the default production webonary.org site.</w:t>
-      </w:r>
-      <w:r>
-        <w:t xml:space="preserve"> </w:t>
-      </w:r>
-      <w:proofErr w:type="gramStart"/>
-      <w:r>
-        <w:t>Also</w:t>
-      </w:r>
-      <w:proofErr w:type="gramEnd"/>
-      <w:r>
-        <w:t xml:space="preserve"> as of now, in addition to uploading JSON to Webonary, </w:t>
-      </w:r>
-      <w:r>
-        <w:t>FLEx</w:t>
-      </w:r>
-      <w:r>
-        <w:t xml:space="preserve"> also upload</w:t>
-      </w:r>
-      <w:r>
-        <w:t>s</w:t>
-      </w:r>
-      <w:r>
-        <w:t xml:space="preserve"> </w:t>
-      </w:r>
-      <w:r>
-        <w:t xml:space="preserve">display </w:t>
-      </w:r>
-      <w:proofErr w:type="spellStart"/>
-      <w:r>
-        <w:t>xhtml</w:t>
-      </w:r>
-      <w:proofErr w:type="spellEnd"/>
-      <w:r>
-        <w:t xml:space="preserve"> for each entry which is used for displaying entries in Webonary. A future goal is to have Webonary create this display </w:t>
-      </w:r>
-      <w:proofErr w:type="spellStart"/>
-      <w:r>
-        <w:t>xhtml</w:t>
-      </w:r>
-      <w:proofErr w:type="spellEnd"/>
-      <w:r>
-        <w:t xml:space="preserve"> on the fly from the JSON so that we don’t have to upload and store it during upload to Webonary.</w:t>
       </w:r>
     </w:p>
     <w:p>
@@ -7083,6 +6797,455 @@
         <w:pStyle w:val="ListBullet"/>
       </w:pPr>
       <w:r>
+        <w:t>This may provide a way to append a limited set of dictionary entries to a Publication already in</w:t>
+      </w:r>
+      <w:r>
+        <w:t xml:space="preserve"> Publisher</w:t>
+      </w:r>
+      <w:r>
+        <w:t>.</w:t>
+      </w:r>
+    </w:p>
+    <w:p>
+      <w:pPr>
+        <w:pStyle w:val="ListBullet"/>
+      </w:pPr>
+      <w:r>
+        <w:t xml:space="preserve">Entry </w:t>
+      </w:r>
+      <w:r>
+        <w:t>f</w:t>
+      </w:r>
+      <w:r>
+        <w:t xml:space="preserve">ormatting is similar to </w:t>
+      </w:r>
+      <w:r>
+        <w:t>FLEx</w:t>
+      </w:r>
+      <w:r>
+        <w:t xml:space="preserve"> including alpha headers</w:t>
+      </w:r>
+    </w:p>
+    <w:p>
+      <w:pPr>
+        <w:pStyle w:val="Advantage-Disadvantage"/>
+      </w:pPr>
+      <w:r>
+        <w:t>Disadvantages:</w:t>
+      </w:r>
+    </w:p>
+    <w:p>
+      <w:pPr>
+        <w:pStyle w:val="ListBullet"/>
+      </w:pPr>
+      <w:r>
+        <w:t>Guidewords are not supported.</w:t>
+      </w:r>
+    </w:p>
+    <w:p>
+      <w:pPr>
+        <w:pStyle w:val="ListBullet"/>
+      </w:pPr>
+      <w:r>
+        <w:t>Pictures and sound are not supported.</w:t>
+      </w:r>
+    </w:p>
+    <w:p>
+      <w:pPr>
+        <w:pStyle w:val="ListBullet"/>
+      </w:pPr>
+      <w:r>
+        <w:t xml:space="preserve">Not all formatting from </w:t>
+      </w:r>
+      <w:r>
+        <w:t>FLEx</w:t>
+      </w:r>
+      <w:r>
+        <w:t xml:space="preserve"> is supported.</w:t>
+      </w:r>
+    </w:p>
+    <w:p>
+      <w:pPr>
+        <w:pStyle w:val="Heading1"/>
+      </w:pPr>
+      <w:bookmarkStart w:id="26" w:name="_Toc221690343"/>
+      <w:r>
+        <w:t>Publish</w:t>
+      </w:r>
+      <w:r>
+        <w:t xml:space="preserve"> formatted dictionary to Internet</w:t>
+      </w:r>
+      <w:bookmarkEnd w:id="26"/>
+    </w:p>
+    <w:p>
+      <w:pPr>
+        <w:pStyle w:val="BodyText"/>
+      </w:pPr>
+      <w:r>
+        <w:t>Webonary (</w:t>
+      </w:r>
+      <w:hyperlink r:id="rId15" w:history="1">
+        <w:r>
+          <w:rPr>
+            <w:rStyle w:val="Hyperlink"/>
+          </w:rPr>
+          <w:t>https://www.webonary.org/</w:t>
+        </w:r>
+      </w:hyperlink>
+      <w:r>
+        <w:t xml:space="preserve">) is the primary </w:t>
+      </w:r>
+      <w:r>
+        <w:t>Internet site maintained by</w:t>
+      </w:r>
+      <w:r>
+        <w:t xml:space="preserve"> SIL</w:t>
+      </w:r>
+      <w:r>
+        <w:t xml:space="preserve"> </w:t>
+      </w:r>
+      <w:r>
+        <w:t xml:space="preserve">for publishing dictionaries on the Internet. Over </w:t>
+      </w:r>
+      <w:r>
+        <w:t>300</w:t>
+      </w:r>
+      <w:r>
+        <w:t xml:space="preserve"> dictionaries have been published on this site so far. FLEx provides a convenient way to publish </w:t>
+      </w:r>
+      <w:r>
+        <w:t>dictionary data</w:t>
+      </w:r>
+      <w:r>
+        <w:t xml:space="preserve"> on Webonary</w:t>
+      </w:r>
+      <w:r>
+        <w:t>.</w:t>
+      </w:r>
+    </w:p>
+    <w:p>
+      <w:pPr>
+        <w:pStyle w:val="BodyText"/>
+      </w:pPr>
+      <w:r>
+        <w:t>In W</w:t>
+      </w:r>
+      <w:r>
+        <w:t>ebonary</w:t>
+      </w:r>
+      <w:r>
+        <w:t>,</w:t>
+      </w:r>
+      <w:r>
+        <w:t xml:space="preserve"> pages are available for</w:t>
+      </w:r>
+    </w:p>
+    <w:p>
+      <w:pPr>
+        <w:pStyle w:val="ListBullet"/>
+      </w:pPr>
+      <w:r>
+        <w:t>E</w:t>
+      </w:r>
+      <w:r>
+        <w:t>xplai</w:t>
+      </w:r>
+      <w:r>
+        <w:t>ning aspects of the dictionary,</w:t>
+      </w:r>
+    </w:p>
+    <w:p>
+      <w:pPr>
+        <w:pStyle w:val="ListBullet"/>
+      </w:pPr>
+      <w:r>
+        <w:t>S</w:t>
+      </w:r>
+      <w:r>
+        <w:t>ear</w:t>
+      </w:r>
+      <w:r>
+        <w:t>ching for entries in several ways,</w:t>
+      </w:r>
+    </w:p>
+    <w:p>
+      <w:pPr>
+        <w:pStyle w:val="ListBullet"/>
+      </w:pPr>
+      <w:r>
+        <w:t>Browsing</w:t>
+      </w:r>
+      <w:r>
+        <w:t xml:space="preserve"> dictionary entries and multiple indexes based on letters of the alphabet,</w:t>
+      </w:r>
+    </w:p>
+    <w:p>
+      <w:pPr>
+        <w:pStyle w:val="ListBullet"/>
+      </w:pPr>
+      <w:r>
+        <w:t>Appendices, and</w:t>
+      </w:r>
+    </w:p>
+    <w:p>
+      <w:pPr>
+        <w:pStyle w:val="ListBullet"/>
+      </w:pPr>
+      <w:r>
+        <w:t>Downloading</w:t>
+      </w:r>
+    </w:p>
+    <w:p>
+      <w:pPr>
+        <w:pStyle w:val="BodyText"/>
+      </w:pPr>
+      <w:r>
+        <w:t xml:space="preserve">To obtain a Webonary account for your dictionary, use the </w:t>
+      </w:r>
+      <w:proofErr w:type="gramStart"/>
+      <w:r>
+        <w:t>Sign Up</w:t>
+      </w:r>
+      <w:proofErr w:type="gramEnd"/>
+      <w:r>
+        <w:t xml:space="preserve"> tab on the website to apply for a Webonary account. Your data from FLEx can then be uploaded to your Webonary site</w:t>
+      </w:r>
+      <w:r>
+        <w:t xml:space="preserve"> multiple times, as needed</w:t>
+      </w:r>
+      <w:r>
+        <w:t xml:space="preserve">. You’ll then need to add web content for the additional information </w:t>
+      </w:r>
+      <w:r>
+        <w:t>via Word</w:t>
+      </w:r>
+      <w:r>
+        <w:t>Press.</w:t>
+      </w:r>
+    </w:p>
+    <w:p>
+      <w:pPr>
+        <w:pStyle w:val="Heading2"/>
+      </w:pPr>
+      <w:bookmarkStart w:id="27" w:name="_Toc221690344"/>
+      <w:r>
+        <w:t>Upload to Webonary</w:t>
+      </w:r>
+      <w:bookmarkEnd w:id="27"/>
+    </w:p>
+    <w:p>
+      <w:pPr>
+        <w:pStyle w:val="BodyText"/>
+      </w:pPr>
+      <w:r>
+        <w:t>The preferred way to upload your data, to Webonary is File…Upload to Webonary</w:t>
+      </w:r>
+      <w:r>
+        <w:t>…</w:t>
+      </w:r>
+      <w:r>
+        <w:t xml:space="preserve"> </w:t>
+      </w:r>
+      <w:r>
+        <w:t xml:space="preserve">which opens the Upload to Webonary </w:t>
+      </w:r>
+      <w:r>
+        <w:t>dialog in F</w:t>
+      </w:r>
+      <w:r>
+        <w:t>LE</w:t>
+      </w:r>
+      <w:r>
+        <w:t>x.</w:t>
+      </w:r>
+      <w:r>
+        <w:t xml:space="preserve"> The upload process will upload the data using the current dictionary sort and filter, so before going to the dialog, make sure you have filters and sorting set as desired. Normally you should have the dictionary sorted on the Headword field.</w:t>
+      </w:r>
+      <w:r>
+        <w:t xml:space="preserve"> Note the Upload to Webonary menu is disabled if you are not in the Lexicon area in FLEx.</w:t>
+      </w:r>
+    </w:p>
+    <w:p>
+      <w:pPr>
+        <w:pStyle w:val="BodyText"/>
+      </w:pPr>
+      <w:r>
+        <w:t>In the Upload to Webonary dialog, you give the Webonary site name and your Webonary username and password. Then select the Publication you want to use</w:t>
+      </w:r>
+      <w:r>
+        <w:t xml:space="preserve"> (controls which entries, senses, and examples to include)</w:t>
+      </w:r>
+      <w:r>
+        <w:t xml:space="preserve">, </w:t>
+      </w:r>
+      <w:r>
+        <w:t>and</w:t>
+      </w:r>
+      <w:r>
+        <w:t xml:space="preserve"> </w:t>
+      </w:r>
+      <w:r>
+        <w:t>Dictionary</w:t>
+      </w:r>
+      <w:r>
+        <w:t xml:space="preserve"> </w:t>
+      </w:r>
+      <w:r>
+        <w:t>Layout</w:t>
+      </w:r>
+      <w:r>
+        <w:t xml:space="preserve"> </w:t>
+      </w:r>
+      <w:r>
+        <w:t>(controls the formatting of dictionary entries)</w:t>
+      </w:r>
+      <w:r>
+        <w:t>, and check boxes to indicate the dictionary and</w:t>
+      </w:r>
+      <w:r>
+        <w:t xml:space="preserve"> reversal</w:t>
+      </w:r>
+      <w:r>
+        <w:t xml:space="preserve"> indexes you want included. Then click the Submit button. This will upload the data to your Webonary site.</w:t>
+      </w:r>
+    </w:p>
+    <w:p>
+      <w:pPr>
+        <w:pStyle w:val="BodyText"/>
+      </w:pPr>
+      <w:r>
+        <w:t xml:space="preserve">In FieldWorks 9.0 and earlier, the upload process produces a .zip file in your %temp% directory containing the </w:t>
+      </w:r>
+      <w:proofErr w:type="spellStart"/>
+      <w:r>
+        <w:t>xhtml</w:t>
+      </w:r>
+      <w:proofErr w:type="spellEnd"/>
+      <w:r>
+        <w:t xml:space="preserve"> exports, style sheets, audio, and picture files, and then this file is uploaded to Webonary and it is converted into WordPress posts and indexed.</w:t>
+      </w:r>
+      <w:r>
+        <w:t xml:space="preserve"> This approach also allows you to customize what’s in the zip file and then send it to Webonary via a curl command.</w:t>
+      </w:r>
+    </w:p>
+    <w:p>
+      <w:pPr>
+        <w:pStyle w:val="BodyText"/>
+      </w:pPr>
+      <w:r>
+        <w:t xml:space="preserve">In FieldWorks 9.1 a new </w:t>
+      </w:r>
+      <w:r>
+        <w:t xml:space="preserve">API </w:t>
+      </w:r>
+      <w:r>
+        <w:t>approach was implemented to speed up the upload</w:t>
+      </w:r>
+      <w:r>
+        <w:t xml:space="preserve"> and make it more reliable. In this version</w:t>
+      </w:r>
+      <w:r>
+        <w:t>,</w:t>
+      </w:r>
+      <w:r>
+        <w:t xml:space="preserve"> when you type in the Webonary Site name, underneath the edit box </w:t>
+      </w:r>
+      <w:r>
+        <w:lastRenderedPageBreak/>
+        <w:t>it has ‘cloud-</w:t>
+      </w:r>
+      <w:proofErr w:type="spellStart"/>
+      <w:r>
+        <w:t>api</w:t>
+      </w:r>
+      <w:proofErr w:type="spellEnd"/>
+      <w:r>
+        <w:t>’ in the URL. Instead of exporting XHTML files, it generates JSON data that is uploaded directly to Webonary via a new Webonary API.</w:t>
+      </w:r>
+      <w:r>
+        <w:t xml:space="preserve"> The upload is much faster because it is not writing data to the disk, and the slow processing in Webonary is no longer needed.</w:t>
+      </w:r>
+      <w:r>
+        <w:t xml:space="preserve"> This process does not allow any post-processing prior to uploading, which may be an issue in some cases.</w:t>
+      </w:r>
+    </w:p>
+    <w:p>
+      <w:pPr>
+        <w:pStyle w:val="BodyText"/>
+      </w:pPr>
+      <w:r>
+        <w:t xml:space="preserve">At least as of this writing, a couple environment variables </w:t>
+      </w:r>
+      <w:r>
+        <w:t xml:space="preserve">allow switching between these methods when using FW9.1. </w:t>
+      </w:r>
+      <w:r>
+        <w:t xml:space="preserve">Environment variable WEBONARY_API in FW9.1 is set during install to true. If changed to false, or removed, it uses the older upload approach. Optional environment WEBONARYSERVER can be set to </w:t>
+      </w:r>
+      <w:proofErr w:type="spellStart"/>
+      <w:r>
+        <w:t>webonary.work</w:t>
+      </w:r>
+      <w:proofErr w:type="spellEnd"/>
+      <w:r>
+        <w:t xml:space="preserve"> to upload to a test site instead of the default production webonary.org site.</w:t>
+      </w:r>
+      <w:r>
+        <w:t xml:space="preserve"> </w:t>
+      </w:r>
+      <w:proofErr w:type="gramStart"/>
+      <w:r>
+        <w:t>Also</w:t>
+      </w:r>
+      <w:proofErr w:type="gramEnd"/>
+      <w:r>
+        <w:t xml:space="preserve"> as of now, in addition to uploading JSON to Webonary, </w:t>
+      </w:r>
+      <w:r>
+        <w:t>FLEx</w:t>
+      </w:r>
+      <w:r>
+        <w:t xml:space="preserve"> also upload</w:t>
+      </w:r>
+      <w:r>
+        <w:t>s</w:t>
+      </w:r>
+      <w:r>
+        <w:t xml:space="preserve"> </w:t>
+      </w:r>
+      <w:r>
+        <w:t xml:space="preserve">display </w:t>
+      </w:r>
+      <w:proofErr w:type="spellStart"/>
+      <w:r>
+        <w:t>xhtml</w:t>
+      </w:r>
+      <w:proofErr w:type="spellEnd"/>
+      <w:r>
+        <w:t xml:space="preserve"> for each entry which is used for displaying entries in Webonary. A future goal is to have Webonary create this display </w:t>
+      </w:r>
+      <w:proofErr w:type="spellStart"/>
+      <w:r>
+        <w:t>xhtml</w:t>
+      </w:r>
+      <w:proofErr w:type="spellEnd"/>
+      <w:r>
+        <w:t xml:space="preserve"> on the fly from the JSON so that we don’t have to upload and store it during upload to Webonary.</w:t>
+      </w:r>
+    </w:p>
+    <w:p>
+      <w:pPr>
+        <w:pStyle w:val="Advantage-Disadvantage"/>
+      </w:pPr>
+      <w:r>
+        <w:t>Advantages:</w:t>
+      </w:r>
+    </w:p>
+    <w:p>
+      <w:pPr>
+        <w:pStyle w:val="ListBullet"/>
+      </w:pPr>
+      <w:r>
         <w:t xml:space="preserve">It’s easy to upload a dictionary and indices to </w:t>
       </w:r>
       <w:proofErr w:type="spellStart"/>
@@ -7161,11 +7324,11 @@
       <w:pPr>
         <w:pStyle w:val="Heading2"/>
       </w:pPr>
-      <w:bookmarkStart w:id="27" w:name="_Toc155710284"/>
+      <w:bookmarkStart w:id="28" w:name="_Toc221690345"/>
       <w:r>
         <w:t>Dictionary, Reversal Index  Webonary</w:t>
       </w:r>
-      <w:bookmarkEnd w:id="27"/>
+      <w:bookmarkEnd w:id="28"/>
     </w:p>
     <w:p>
       <w:r>
@@ -7182,17 +7345,17 @@
       <w:pPr>
         <w:pStyle w:val="Heading1"/>
       </w:pPr>
-      <w:bookmarkStart w:id="28" w:name="_Toc155710285"/>
+      <w:bookmarkStart w:id="29" w:name="_Toc221690346"/>
       <w:r>
         <w:t>Export data for Browsers</w:t>
       </w:r>
-      <w:bookmarkEnd w:id="28"/>
+      <w:bookmarkEnd w:id="29"/>
     </w:p>
     <w:p>
       <w:pPr>
         <w:pStyle w:val="Heading2"/>
       </w:pPr>
-      <w:bookmarkStart w:id="29" w:name="_Toc155710286"/>
+      <w:bookmarkStart w:id="30" w:name="_Toc221690347"/>
       <w:r>
         <w:t xml:space="preserve">Configured Dictionary </w:t>
       </w:r>
@@ -7202,7 +7365,7 @@
       <w:r>
         <w:t xml:space="preserve"> Web page (XHTML)</w:t>
       </w:r>
-      <w:bookmarkEnd w:id="29"/>
+      <w:bookmarkEnd w:id="30"/>
     </w:p>
     <w:p>
       <w:pPr>
@@ -7316,6 +7479,7 @@
         <w:pStyle w:val="BodyText"/>
       </w:pPr>
       <w:r>
+        <w:lastRenderedPageBreak/>
         <w:t xml:space="preserve">See Section </w:t>
       </w:r>
       <w:r>
@@ -7334,7 +7498,7 @@
         <w:t>‎</w:t>
       </w:r>
       <w:r>
-        <w:t>2.3</w:t>
+        <w:t>3.3</w:t>
       </w:r>
       <w:r>
         <w:fldChar w:fldCharType="end"/>
@@ -7347,14 +7511,14 @@
       <w:pPr>
         <w:pStyle w:val="Heading2"/>
       </w:pPr>
-      <w:bookmarkStart w:id="30" w:name="_Toc155710287"/>
+      <w:bookmarkStart w:id="31" w:name="_Toc221690348"/>
       <w:r>
         <w:t>Pathway options for Phones</w:t>
       </w:r>
       <w:r>
         <w:t xml:space="preserve"> and tablets</w:t>
       </w:r>
-      <w:bookmarkEnd w:id="30"/>
+      <w:bookmarkEnd w:id="31"/>
     </w:p>
     <w:p>
       <w:r>
@@ -7382,7 +7546,7 @@
         <w:t>‎</w:t>
       </w:r>
       <w:r>
-        <w:t>2.2</w:t>
+        <w:t>3.2</w:t>
       </w:r>
       <w:r>
         <w:fldChar w:fldCharType="end"/>
@@ -7403,7 +7567,7 @@
         <w:t>‎</w:t>
       </w:r>
       <w:r>
-        <w:t>2.2</w:t>
+        <w:t>3.2</w:t>
       </w:r>
       <w:r>
         <w:fldChar w:fldCharType="end"/>
@@ -7422,11 +7586,11 @@
       <w:pPr>
         <w:pStyle w:val="Heading3"/>
       </w:pPr>
-      <w:bookmarkStart w:id="31" w:name="_Toc155710288"/>
+      <w:bookmarkStart w:id="32" w:name="_Toc221690349"/>
       <w:r>
         <w:t>Browser (HTML5)</w:t>
       </w:r>
-      <w:bookmarkEnd w:id="31"/>
+      <w:bookmarkEnd w:id="32"/>
     </w:p>
     <w:p>
       <w:r>
@@ -7436,74 +7600,342 @@
         <w:t>n</w:t>
       </w:r>
       <w:r>
-        <w:t xml:space="preserve"> HTML5 folder with an index.html file that you should launch in a browser (designed for a mobile device) that provides access to the exported dictionary. It contains a pane on the left side with an alphabet that expands to show the headwords for each letter, and when you click an entry, it switches to show the full entry in the main window. There is also a Search box to type a headword and then jump to the display. A </w:t>
-      </w:r>
+        <w:t xml:space="preserve"> HTML5 folder with an index.html file that you should launch in a browser (designed for a mobile device) that provides access to the exported dictionary. It contains a pane on the left side with an alphabet that expands to show the headwords for each letter, and when you click an entry, it switches to show the full entry in the main window. There is also a Search box to type a headword and then jump to the display. A menu offers a Browse view that gives forward and back buttons that let you go through consecutive entries to see their content. The output folder also contains a zipped copy of the HTML5 directory that can be copied to a device where it can be unzipped.</w:t>
+      </w:r>
+    </w:p>
+    <w:p>
+      <w:pPr>
+        <w:pStyle w:val="Heading3"/>
+      </w:pPr>
+      <w:bookmarkStart w:id="33" w:name="_Toc221690350"/>
+      <w:r>
+        <w:t>Dictionary</w:t>
+      </w:r>
+      <w:r>
+        <w:t xml:space="preserve"> </w:t>
+      </w:r>
+      <w:r>
+        <w:t>For</w:t>
+      </w:r>
+      <w:r>
+        <w:t xml:space="preserve"> </w:t>
+      </w:r>
+      <w:r>
+        <w:t>MIDs</w:t>
+      </w:r>
+      <w:bookmarkEnd w:id="33"/>
+    </w:p>
+    <w:p>
+      <w:pPr>
+        <w:pStyle w:val="BodyText"/>
+      </w:pPr>
+      <w:r>
+        <w:t xml:space="preserve">In FLEx, choose File…Export…Dictionary, Reversal Index  Pathway (various outputs) to export via Pathway. This brings up an Export Through Pathway dialog. </w:t>
+      </w:r>
+      <w:r>
+        <w:t xml:space="preserve">Choose </w:t>
+      </w:r>
+      <w:r>
+        <w:t xml:space="preserve">Dictionary For MIDs to produce this export. The result in the output directory is </w:t>
+      </w:r>
+      <w:r>
+        <w:t xml:space="preserve">a zip file that can be installed on </w:t>
+      </w:r>
+      <w:r>
+        <w:t xml:space="preserve">Android, Java Micro Edition, </w:t>
+      </w:r>
+      <w:r>
+        <w:t xml:space="preserve">and </w:t>
+      </w:r>
+      <w:r>
+        <w:t>Java</w:t>
+      </w:r>
+      <w:r>
+        <w:t xml:space="preserve"> </w:t>
+      </w:r>
+      <w:r>
+        <w:t>Standard Edition</w:t>
+      </w:r>
+      <w:r>
+        <w:t xml:space="preserve"> devices</w:t>
+      </w:r>
+      <w:r>
+        <w:t xml:space="preserve">, and </w:t>
+      </w:r>
+      <w:r>
+        <w:t>any phone, PC, or other device with an HTML5 web browser</w:t>
+      </w:r>
+      <w:r>
+        <w:t>.</w:t>
+      </w:r>
+    </w:p>
+    <w:p>
+      <w:pPr>
+        <w:pStyle w:val="BodyText"/>
+      </w:pPr>
+      <w:r>
+        <w:t xml:space="preserve">Dictionary for MIDs is designed for simple topical dictionaries, </w:t>
+      </w:r>
+      <w:r>
+        <w:t xml:space="preserve">and </w:t>
+      </w:r>
+      <w:r>
+        <w:t xml:space="preserve">monolingual or bilingual dictionaries. You can learn more about this format at </w:t>
+      </w:r>
+      <w:hyperlink r:id="rId16" w:history="1">
+        <w:r>
+          <w:rPr>
+            <w:rStyle w:val="Hyperlink"/>
+          </w:rPr>
+          <w:t>http://dictionarymid.sourceforge.net/what.html</w:t>
+        </w:r>
+      </w:hyperlink>
+      <w:r>
+        <w:t>.</w:t>
+      </w:r>
+      <w:r>
+        <w:t xml:space="preserve"> The file that is installed on the device is a .zip file containing a .jar and .</w:t>
+      </w:r>
+      <w:proofErr w:type="spellStart"/>
+      <w:r>
+        <w:t>jad</w:t>
+      </w:r>
+      <w:proofErr w:type="spellEnd"/>
+      <w:r>
+        <w:t xml:space="preserve"> file.</w:t>
+      </w:r>
+    </w:p>
+    <w:p>
+      <w:pPr>
+        <w:pStyle w:val="Heading3"/>
+      </w:pPr>
+      <w:bookmarkStart w:id="34" w:name="_Toc221690351"/>
+      <w:r>
+        <w:t>E-Book (Epub2 and Epub3)</w:t>
+      </w:r>
+      <w:bookmarkEnd w:id="34"/>
+    </w:p>
+    <w:p>
+      <w:r>
+        <w:t xml:space="preserve">In FLEx, choose File…Export…Dictionary, Reversal Index  Pathway (various outputs) to export via Pathway. This brings up an Export Through Pathway dialog. </w:t>
+      </w:r>
+      <w:r>
+        <w:t xml:space="preserve">Choose E-Book (Epub2 and Epub3) to produce this export. The output directory </w:t>
+      </w:r>
+      <w:r>
+        <w:t>will have</w:t>
+      </w:r>
+      <w:r>
+        <w:t xml:space="preserve"> two directories, Epub2 and Epub3. </w:t>
+      </w:r>
+      <w:r>
+        <w:t xml:space="preserve">Each </w:t>
+      </w:r>
+      <w:r>
+        <w:t>directory</w:t>
+      </w:r>
+      <w:r>
+        <w:t xml:space="preserve"> contains </w:t>
+      </w:r>
+      <w:r>
+        <w:t>one</w:t>
+      </w:r>
+      <w:r>
+        <w:t xml:space="preserve"> </w:t>
+      </w:r>
+      <w:r>
+        <w:t>.</w:t>
+      </w:r>
+      <w:proofErr w:type="spellStart"/>
+      <w:r>
+        <w:t>epub</w:t>
+      </w:r>
+      <w:proofErr w:type="spellEnd"/>
+      <w:r>
+        <w:t xml:space="preserve"> file</w:t>
+      </w:r>
+      <w:r>
+        <w:t xml:space="preserve"> and a folder containing content</w:t>
+      </w:r>
+      <w:r>
+        <w:t>, one for Epub2 and the other for Epub3. When this is launched, you’ll have an index of words</w:t>
+      </w:r>
+      <w:r>
+        <w:t xml:space="preserve"> and a formatted dictionary</w:t>
+      </w:r>
+      <w:r>
+        <w:t>. When you click a word</w:t>
+      </w:r>
+      <w:r>
+        <w:t xml:space="preserve"> in the index</w:t>
+      </w:r>
+      <w:r>
+        <w:t xml:space="preserve">, it displays the desired word </w:t>
+      </w:r>
+      <w:r>
+        <w:t>somewhere in the window</w:t>
+      </w:r>
+      <w:r>
+        <w:t xml:space="preserve"> with entries before and after this word so that you can scroll up or down to see </w:t>
+      </w:r>
+      <w:r>
+        <w:t>words in this area.</w:t>
+      </w:r>
+    </w:p>
+    <w:p>
+      <w:pPr>
+        <w:pStyle w:val="Advantage-Disadvantage"/>
+      </w:pPr>
+      <w:r>
+        <w:t>Advantages:</w:t>
+      </w:r>
+    </w:p>
+    <w:p>
+      <w:pPr>
+        <w:pStyle w:val="ListBullet"/>
+      </w:pPr>
+      <w:r>
+        <w:t>This provides a way to view a dictionary and use an index to find words in an E-Book reader</w:t>
+      </w:r>
+    </w:p>
+    <w:p>
+      <w:pPr>
+        <w:pStyle w:val="ListBullet"/>
+      </w:pPr>
+      <w:r>
+        <w:t xml:space="preserve">At least the </w:t>
+      </w:r>
+      <w:proofErr w:type="spellStart"/>
+      <w:r>
+        <w:t>Calibre</w:t>
+      </w:r>
+      <w:proofErr w:type="spellEnd"/>
+      <w:r>
+        <w:t xml:space="preserve"> view has a Search box that find</w:t>
+      </w:r>
+      <w:r>
+        <w:t>s</w:t>
+      </w:r>
+      <w:r>
+        <w:t xml:space="preserve"> and highlight</w:t>
+      </w:r>
+      <w:r>
+        <w:t>s</w:t>
+      </w:r>
+      <w:r>
+        <w:t xml:space="preserve"> a word.</w:t>
+      </w:r>
+    </w:p>
+    <w:p>
+      <w:pPr>
+        <w:pStyle w:val="ListBullet"/>
+      </w:pPr>
+      <w:r>
+        <w:t>Entry formatting is similar to FLEx</w:t>
+      </w:r>
+    </w:p>
+    <w:p>
+      <w:pPr>
+        <w:pStyle w:val="Advantage-Disadvantage"/>
+      </w:pPr>
       <w:r>
         <w:lastRenderedPageBreak/>
-        <w:t>menu offers a Browse view that gives forward and back buttons that let you go through consecutive entries to see their content. The output folder also contains a zipped copy of the HTML5 directory that can be copied to a device where it can be unzipped.</w:t>
-      </w:r>
-    </w:p>
-    <w:p>
-      <w:pPr>
-        <w:pStyle w:val="Heading3"/>
-      </w:pPr>
-      <w:bookmarkStart w:id="32" w:name="_Toc155710289"/>
-      <w:r>
-        <w:t>Dictionary</w:t>
-      </w:r>
-      <w:r>
-        <w:t xml:space="preserve"> </w:t>
-      </w:r>
-      <w:r>
-        <w:t>For</w:t>
-      </w:r>
-      <w:r>
-        <w:t xml:space="preserve"> </w:t>
-      </w:r>
-      <w:r>
-        <w:t>MIDs</w:t>
-      </w:r>
-      <w:bookmarkEnd w:id="32"/>
-    </w:p>
-    <w:p>
-      <w:pPr>
-        <w:pStyle w:val="BodyText"/>
-      </w:pPr>
-      <w:r>
-        <w:t xml:space="preserve">In FLEx, choose File…Export…Dictionary, Reversal Index  Pathway (various outputs) to export via Pathway. This brings up an Export Through Pathway dialog. </w:t>
-      </w:r>
-      <w:r>
-        <w:t xml:space="preserve">Choose </w:t>
-      </w:r>
-      <w:r>
-        <w:t xml:space="preserve">Dictionary For MIDs to produce this export. The result in the output directory is </w:t>
-      </w:r>
-      <w:r>
-        <w:t xml:space="preserve">a zip file that can be installed on </w:t>
-      </w:r>
-      <w:r>
-        <w:t xml:space="preserve">Android, Java Micro Edition, </w:t>
-      </w:r>
-      <w:r>
-        <w:t xml:space="preserve">and </w:t>
-      </w:r>
-      <w:r>
-        <w:t>Java</w:t>
-      </w:r>
-      <w:r>
-        <w:t xml:space="preserve"> </w:t>
-      </w:r>
-      <w:r>
-        <w:t>Standard Edition</w:t>
-      </w:r>
-      <w:r>
-        <w:t xml:space="preserve"> devices</w:t>
-      </w:r>
-      <w:r>
-        <w:t xml:space="preserve">, and </w:t>
-      </w:r>
-      <w:r>
-        <w:t>any phone, PC, or other device with an HTML5 web browser</w:t>
+        <w:t>Disadvantages:</w:t>
+      </w:r>
+    </w:p>
+    <w:p>
+      <w:pPr>
+        <w:pStyle w:val="ListBullet"/>
+      </w:pPr>
+      <w:r>
+        <w:t>When using the index, t</w:t>
+      </w:r>
+      <w:r>
+        <w:t xml:space="preserve">he target word is not highlighted, so it takes </w:t>
+      </w:r>
+      <w:proofErr w:type="spellStart"/>
+      <w:r>
+        <w:t>awhile</w:t>
+      </w:r>
+      <w:proofErr w:type="spellEnd"/>
+      <w:r>
+        <w:t xml:space="preserve"> to find it.</w:t>
+      </w:r>
+    </w:p>
+    <w:p>
+      <w:pPr>
+        <w:pStyle w:val="ListBullet"/>
+      </w:pPr>
+      <w:r>
+        <w:t>Sometimes it just jumps to a word reference rather than to the actual word.</w:t>
+      </w:r>
+    </w:p>
+    <w:p>
+      <w:pPr>
+        <w:pStyle w:val="Heading2"/>
+      </w:pPr>
+      <w:bookmarkStart w:id="35" w:name="_Toc221690352"/>
+      <w:r>
+        <w:t>Dictionary App Builder</w:t>
+      </w:r>
+      <w:bookmarkEnd w:id="35"/>
+    </w:p>
+    <w:p>
+      <w:r>
+        <w:t>Dictionary App Builder (</w:t>
+      </w:r>
+      <w:hyperlink r:id="rId17" w:history="1">
+        <w:r>
+          <w:rPr>
+            <w:rStyle w:val="Hyperlink"/>
+          </w:rPr>
+          <w:t>https://software.sil.org/dictionaryappbuilder/</w:t>
+        </w:r>
+      </w:hyperlink>
+      <w:r>
+        <w:t xml:space="preserve">) is a program that can take data from FLEx and create a customized dictionary app for Android and IOS smartphones and tablets. Dictionary App Builder </w:t>
+      </w:r>
+      <w:r>
+        <w:t xml:space="preserve">provides many ways you can customize the data for your app. It can take data from a FLEx LIFT export, or a FLEx </w:t>
+      </w:r>
+      <w:proofErr w:type="spellStart"/>
+      <w:r>
+        <w:t>xhtml</w:t>
+      </w:r>
+      <w:proofErr w:type="spellEnd"/>
+      <w:r>
+        <w:t xml:space="preserve"> export. You can use a standard style sheet that it provides, or have it display data using the </w:t>
+      </w:r>
+      <w:proofErr w:type="spellStart"/>
+      <w:r>
+        <w:t>css</w:t>
+      </w:r>
+      <w:proofErr w:type="spellEnd"/>
+      <w:r>
+        <w:t xml:space="preserve"> style sheet provided with the </w:t>
+      </w:r>
+      <w:proofErr w:type="spellStart"/>
+      <w:r>
+        <w:t>xhtml</w:t>
+      </w:r>
+      <w:proofErr w:type="spellEnd"/>
+      <w:r>
+        <w:t xml:space="preserve"> file so that it looks similar to the dictionary and </w:t>
+      </w:r>
+      <w:r>
+        <w:t>r</w:t>
+      </w:r>
+      <w:r>
+        <w:t>eversal view</w:t>
+      </w:r>
+      <w:r>
+        <w:t>s</w:t>
+      </w:r>
+      <w:r>
+        <w:t xml:space="preserve"> in </w:t>
+      </w:r>
+      <w:r>
+        <w:t>FLEx</w:t>
       </w:r>
       <w:r>
         <w:t>.</w:t>
@@ -7511,119 +7943,6 @@
     </w:p>
     <w:p>
       <w:pPr>
-        <w:pStyle w:val="BodyText"/>
-      </w:pPr>
-      <w:r>
-        <w:t xml:space="preserve">Dictionary for MIDs is designed for simple topical dictionaries, </w:t>
-      </w:r>
-      <w:r>
-        <w:t xml:space="preserve">and </w:t>
-      </w:r>
-      <w:r>
-        <w:t xml:space="preserve">monolingual or bilingual dictionaries. You can learn more about this format at </w:t>
-      </w:r>
-      <w:hyperlink r:id="rId15" w:history="1">
-        <w:r>
-          <w:rPr>
-            <w:rStyle w:val="Hyperlink"/>
-          </w:rPr>
-          <w:t>http://dictionarymid.sourceforge.net/what.html</w:t>
-        </w:r>
-      </w:hyperlink>
-      <w:r>
-        <w:t>.</w:t>
-      </w:r>
-      <w:r>
-        <w:t xml:space="preserve"> The file that is installed on the device is a .zip file containing a .jar and .</w:t>
-      </w:r>
-      <w:proofErr w:type="spellStart"/>
-      <w:r>
-        <w:t>jad</w:t>
-      </w:r>
-      <w:proofErr w:type="spellEnd"/>
-      <w:r>
-        <w:t xml:space="preserve"> file.</w:t>
-      </w:r>
-    </w:p>
-    <w:p>
-      <w:pPr>
-        <w:pStyle w:val="Heading3"/>
-      </w:pPr>
-      <w:bookmarkStart w:id="33" w:name="_Toc155710290"/>
-      <w:r>
-        <w:t>E-Book (Epub2 and Epub3)</w:t>
-      </w:r>
-      <w:bookmarkEnd w:id="33"/>
-    </w:p>
-    <w:p>
-      <w:r>
-        <w:t xml:space="preserve">In FLEx, choose File…Export…Dictionary, Reversal Index  Pathway (various outputs) to export via Pathway. This brings up an Export Through Pathway dialog. </w:t>
-      </w:r>
-      <w:r>
-        <w:t xml:space="preserve">Choose E-Book (Epub2 and Epub3) to produce this export. The output directory </w:t>
-      </w:r>
-      <w:r>
-        <w:t>will have</w:t>
-      </w:r>
-      <w:r>
-        <w:t xml:space="preserve"> two directories, Epub2 and Epub3. </w:t>
-      </w:r>
-      <w:r>
-        <w:t xml:space="preserve">Each </w:t>
-      </w:r>
-      <w:r>
-        <w:t>directory</w:t>
-      </w:r>
-      <w:r>
-        <w:t xml:space="preserve"> contains </w:t>
-      </w:r>
-      <w:r>
-        <w:t>one</w:t>
-      </w:r>
-      <w:r>
-        <w:t xml:space="preserve"> </w:t>
-      </w:r>
-      <w:r>
-        <w:t>.</w:t>
-      </w:r>
-      <w:proofErr w:type="spellStart"/>
-      <w:r>
-        <w:t>epub</w:t>
-      </w:r>
-      <w:proofErr w:type="spellEnd"/>
-      <w:r>
-        <w:t xml:space="preserve"> file</w:t>
-      </w:r>
-      <w:r>
-        <w:t xml:space="preserve"> and a folder containing content</w:t>
-      </w:r>
-      <w:r>
-        <w:t>, one for Epub2 and the other for Epub3. When this is launched, you’ll have an index of words</w:t>
-      </w:r>
-      <w:r>
-        <w:t xml:space="preserve"> and a formatted dictionary</w:t>
-      </w:r>
-      <w:r>
-        <w:t>. When you click a word</w:t>
-      </w:r>
-      <w:r>
-        <w:t xml:space="preserve"> in the index</w:t>
-      </w:r>
-      <w:r>
-        <w:t xml:space="preserve">, it displays the desired word </w:t>
-      </w:r>
-      <w:r>
-        <w:t>somewhere in the window</w:t>
-      </w:r>
-      <w:r>
-        <w:t xml:space="preserve"> with entries before and after this word so that you can scroll up or down to see </w:t>
-      </w:r>
-      <w:r>
-        <w:t>words in this area.</w:t>
-      </w:r>
-    </w:p>
-    <w:p>
-      <w:pPr>
         <w:pStyle w:val="Advantage-Disadvantage"/>
       </w:pPr>
       <w:r>
@@ -7635,7 +7954,15 @@
         <w:pStyle w:val="ListBullet"/>
       </w:pPr>
       <w:r>
-        <w:t>This provides a way to view a dictionary and use an index to find words in an E-Book reader</w:t>
+        <w:t xml:space="preserve">Provides a </w:t>
+      </w:r>
+      <w:proofErr w:type="gramStart"/>
+      <w:r>
+        <w:t>high quality</w:t>
+      </w:r>
+      <w:proofErr w:type="gramEnd"/>
+      <w:r>
+        <w:t xml:space="preserve"> app for dictionary distribution.</w:t>
       </w:r>
     </w:p>
     <w:p>
@@ -7643,27 +7970,7 @@
         <w:pStyle w:val="ListBullet"/>
       </w:pPr>
       <w:r>
-        <w:t xml:space="preserve">At least the </w:t>
-      </w:r>
-      <w:proofErr w:type="spellStart"/>
-      <w:r>
-        <w:t>Calibre</w:t>
-      </w:r>
-      <w:proofErr w:type="spellEnd"/>
-      <w:r>
-        <w:t xml:space="preserve"> view has a Search box that find</w:t>
-      </w:r>
-      <w:r>
-        <w:t>s</w:t>
-      </w:r>
-      <w:r>
-        <w:t xml:space="preserve"> and highlight</w:t>
-      </w:r>
-      <w:r>
-        <w:t>s</w:t>
-      </w:r>
-      <w:r>
-        <w:t xml:space="preserve"> a word.</w:t>
+        <w:t>It supports sound and pictures.</w:t>
       </w:r>
     </w:p>
     <w:p>
@@ -7671,7 +7978,15 @@
         <w:pStyle w:val="ListBullet"/>
       </w:pPr>
       <w:r>
-        <w:t>Entry formatting is similar to FLEx</w:t>
+        <w:t>It can make use of dictionary and reversal configuration specified in FLEx</w:t>
+      </w:r>
+    </w:p>
+    <w:p>
+      <w:pPr>
+        <w:pStyle w:val="ListBullet"/>
+      </w:pPr>
+      <w:r>
+        <w:t>It can be made available through the Google Play and Apple app stores.</w:t>
       </w:r>
     </w:p>
     <w:p>
@@ -7687,161 +8002,6 @@
         <w:pStyle w:val="ListBullet"/>
       </w:pPr>
       <w:r>
-        <w:t>When using the index, t</w:t>
-      </w:r>
-      <w:r>
-        <w:t xml:space="preserve">he target word is not highlighted, so it takes </w:t>
-      </w:r>
-      <w:proofErr w:type="spellStart"/>
-      <w:r>
-        <w:t>awhile</w:t>
-      </w:r>
-      <w:proofErr w:type="spellEnd"/>
-      <w:r>
-        <w:t xml:space="preserve"> to find it.</w:t>
-      </w:r>
-    </w:p>
-    <w:p>
-      <w:pPr>
-        <w:pStyle w:val="ListBullet"/>
-      </w:pPr>
-      <w:r>
-        <w:t>Sometimes it just jumps to a word reference rather than to the actual word.</w:t>
-      </w:r>
-    </w:p>
-    <w:p>
-      <w:pPr>
-        <w:pStyle w:val="Heading2"/>
-      </w:pPr>
-      <w:bookmarkStart w:id="34" w:name="_Toc155710291"/>
-      <w:r>
-        <w:t>Dictionary App Builder</w:t>
-      </w:r>
-      <w:bookmarkEnd w:id="34"/>
-    </w:p>
-    <w:p>
-      <w:r>
-        <w:t>Dictionary App Builder (</w:t>
-      </w:r>
-      <w:hyperlink r:id="rId16" w:history="1">
-        <w:r>
-          <w:rPr>
-            <w:rStyle w:val="Hyperlink"/>
-          </w:rPr>
-          <w:t>https://software.sil.org/dictionaryappbuilder/</w:t>
-        </w:r>
-      </w:hyperlink>
-      <w:r>
-        <w:t xml:space="preserve">) is a program that can take data from FLEx and create a customized dictionary app for Android and IOS smartphones and tablets. Dictionary App Builder </w:t>
-      </w:r>
-      <w:r>
-        <w:t xml:space="preserve">provides many ways you can customize the data for your app. It can take data from a FLEx LIFT export, or a FLEx </w:t>
-      </w:r>
-      <w:proofErr w:type="spellStart"/>
-      <w:r>
-        <w:t>xhtml</w:t>
-      </w:r>
-      <w:proofErr w:type="spellEnd"/>
-      <w:r>
-        <w:t xml:space="preserve"> export. You can use a standard style sheet that it provides, or have it display data using the </w:t>
-      </w:r>
-      <w:proofErr w:type="spellStart"/>
-      <w:r>
-        <w:t>css</w:t>
-      </w:r>
-      <w:proofErr w:type="spellEnd"/>
-      <w:r>
-        <w:t xml:space="preserve"> style sheet provided with the </w:t>
-      </w:r>
-      <w:proofErr w:type="spellStart"/>
-      <w:r>
-        <w:t>xhtml</w:t>
-      </w:r>
-      <w:proofErr w:type="spellEnd"/>
-      <w:r>
-        <w:t xml:space="preserve"> file so that it looks similar to the dictionary and </w:t>
-      </w:r>
-      <w:r>
-        <w:t>r</w:t>
-      </w:r>
-      <w:r>
-        <w:t>eversal view</w:t>
-      </w:r>
-      <w:r>
-        <w:t>s</w:t>
-      </w:r>
-      <w:r>
-        <w:t xml:space="preserve"> in </w:t>
-      </w:r>
-      <w:r>
-        <w:t>FLEx</w:t>
-      </w:r>
-      <w:r>
-        <w:t>.</w:t>
-      </w:r>
-    </w:p>
-    <w:p>
-      <w:pPr>
-        <w:pStyle w:val="Advantage-Disadvantage"/>
-      </w:pPr>
-      <w:r>
-        <w:t>Advantages:</w:t>
-      </w:r>
-    </w:p>
-    <w:p>
-      <w:pPr>
-        <w:pStyle w:val="ListBullet"/>
-      </w:pPr>
-      <w:r>
-        <w:t xml:space="preserve">Provides a </w:t>
-      </w:r>
-      <w:proofErr w:type="gramStart"/>
-      <w:r>
-        <w:t>high quality</w:t>
-      </w:r>
-      <w:proofErr w:type="gramEnd"/>
-      <w:r>
-        <w:t xml:space="preserve"> app for dictionary distribution.</w:t>
-      </w:r>
-    </w:p>
-    <w:p>
-      <w:pPr>
-        <w:pStyle w:val="ListBullet"/>
-      </w:pPr>
-      <w:r>
-        <w:t>It supports sound and pictures.</w:t>
-      </w:r>
-    </w:p>
-    <w:p>
-      <w:pPr>
-        <w:pStyle w:val="ListBullet"/>
-      </w:pPr>
-      <w:r>
-        <w:lastRenderedPageBreak/>
-        <w:t>It can make use of dictionary and reversal configuration specified in FLEx</w:t>
-      </w:r>
-    </w:p>
-    <w:p>
-      <w:pPr>
-        <w:pStyle w:val="ListBullet"/>
-      </w:pPr>
-      <w:r>
-        <w:t>It can be made available through the Google Play and Apple app stores.</w:t>
-      </w:r>
-    </w:p>
-    <w:p>
-      <w:pPr>
-        <w:pStyle w:val="Advantage-Disadvantage"/>
-      </w:pPr>
-      <w:r>
-        <w:t>Disadvantages:</w:t>
-      </w:r>
-    </w:p>
-    <w:p>
-      <w:pPr>
-        <w:pStyle w:val="ListBullet"/>
-      </w:pPr>
-      <w:r>
         <w:t>It takes some skill and additional software to build the app.</w:t>
       </w:r>
     </w:p>
@@ -7849,11 +8009,11 @@
       <w:pPr>
         <w:pStyle w:val="Heading1"/>
       </w:pPr>
-      <w:bookmarkStart w:id="35" w:name="_Toc155710292"/>
+      <w:bookmarkStart w:id="36" w:name="_Toc221690353"/>
       <w:r>
         <w:t>Export formatted dictionary for further editing</w:t>
       </w:r>
-      <w:bookmarkEnd w:id="35"/>
+      <w:bookmarkEnd w:id="36"/>
     </w:p>
     <w:p>
       <w:pPr>
@@ -7895,7 +8055,7 @@
         <w:t>‎</w:t>
       </w:r>
       <w:r>
-        <w:t>2.2.1</w:t>
+        <w:t>3.2.1</w:t>
       </w:r>
       <w:r>
         <w:fldChar w:fldCharType="end"/>
@@ -7927,7 +8087,7 @@
         <w:t>‎</w:t>
       </w:r>
       <w:r>
-        <w:t>2.2.5</w:t>
+        <w:t>3.2.5</w:t>
       </w:r>
       <w:r>
         <w:fldChar w:fldCharType="end"/>
@@ -7959,7 +8119,7 @@
         <w:t>‎</w:t>
       </w:r>
       <w:r>
-        <w:t>2.2.3</w:t>
+        <w:t>3.2.3</w:t>
       </w:r>
       <w:r>
         <w:fldChar w:fldCharType="end"/>
@@ -7969,14 +8129,14 @@
       <w:pPr>
         <w:pStyle w:val="Heading1"/>
       </w:pPr>
-      <w:bookmarkStart w:id="36" w:name="_Toc155710293"/>
+      <w:bookmarkStart w:id="37" w:name="_Toc221690354"/>
       <w:r>
         <w:t>Inserting</w:t>
       </w:r>
       <w:r>
         <w:t xml:space="preserve"> entries into documents</w:t>
       </w:r>
-      <w:bookmarkEnd w:id="36"/>
+      <w:bookmarkEnd w:id="37"/>
     </w:p>
     <w:p>
       <w:pPr>
@@ -7990,15 +8150,21 @@
       <w:pPr>
         <w:pStyle w:val="Heading2"/>
       </w:pPr>
-      <w:bookmarkStart w:id="37" w:name="_Toc155710294"/>
+      <w:bookmarkStart w:id="38" w:name="_Toc221690355"/>
       <w:r>
         <w:t>Screen capture</w:t>
       </w:r>
-      <w:bookmarkEnd w:id="37"/>
-    </w:p>
-    <w:p>
-      <w:r>
-        <w:t>The easiest approach is to use a screen capture such as Windows 10 Snipping Tool to capture the entry from one of the dictionary views in FLEx and then paste</w:t>
+      <w:bookmarkEnd w:id="38"/>
+    </w:p>
+    <w:p>
+      <w:r>
+        <w:t xml:space="preserve">The easiest approach is to use a screen capture such as Windows 10 Snipping Tool to capture the entry from one of the dictionary </w:t>
+      </w:r>
+      <w:r>
+        <w:t>layout</w:t>
+      </w:r>
+      <w:r>
+        <w:t>s in FLEx and then paste</w:t>
       </w:r>
       <w:r>
         <w:t xml:space="preserve"> the graphic</w:t>
@@ -8052,6 +8218,7 @@
         <w:pStyle w:val="Advantage-Disadvantage"/>
       </w:pPr>
       <w:r>
+        <w:lastRenderedPageBreak/>
         <w:t>Disadvantages:</w:t>
       </w:r>
     </w:p>
@@ -8093,11 +8260,11 @@
       <w:pPr>
         <w:pStyle w:val="Heading2"/>
       </w:pPr>
-      <w:bookmarkStart w:id="38" w:name="_Toc155710295"/>
+      <w:bookmarkStart w:id="39" w:name="_Toc221690356"/>
       <w:r>
         <w:t>PDF export</w:t>
       </w:r>
-      <w:bookmarkEnd w:id="38"/>
+      <w:bookmarkEnd w:id="39"/>
     </w:p>
     <w:p>
       <w:r>
@@ -8195,7 +8362,6 @@
         <w:pStyle w:val="ListBullet"/>
       </w:pPr>
       <w:r>
-        <w:lastRenderedPageBreak/>
         <w:t>Paragraph formatting is lost in the copy, so will need to be made in the document.</w:t>
       </w:r>
     </w:p>
@@ -8211,15 +8377,21 @@
       <w:pPr>
         <w:pStyle w:val="Heading2"/>
       </w:pPr>
-      <w:bookmarkStart w:id="39" w:name="_Toc155710296"/>
+      <w:bookmarkStart w:id="40" w:name="_Toc221690357"/>
       <w:r>
         <w:t>Copy/Paste via clipboard</w:t>
       </w:r>
-      <w:bookmarkEnd w:id="39"/>
-    </w:p>
-    <w:p>
-      <w:r>
-        <w:t xml:space="preserve">In any of the FLEx dictionary views, you can highlight the text from an </w:t>
+      <w:bookmarkEnd w:id="40"/>
+    </w:p>
+    <w:p>
+      <w:r>
+        <w:t xml:space="preserve">In any of the FLEx dictionary </w:t>
+      </w:r>
+      <w:r>
+        <w:t>layout</w:t>
+      </w:r>
+      <w:r>
+        <w:t xml:space="preserve">s, you can highlight the text from an </w:t>
       </w:r>
       <w:r>
         <w:t xml:space="preserve">entry </w:t>
@@ -8283,7 +8455,7 @@
                     <pic:cNvPicPr/>
                   </pic:nvPicPr>
                   <pic:blipFill>
-                    <a:blip r:embed="rId17"/>
+                    <a:blip r:embed="rId18"/>
                     <a:stretch>
                       <a:fillRect/>
                     </a:stretch>
@@ -8510,7 +8682,7 @@
       <w:pPr>
         <w:pStyle w:val="Heading2"/>
       </w:pPr>
-      <w:bookmarkStart w:id="40" w:name="_Toc155710297"/>
+      <w:bookmarkStart w:id="41" w:name="_Toc221690358"/>
       <w:r>
         <w:t xml:space="preserve">LibreOffice </w:t>
       </w:r>
@@ -8520,7 +8692,7 @@
       <w:r>
         <w:t>xport</w:t>
       </w:r>
-      <w:bookmarkEnd w:id="40"/>
+      <w:bookmarkEnd w:id="41"/>
     </w:p>
     <w:p>
       <w:r>
@@ -8532,6 +8704,7 @@
         <w:pStyle w:val="Advantage-Disadvantage"/>
       </w:pPr>
       <w:r>
+        <w:lastRenderedPageBreak/>
         <w:t>Advantages:</w:t>
       </w:r>
     </w:p>
@@ -8613,9 +8786,8 @@
       <w:pPr>
         <w:pStyle w:val="Heading2"/>
       </w:pPr>
-      <w:bookmarkStart w:id="41" w:name="_Toc155710298"/>
-      <w:r>
-        <w:lastRenderedPageBreak/>
+      <w:bookmarkStart w:id="42" w:name="_Toc221690359"/>
+      <w:r>
         <w:t xml:space="preserve">Word </w:t>
       </w:r>
       <w:r>
@@ -8624,7 +8796,7 @@
       <w:r>
         <w:t>xport</w:t>
       </w:r>
-      <w:bookmarkEnd w:id="41"/>
+      <w:bookmarkEnd w:id="42"/>
     </w:p>
     <w:p>
       <w:r>
@@ -8731,11 +8903,11 @@
       <w:pPr>
         <w:pStyle w:val="Heading1"/>
       </w:pPr>
-      <w:bookmarkStart w:id="42" w:name="_Toc155710299"/>
+      <w:bookmarkStart w:id="43" w:name="_Toc221690360"/>
       <w:r>
         <w:t>Export dictionary data for other programs</w:t>
       </w:r>
-      <w:bookmarkEnd w:id="42"/>
+      <w:bookmarkEnd w:id="43"/>
     </w:p>
     <w:p>
       <w:pPr>
@@ -8745,15 +8917,7 @@
         <w:t>There are several ways to export dictionary data for use in other programs. There are also ways to export interlinear text and data notebook data, but these are beyond the scope of this document</w:t>
       </w:r>
       <w:r>
-        <w:t xml:space="preserve">, although </w:t>
-      </w:r>
-      <w:proofErr w:type="spellStart"/>
-      <w:r>
-        <w:t>FieldWorks</w:t>
-      </w:r>
-      <w:proofErr w:type="spellEnd"/>
-      <w:r>
-        <w:t xml:space="preserve"> raw data (section </w:t>
+        <w:t xml:space="preserve">, although FieldWorks raw data (section </w:t>
       </w:r>
       <w:r>
         <w:fldChar w:fldCharType="begin"/>
@@ -8771,21 +8935,13 @@
         <w:t>‎</w:t>
       </w:r>
       <w:r>
-        <w:t>7.3</w:t>
+        <w:t>8.3</w:t>
       </w:r>
       <w:r>
         <w:fldChar w:fldCharType="end"/>
       </w:r>
       <w:r>
-        <w:t xml:space="preserve">) and </w:t>
-      </w:r>
-      <w:proofErr w:type="spellStart"/>
-      <w:r>
-        <w:t>FieldWorks</w:t>
-      </w:r>
-      <w:proofErr w:type="spellEnd"/>
-      <w:r>
-        <w:t xml:space="preserve"> Send/Receive data (section </w:t>
+        <w:t xml:space="preserve">) and FieldWorks Send/Receive data (section </w:t>
       </w:r>
       <w:r>
         <w:fldChar w:fldCharType="begin"/>
@@ -8803,7 +8959,7 @@
         <w:t>‎</w:t>
       </w:r>
       <w:r>
-        <w:t>7.4</w:t>
+        <w:t>8.4</w:t>
       </w:r>
       <w:r>
         <w:fldChar w:fldCharType="end"/>
@@ -8816,15 +8972,13 @@
       <w:pPr>
         <w:pStyle w:val="BodyText"/>
       </w:pPr>
-      <w:proofErr w:type="spellStart"/>
       <w:r>
         <w:t>WeSay</w:t>
       </w:r>
-      <w:proofErr w:type="spellEnd"/>
       <w:r>
         <w:t xml:space="preserve"> (</w:t>
       </w:r>
-      <w:hyperlink r:id="rId18" w:history="1">
+      <w:hyperlink r:id="rId19" w:history="1">
         <w:r>
           <w:rPr>
             <w:rStyle w:val="Hyperlink"/>
@@ -8836,78 +8990,22 @@
         <w:t>)</w:t>
       </w:r>
       <w:r>
-        <w:t xml:space="preserve">: If you want to transfer data from FLEx to </w:t>
-      </w:r>
-      <w:proofErr w:type="spellStart"/>
-      <w:r>
-        <w:t>WeSay</w:t>
-      </w:r>
-      <w:proofErr w:type="spellEnd"/>
-      <w:r>
-        <w:t>, there are two options. First is Send/Receive</w:t>
-      </w:r>
-      <w:r>
-        <w:t xml:space="preserve"> using the Lexicon options. This approach uses LIFT, but provides a way to have changes from </w:t>
-      </w:r>
-      <w:proofErr w:type="spellStart"/>
-      <w:r>
-        <w:t>WeSay</w:t>
-      </w:r>
-      <w:proofErr w:type="spellEnd"/>
-      <w:r>
-        <w:t xml:space="preserve"> merged back into </w:t>
+        <w:t>: If you want to transfer data from FLEx to WeSay, there are two options. First is Send/Receive</w:t>
+      </w:r>
+      <w:r>
+        <w:t xml:space="preserve"> using the Lexicon options. This approach uses LIFT, but provides a way to have changes from WeSay merged back into </w:t>
       </w:r>
       <w:r>
         <w:t>FLEx</w:t>
       </w:r>
       <w:r>
-        <w:t xml:space="preserve">, with some limitations. Also, as of this writing, any FLEx version from FW9.0 and later will not S/R with WeSay1.6 until a new version of </w:t>
-      </w:r>
-      <w:proofErr w:type="spellStart"/>
-      <w:r>
-        <w:t>WeSay</w:t>
-      </w:r>
-      <w:proofErr w:type="spellEnd"/>
-      <w:r>
-        <w:t xml:space="preserve"> is produced (LT-20506). </w:t>
-      </w:r>
-      <w:r>
-        <w:t xml:space="preserve">If you need to do this, request </w:t>
-      </w:r>
-      <w:proofErr w:type="spellStart"/>
-      <w:r>
-        <w:t>WeSay</w:t>
-      </w:r>
-      <w:proofErr w:type="spellEnd"/>
-      <w:r>
-        <w:t xml:space="preserve"> 10.0.0 which should work, although it’s not on the </w:t>
-      </w:r>
-      <w:proofErr w:type="spellStart"/>
-      <w:r>
-        <w:t>WeSay</w:t>
-      </w:r>
-      <w:proofErr w:type="spellEnd"/>
-      <w:r>
-        <w:t xml:space="preserve"> sight yet. </w:t>
-      </w:r>
-      <w:r>
-        <w:t xml:space="preserve">The other way you can transfer FLEx data to </w:t>
-      </w:r>
-      <w:proofErr w:type="spellStart"/>
-      <w:r>
-        <w:t>WeSay</w:t>
-      </w:r>
-      <w:proofErr w:type="spellEnd"/>
-      <w:r>
-        <w:t xml:space="preserve"> is to export a LIFT file and open that in </w:t>
-      </w:r>
-      <w:proofErr w:type="spellStart"/>
-      <w:r>
-        <w:t>WeSay</w:t>
-      </w:r>
-      <w:proofErr w:type="spellEnd"/>
-      <w:r>
-        <w:t>.</w:t>
+        <w:t xml:space="preserve">, with some limitations. Also, as of this writing, any FLEx version from FW9.0 and later will not S/R with WeSay1.6 until a new version of WeSay is produced (LT-20506). </w:t>
+      </w:r>
+      <w:r>
+        <w:t xml:space="preserve">If you need to do this, request WeSay 10.0.0 which should work, although it’s not on the WeSay sight yet. </w:t>
+      </w:r>
+      <w:r>
+        <w:t>The other way you can transfer FLEx data to WeSay is to export a LIFT file and open that in WeSay.</w:t>
       </w:r>
     </w:p>
     <w:p>
@@ -8916,6 +9014,7 @@
       </w:pPr>
       <w:proofErr w:type="spellStart"/>
       <w:r>
+        <w:lastRenderedPageBreak/>
         <w:t>Lexique</w:t>
       </w:r>
       <w:proofErr w:type="spellEnd"/>
@@ -8925,7 +9024,7 @@
       <w:r>
         <w:t xml:space="preserve"> (</w:t>
       </w:r>
-      <w:hyperlink r:id="rId19" w:history="1">
+      <w:hyperlink r:id="rId20" w:history="1">
         <w:r>
           <w:rPr>
             <w:rStyle w:val="Hyperlink"/>
@@ -8966,7 +9065,7 @@
       <w:r>
         <w:t xml:space="preserve"> (</w:t>
       </w:r>
-      <w:hyperlink r:id="rId20" w:history="1">
+      <w:hyperlink r:id="rId21" w:history="1">
         <w:r>
           <w:rPr>
             <w:rStyle w:val="Hyperlink"/>
@@ -9013,7 +9112,7 @@
       <w:r>
         <w:t>(</w:t>
       </w:r>
-      <w:hyperlink r:id="rId21" w:history="1">
+      <w:hyperlink r:id="rId22" w:history="1">
         <w:r>
           <w:rPr>
             <w:rStyle w:val="Hyperlink"/>
@@ -9059,7 +9158,7 @@
         <w:t>‎</w:t>
       </w:r>
       <w:r>
-        <w:t>2.4</w:t>
+        <w:t>3.4</w:t>
       </w:r>
       <w:r>
         <w:fldChar w:fldCharType="end"/>
@@ -9072,14 +9171,14 @@
       <w:pPr>
         <w:pStyle w:val="Heading2"/>
       </w:pPr>
-      <w:bookmarkStart w:id="43" w:name="_Hlk64638021"/>
-      <w:bookmarkStart w:id="44" w:name="_Toc155710300"/>
+      <w:bookmarkStart w:id="44" w:name="_Hlk64638021"/>
+      <w:bookmarkStart w:id="45" w:name="_Toc221690361"/>
       <w:r>
         <w:t>LIFT 0.13 XML</w:t>
       </w:r>
-      <w:bookmarkEnd w:id="44"/>
-    </w:p>
-    <w:bookmarkEnd w:id="43"/>
+      <w:bookmarkEnd w:id="45"/>
+    </w:p>
+    <w:bookmarkEnd w:id="44"/>
     <w:p>
       <w:pPr>
         <w:pStyle w:val="BodyText"/>
@@ -9096,16 +9195,7 @@
         <w:t>) is an XML format for lexical information (dictionaries).</w:t>
       </w:r>
       <w:r>
-        <w:t xml:space="preserve"> It was designed by SIL to provide a standard for transferring lexical data between programs. FLEx, </w:t>
-      </w:r>
-      <w:proofErr w:type="spellStart"/>
-      <w:r>
-        <w:lastRenderedPageBreak/>
-        <w:t>WeSay</w:t>
-      </w:r>
-      <w:proofErr w:type="spellEnd"/>
-      <w:r>
-        <w:t xml:space="preserve">, </w:t>
+        <w:t xml:space="preserve"> It was designed by SIL to provide a standard for transferring lexical data between programs. FLEx, WeSay, </w:t>
       </w:r>
       <w:proofErr w:type="spellStart"/>
       <w:r>
@@ -9118,7 +9208,7 @@
       <w:r>
         <w:t xml:space="preserve"> See </w:t>
       </w:r>
-      <w:hyperlink r:id="rId22" w:history="1">
+      <w:hyperlink r:id="rId23" w:history="1">
         <w:r>
           <w:rPr>
             <w:rStyle w:val="Hyperlink"/>
@@ -9129,7 +9219,7 @@
       <w:r>
         <w:t xml:space="preserve"> for details of the LIFT standard. Although version 0.15 has been defined, at this point programs are all using version 0.13. The description for this version is at </w:t>
       </w:r>
-      <w:hyperlink r:id="rId23" w:history="1">
+      <w:hyperlink r:id="rId24" w:history="1">
         <w:r>
           <w:rPr>
             <w:rStyle w:val="Hyperlink"/>
@@ -9170,15 +9260,7 @@
       </w:r>
       <w:proofErr w:type="spellEnd"/>
       <w:r>
-        <w:t xml:space="preserve">="2017-05-03T16:41:34Z" id="*hindoksa_016f2759-ed12-42a5-abcb-7fe3f53d05b0" </w:t>
-      </w:r>
-      <w:proofErr w:type="spellStart"/>
-      <w:r>
-        <w:t>guid</w:t>
-      </w:r>
-      <w:proofErr w:type="spellEnd"/>
-      <w:r>
-        <w:t>="016f2759-ed12-42a5-abcb-7fe3f53d05b0"&gt;</w:t>
+        <w:t>="2017-05-03T16:41:34Z" id="*hindoksa_016f2759-ed12-42a5-abcb-7fe3f53d05b0" guid="016f2759-ed12-42a5-abcb-7fe3f53d05b0"&gt;</w:t>
       </w:r>
       <w:r>
         <w:br/>
@@ -9398,13 +9480,8 @@
         <w:pStyle w:val="BodyText"/>
       </w:pPr>
       <w:r>
-        <w:t xml:space="preserve">In its current state, LIFT supports much of what’s in the FLEx lexicon, but it doesn’t cover everything, and some things do not have enough detail to clearly keep track of data during Send/Receive with </w:t>
-      </w:r>
-      <w:proofErr w:type="spellStart"/>
-      <w:r>
-        <w:t>WeSay</w:t>
-      </w:r>
-      <w:proofErr w:type="spellEnd"/>
+        <w:t>In its current state, LIFT supports much of what’s in the FLEx lexicon, but it doesn’t cover everything, and some things do not have enough detail to clearly keep track of data during Send/Receive with WeSay</w:t>
+      </w:r>
       <w:r>
         <w:t>, which currently uses LIFT</w:t>
       </w:r>
@@ -9448,12 +9525,13 @@
         <w:pStyle w:val="BodyText"/>
       </w:pPr>
       <w:r>
+        <w:lastRenderedPageBreak/>
         <w:t>FLEx will also import data from LIFT files and attempts to merge it into existing FLEx data.</w:t>
       </w:r>
       <w:r>
         <w:t xml:space="preserve"> For more information on exporting and importing LIFT data in FLEx, see </w:t>
       </w:r>
-      <w:hyperlink r:id="rId24" w:history="1">
+      <w:hyperlink r:id="rId25" w:history="1">
         <w:r>
           <w:rPr>
             <w:rStyle w:val="Hyperlink"/>
@@ -9475,7 +9553,7 @@
       <w:pPr>
         <w:pStyle w:val="Heading2"/>
       </w:pPr>
-      <w:bookmarkStart w:id="45" w:name="_Toc155710301"/>
+      <w:bookmarkStart w:id="46" w:name="_Toc221690362"/>
       <w:r>
         <w:t>Standard Format (</w:t>
       </w:r>
@@ -9485,7 +9563,7 @@
       <w:r>
         <w:t>)</w:t>
       </w:r>
-      <w:bookmarkEnd w:id="45"/>
+      <w:bookmarkEnd w:id="46"/>
     </w:p>
     <w:p>
       <w:pPr>
@@ -9531,16 +9609,12 @@
         <w:t xml:space="preserve">store </w:t>
       </w:r>
       <w:r>
-        <w:t xml:space="preserve">many kinds of data including Scripture, dictionaries, interlinear texts, anthropological data, linguistic articles, address lists, etc. There are multiple formats for dictionaries developed in different parts of the world. The most widely used standard is called </w:t>
-      </w:r>
-      <w:r>
-        <w:lastRenderedPageBreak/>
-        <w:t xml:space="preserve">Multi-Dictionary Formatter (MDF) described </w:t>
+        <w:t xml:space="preserve">many kinds of data including Scripture, dictionaries, interlinear texts, anthropological data, linguistic articles, address lists, etc. There are multiple formats for dictionaries developed in different parts of the world. The most widely used standard is called Multi-Dictionary Formatter (MDF) described </w:t>
       </w:r>
       <w:r>
         <w:t xml:space="preserve">in </w:t>
       </w:r>
-      <w:hyperlink r:id="rId25" w:history="1">
+      <w:hyperlink r:id="rId26" w:history="1">
         <w:r>
           <w:rPr>
             <w:rStyle w:val="Hyperlink"/>
@@ -9786,25 +9860,18 @@
       <w:pPr>
         <w:pStyle w:val="Heading2"/>
       </w:pPr>
-      <w:bookmarkStart w:id="46" w:name="_Ref65152511"/>
-      <w:bookmarkStart w:id="47" w:name="_Toc155710302"/>
-      <w:r>
+      <w:bookmarkStart w:id="47" w:name="_Ref65152511"/>
+      <w:bookmarkStart w:id="48" w:name="_Toc221690363"/>
+      <w:r>
+        <w:lastRenderedPageBreak/>
         <w:t>FieldWorks raw data</w:t>
       </w:r>
-      <w:bookmarkEnd w:id="46"/>
       <w:bookmarkEnd w:id="47"/>
-    </w:p>
-    <w:p>
-      <w:r>
-        <w:t xml:space="preserve">This is not an export—it’s just the way that FLEx stores data in the </w:t>
-      </w:r>
-      <w:proofErr w:type="spellStart"/>
-      <w:r>
-        <w:t>fwdata</w:t>
-      </w:r>
-      <w:proofErr w:type="spellEnd"/>
-      <w:r>
-        <w:t xml:space="preserve"> file inside the project directory. It is an xml format of </w:t>
+      <w:bookmarkEnd w:id="48"/>
+    </w:p>
+    <w:p>
+      <w:r>
+        <w:t xml:space="preserve">This is not an export—it’s just the way that FLEx stores data in the fwdata file inside the project directory. It is an xml format of </w:t>
       </w:r>
       <w:r>
         <w:t xml:space="preserve">conceptual object records </w:t>
@@ -9818,15 +9885,10 @@
       <w:r>
         <w:t xml:space="preserve"> </w:t>
       </w:r>
-      <w:proofErr w:type="spellStart"/>
-      <w:r>
-        <w:t>guid</w:t>
-      </w:r>
-      <w:proofErr w:type="spellEnd"/>
-      <w:r>
-        <w:t xml:space="preserve"> order. The structure of this file is described in </w:t>
-      </w:r>
-      <w:hyperlink r:id="rId26" w:history="1">
+      <w:r>
+        <w:t xml:space="preserve">guid order. The structure of this file is described in </w:t>
+      </w:r>
+      <w:hyperlink r:id="rId27" w:history="1">
         <w:r>
           <w:rPr>
             <w:rStyle w:val="Hyperlink"/>
@@ -9842,7 +9904,7 @@
       <w:pPr>
         <w:pStyle w:val="ListBullet"/>
       </w:pPr>
-      <w:hyperlink r:id="rId27" w:history="1">
+      <w:hyperlink r:id="rId28" w:history="1">
         <w:r>
           <w:rPr>
             <w:rStyle w:val="Hyperlink"/>
@@ -9873,7 +9935,7 @@
       <w:pPr>
         <w:pStyle w:val="ListBullet"/>
       </w:pPr>
-      <w:hyperlink r:id="rId28" w:history="1">
+      <w:hyperlink r:id="rId29" w:history="1">
         <w:r>
           <w:rPr>
             <w:rStyle w:val="Hyperlink"/>
@@ -9898,7 +9960,7 @@
       <w:pPr>
         <w:pStyle w:val="ListBullet"/>
       </w:pPr>
-      <w:hyperlink r:id="rId29" w:history="1">
+      <w:hyperlink r:id="rId30" w:history="1">
         <w:r>
           <w:rPr>
             <w:rStyle w:val="Hyperlink"/>
@@ -9924,7 +9986,6 @@
         <w:pStyle w:val="BodyText"/>
       </w:pPr>
       <w:r>
-        <w:lastRenderedPageBreak/>
         <w:t>Depending on what you want to export, this may provide a way to get it.</w:t>
       </w:r>
     </w:p>
@@ -9932,36 +9993,20 @@
       <w:pPr>
         <w:pStyle w:val="Heading2"/>
       </w:pPr>
-      <w:bookmarkStart w:id="48" w:name="_Ref65152557"/>
-      <w:bookmarkStart w:id="49" w:name="_Toc155710303"/>
+      <w:bookmarkStart w:id="49" w:name="_Ref65152557"/>
+      <w:bookmarkStart w:id="50" w:name="_Toc221690364"/>
       <w:r>
         <w:t>FieldWorks Send/Receive data</w:t>
       </w:r>
-      <w:bookmarkEnd w:id="48"/>
       <w:bookmarkEnd w:id="49"/>
+      <w:bookmarkEnd w:id="50"/>
     </w:p>
     <w:p>
       <w:pPr>
         <w:pStyle w:val="BodyText"/>
       </w:pPr>
       <w:r>
-        <w:t xml:space="preserve">Instead of the flat list of records in the </w:t>
-      </w:r>
-      <w:proofErr w:type="spellStart"/>
-      <w:r>
-        <w:t>fwdata</w:t>
-      </w:r>
-      <w:proofErr w:type="spellEnd"/>
-      <w:r>
-        <w:t xml:space="preserve"> file, when you do a Send/Receive, the </w:t>
-      </w:r>
-      <w:proofErr w:type="spellStart"/>
-      <w:r>
-        <w:t>fwdata</w:t>
-      </w:r>
-      <w:proofErr w:type="spellEnd"/>
-      <w:r>
-        <w:t xml:space="preserve"> file is split into a hierarchical form of XML that includes owned objects inside the outer object. For example, a </w:t>
+        <w:t xml:space="preserve">Instead of the flat list of records in the fwdata file, when you do a Send/Receive, the fwdata file is split into a hierarchical form of XML that includes owned objects inside the outer object. For example, a </w:t>
       </w:r>
       <w:proofErr w:type="spellStart"/>
       <w:r>
@@ -9981,15 +10026,7 @@
         <w:t>morphosyntax analyses</w:t>
       </w:r>
       <w:r>
-        <w:t xml:space="preserve">, senses, examples, etc. that are scattered around in the </w:t>
-      </w:r>
-      <w:proofErr w:type="spellStart"/>
-      <w:r>
-        <w:t>fwdata</w:t>
-      </w:r>
-      <w:proofErr w:type="spellEnd"/>
-      <w:r>
-        <w:t xml:space="preserve"> file. </w:t>
+        <w:t xml:space="preserve">, senses, examples, etc. that are scattered around in the fwdata file. </w:t>
       </w:r>
       <w:r>
         <w:t>Y</w:t>
@@ -10075,15 +10112,7 @@
       <w:proofErr w:type="spellEnd"/>
       <w:r>
         <w:br/>
-        <w:t xml:space="preserve">    </w:t>
-      </w:r>
-      <w:proofErr w:type="spellStart"/>
-      <w:r>
-        <w:t>guid</w:t>
-      </w:r>
-      <w:proofErr w:type="spellEnd"/>
-      <w:r>
-        <w:t>="016f2759-ed12-42a5-abcb-7fe3f53d05b0"&gt;</w:t>
+        <w:t xml:space="preserve">    guid="016f2759-ed12-42a5-abcb-7fe3f53d05b0"&gt;</w:t>
       </w:r>
       <w:r>
         <w:br/>
@@ -10248,15 +10277,7 @@
       <w:proofErr w:type="spellEnd"/>
       <w:r>
         <w:br/>
-        <w:t xml:space="preserve">            </w:t>
-      </w:r>
-      <w:proofErr w:type="spellStart"/>
-      <w:r>
-        <w:t>guid</w:t>
-      </w:r>
-      <w:proofErr w:type="spellEnd"/>
-      <w:r>
-        <w:t>="b906f755-3c7d-45b8-a7cd-49b6bc040abe"&gt;</w:t>
+        <w:t xml:space="preserve">            guid="b906f755-3c7d-45b8-a7cd-49b6bc040abe"&gt;</w:t>
       </w:r>
       <w:r>
         <w:br/>
@@ -10276,6 +10297,9 @@
       <w:proofErr w:type="spellEnd"/>
       <w:r>
         <w:br/>
+      </w:r>
+      <w:r>
+        <w:lastRenderedPageBreak/>
         <w:t xml:space="preserve">                    </w:t>
       </w:r>
       <w:proofErr w:type="spellStart"/>
@@ -10433,15 +10457,7 @@
       <w:proofErr w:type="spellEnd"/>
       <w:r>
         <w:br/>
-        <w:t xml:space="preserve">                    </w:t>
-      </w:r>
-      <w:proofErr w:type="spellStart"/>
-      <w:r>
-        <w:t>guid</w:t>
-      </w:r>
-      <w:proofErr w:type="spellEnd"/>
-      <w:r>
-        <w:t>="d7f713e4-e8cf-11d3-9764-00c04f186933"</w:t>
+        <w:t xml:space="preserve">                    guid="d7f713e4-e8cf-11d3-9764-00c04f186933"</w:t>
       </w:r>
       <w:r>
         <w:br/>
@@ -10509,15 +10525,7 @@
       <w:proofErr w:type="spellEnd"/>
       <w:r>
         <w:br/>
-        <w:t xml:space="preserve">            </w:t>
-      </w:r>
-      <w:proofErr w:type="spellStart"/>
-      <w:r>
-        <w:t>guid</w:t>
-      </w:r>
-      <w:proofErr w:type="spellEnd"/>
-      <w:r>
-        <w:t>="f17bfe28-abef-40c8-b747-0367ac06c620"&gt;</w:t>
+        <w:t xml:space="preserve">            guid="f17bfe28-abef-40c8-b747-0367ac06c620"&gt;</w:t>
       </w:r>
       <w:r>
         <w:br/>
@@ -10542,18 +10550,7 @@
       <w:proofErr w:type="spellEnd"/>
       <w:r>
         <w:br/>
-      </w:r>
-      <w:r>
-        <w:lastRenderedPageBreak/>
-        <w:t xml:space="preserve">                    </w:t>
-      </w:r>
-      <w:proofErr w:type="spellStart"/>
-      <w:r>
-        <w:t>guid</w:t>
-      </w:r>
-      <w:proofErr w:type="spellEnd"/>
-      <w:r>
-        <w:t>="d7f71543-e8cf-11d3-9764-00c04f186933"</w:t>
+        <w:t xml:space="preserve">                    guid="d7f71543-e8cf-11d3-9764-00c04f186933"</w:t>
       </w:r>
       <w:r>
         <w:br/>
@@ -10622,15 +10619,7 @@
       </w:r>
       <w:r>
         <w:br/>
-        <w:t xml:space="preserve">            </w:t>
-      </w:r>
-      <w:proofErr w:type="spellStart"/>
-      <w:r>
-        <w:t>guid</w:t>
-      </w:r>
-      <w:proofErr w:type="spellEnd"/>
-      <w:r>
-        <w:t>="406e0027-905b-445f-ae17-4653abf47d46"&gt;</w:t>
+        <w:t xml:space="preserve">            guid="406e0027-905b-445f-ae17-4653abf47d46"&gt;</w:t>
       </w:r>
       <w:r>
         <w:br/>
@@ -10748,15 +10737,7 @@
       <w:proofErr w:type="spellEnd"/>
       <w:r>
         <w:br/>
-        <w:t xml:space="preserve">                    </w:t>
-      </w:r>
-      <w:proofErr w:type="spellStart"/>
-      <w:r>
-        <w:t>guid</w:t>
-      </w:r>
-      <w:proofErr w:type="spellEnd"/>
-      <w:r>
-        <w:t>="f17bfe28-abef-40c8-b747-0367ac06c620"</w:t>
+        <w:t xml:space="preserve">                    guid="f17bfe28-abef-40c8-b747-0367ac06c620"</w:t>
       </w:r>
       <w:r>
         <w:br/>
@@ -10817,15 +10798,7 @@
         <w:t>syntax</w:t>
       </w:r>
       <w:r>
-        <w:t xml:space="preserve"> of the data is identical to the </w:t>
-      </w:r>
-      <w:proofErr w:type="spellStart"/>
-      <w:r>
-        <w:t>fwdata</w:t>
-      </w:r>
-      <w:proofErr w:type="spellEnd"/>
-      <w:r>
-        <w:t xml:space="preserve"> file </w:t>
+        <w:t xml:space="preserve"> of the data is identical to the fwdata file </w:t>
       </w:r>
       <w:r>
         <w:t xml:space="preserve">described </w:t>
@@ -10833,7 +10806,7 @@
       <w:r>
         <w:t xml:space="preserve">in </w:t>
       </w:r>
-      <w:hyperlink r:id="rId30" w:history="1">
+      <w:hyperlink r:id="rId31" w:history="1">
         <w:r>
           <w:rPr>
             <w:rStyle w:val="Hyperlink"/>
@@ -10866,11 +10839,12 @@
       <w:pPr>
         <w:pStyle w:val="Heading1"/>
       </w:pPr>
-      <w:bookmarkStart w:id="50" w:name="_Toc155710304"/>
-      <w:r>
+      <w:bookmarkStart w:id="51" w:name="_Toc221690365"/>
+      <w:r>
+        <w:lastRenderedPageBreak/>
         <w:t>Miscellaneous</w:t>
       </w:r>
-      <w:bookmarkEnd w:id="50"/>
+      <w:bookmarkEnd w:id="51"/>
     </w:p>
     <w:p>
       <w:pPr>
@@ -10950,11 +10924,11 @@
       </w:r>
     </w:p>
     <w:sectPr>
-      <w:headerReference w:type="even" r:id="rId31"/>
-      <w:headerReference w:type="default" r:id="rId32"/>
-      <w:footerReference w:type="even" r:id="rId33"/>
-      <w:footerReference w:type="default" r:id="rId34"/>
-      <w:footerReference w:type="first" r:id="rId35"/>
+      <w:headerReference w:type="even" r:id="rId32"/>
+      <w:headerReference w:type="default" r:id="rId33"/>
+      <w:footerReference w:type="even" r:id="rId34"/>
+      <w:footerReference w:type="default" r:id="rId35"/>
+      <w:footerReference w:type="first" r:id="rId36"/>
       <w:pgSz w:w="12240" w:h="15840" w:code="1"/>
       <w:pgMar w:top="1440" w:right="1440" w:bottom="1440" w:left="1440" w:header="720" w:footer="720" w:gutter="0"/>
       <w:pgNumType w:start="1"/>
@@ -11015,7 +10989,7 @@
       <w:rPr>
         <w:noProof/>
       </w:rPr>
-      <w:t>1/9/2024</w:t>
+      <w:t>2/11/2026</w:t>
     </w:r>
     <w:r>
       <w:fldChar w:fldCharType="end"/>
@@ -11062,7 +11036,7 @@
         <w:rStyle w:val="PageNumber"/>
         <w:noProof/>
       </w:rPr>
-      <w:t>1/9/2024</w:t>
+      <w:t>2/11/2026</w:t>
     </w:r>
     <w:r>
       <w:rPr>
@@ -14096,7 +14070,7 @@
 </file>
 
 <file path=customXml/itemProps1.xml><?xml version="1.0" encoding="utf-8"?>
-<ds:datastoreItem xmlns:ds="http://schemas.openxmlformats.org/officeDocument/2006/customXml" ds:itemID="{292AB115-E435-4F94-A494-5B9F5746A1CE}">
+<ds:datastoreItem xmlns:ds="http://schemas.openxmlformats.org/officeDocument/2006/customXml" ds:itemID="{FC26C0F1-F2D0-4F5D-8535-83086A70E58E}">
   <ds:schemaRefs>
     <ds:schemaRef ds:uri="http://schemas.openxmlformats.org/officeDocument/2006/bibliography"/>
   </ds:schemaRefs>
